--- a/manuscript/NAR_WebServer_BrainSafe.docx
+++ b/manuscript/NAR_WebServer_BrainSafe.docx
@@ -1576,7 +1576,31 @@
         <w:t xml:space="preserve"> </w:t>
       </w:r>
       <w:r>
-        <w:t xml:space="preserve">deployed they reach a mean AUROC of 0.917 and a mean sensitivity of 0.898 on actives withheld by</w:t>
+        <w:t xml:space="preserve">deployed they reach a mean AUROC of 0.917 and a mean sensitivity of 0.764 on actives</w:t>
+      </w:r>
+      <w:r>
+        <w:t xml:space="preserve"> </w:t>
+      </w:r>
+      <w:r>
+        <w:t xml:space="preserve">genuinely withheld by scaffold. The registry reports 0.898 for that field and labels it as held out,</w:t>
+      </w:r>
+      <w:r>
+        <w:t xml:space="preserve"> </w:t>
+      </w:r>
+      <w:r>
+        <w:t xml:space="preserve">but the script that writes it last scores every active in the endpoint table, about four fifths of</w:t>
+      </w:r>
+      <w:r>
+        <w:t xml:space="preserve"> </w:t>
+      </w:r>
+      <w:r>
+        <w:t xml:space="preserve">which the model was fitted on; the difference of 0.134 is the cost of scoring a</w:t>
+      </w:r>
+      <w:r>
+        <w:t xml:space="preserve"> </w:t>
+      </w:r>
+      <w:r>
+        <w:t xml:space="preserve">model on its own training compounds. Measured on actives withheld by</w:t>
       </w:r>
       <w:r>
         <w:t xml:space="preserve"> </w:t>

--- a/manuscript/NAR_WebServer_BrainSafe.docx
+++ b/manuscript/NAR_WebServer_BrainSafe.docx
@@ -1576,61 +1576,125 @@
         <w:t xml:space="preserve"> </w:t>
       </w:r>
       <w:r>
-        <w:t xml:space="preserve">deployed they reach a mean AUROC of 0.917 and a mean sensitivity of 0.764 on actives</w:t>
-      </w:r>
-      <w:r>
-        <w:t xml:space="preserve"> </w:t>
-      </w:r>
-      <w:r>
-        <w:t xml:space="preserve">genuinely withheld by scaffold. The registry reports 0.898 for that field and labels it as held out,</w:t>
-      </w:r>
-      <w:r>
-        <w:t xml:space="preserve"> </w:t>
-      </w:r>
-      <w:r>
-        <w:t xml:space="preserve">but the script that writes it last scores every active in the endpoint table, about four fifths of</w:t>
-      </w:r>
-      <w:r>
-        <w:t xml:space="preserve"> </w:t>
-      </w:r>
-      <w:r>
-        <w:t xml:space="preserve">which the model was fitted on; the difference of 0.134 is the cost of scoring a</w:t>
-      </w:r>
-      <w:r>
-        <w:t xml:space="preserve"> </w:t>
-      </w:r>
-      <w:r>
-        <w:t xml:space="preserve">model on its own training compounds. Measured on actives withheld by</w:t>
-      </w:r>
-      <w:r>
-        <w:t xml:space="preserve"> </w:t>
-      </w:r>
-      <w:r>
-        <w:t xml:space="preserve">scaffold, at thresholds constrained simultaneously by held-out measured inactives and by the</w:t>
-      </w:r>
-      <w:r>
-        <w:t xml:space="preserve"> </w:t>
-      </w:r>
-      <w:r>
-        <w:t xml:space="preserve">false-positive rate on a disjoint pool of unrelated chemistry. Both figures are means over 47</w:t>
-      </w:r>
-      <w:r>
-        <w:t xml:space="preserve"> </w:t>
-      </w:r>
-      <w:r>
-        <w:t xml:space="preserve">endpoints and the spread behind them is wide: AUROC ranges from 0.719 at GABA-A to 0.985, and</w:t>
-      </w:r>
-      <w:r>
-        <w:t xml:space="preserve"> </w:t>
-      </w:r>
-      <w:r>
-        <w:t xml:space="preserve">sensitivity from 0.639 at COX-2 to 0.997, so the two means describe the panel and not any particular</w:t>
-      </w:r>
-      <w:r>
-        <w:t xml:space="preserve"> </w:t>
-      </w:r>
-      <w:r>
-        <w:t xml:space="preserve">endpoint. Supplementary Table S1 gives every endpoint separately. Five are withdrawn: Nav1.1 and GluA2</w:t>
+        <w:t xml:space="preserve">deployed they reach a mean AUROC of 0.917 and a mean sensitivity of 0.764, both measured on actives</w:t>
+      </w:r>
+      <w:r>
+        <w:t xml:space="preserve"> </w:t>
+      </w:r>
+      <w:r>
+        <w:t xml:space="preserve">withheld by scaffold, at thresholds constrained simultaneously by held-out measured inactives and by</w:t>
+      </w:r>
+      <w:r>
+        <w:t xml:space="preserve"> </w:t>
+      </w:r>
+      <w:r>
+        <w:t xml:space="preserve">the false-positive rate on a disjoint pool of unrelated chemistry. Both figures are means over 47</w:t>
+      </w:r>
+      <w:r>
+        <w:t xml:space="preserve"> </w:t>
+      </w:r>
+      <w:r>
+        <w:t xml:space="preserve">endpoints and the spread behind them is wide: AUROC ranges from 0.719 at GABA-A to 0.985 at CGRP,</w:t>
+      </w:r>
+      <w:r>
+        <w:t xml:space="preserve"> </w:t>
+      </w:r>
+      <w:r>
+        <w:t xml:space="preserve">and sensitivity from 0.303 at GABA-A to 0.993 at CGRP with a median of 0.835, so the two means</w:t>
+      </w:r>
+      <w:r>
+        <w:t xml:space="preserve"> </w:t>
+      </w:r>
+      <w:r>
+        <w:t xml:space="preserve">describe the panel and not any particular endpoint. Supplementary Table S1 gives every endpoint</w:t>
+      </w:r>
+      <w:r>
+        <w:t xml:space="preserve"> </w:t>
+      </w:r>
+      <w:r>
+        <w:t xml:space="preserve">separately.</w:t>
+      </w:r>
+    </w:p>
+    <w:p>
+      <w:pPr>
+        <w:pStyle w:val="BodyText"/>
+      </w:pPr>
+      <w:r>
+        <w:t xml:space="preserve">The sensitivity figure carries a correction we report rather than leave for a reader to find. Four</w:t>
+      </w:r>
+      <w:r>
+        <w:t xml:space="preserve"> </w:t>
+      </w:r>
+      <w:r>
+        <w:t xml:space="preserve">scripts write this field in sequence, and the last of them scored every active in the endpoint table,</w:t>
+      </w:r>
+      <w:r>
+        <w:t xml:space="preserve"> </w:t>
+      </w:r>
+      <w:r>
+        <w:t xml:space="preserve">roughly four fifths of which the model had been fitted on, while leaving the field’s own basis</w:t>
+      </w:r>
+      <w:r>
+        <w:t xml:space="preserve"> </w:t>
+      </w:r>
+      <w:r>
+        <w:t xml:space="preserve">annotation reading that the measurement was held out. The panel mean was therefore published as 0.898</w:t>
+      </w:r>
+      <w:r>
+        <w:t xml:space="preserve"> </w:t>
+      </w:r>
+      <w:r>
+        <w:t xml:space="preserve">against a held-out 0.764, an inflation of 0.134, with nothing in the record disagreeing with anything</w:t>
+      </w:r>
+      <w:r>
+        <w:t xml:space="preserve"> </w:t>
+      </w:r>
+      <w:r>
+        <w:t xml:space="preserve">else. The scoring script now reads the scaffold-held-out partition and declares its basis when it</w:t>
+      </w:r>
+      <w:r>
+        <w:t xml:space="preserve"> </w:t>
+      </w:r>
+      <w:r>
+        <w:t xml:space="preserve">cannot, the registry has been recomputed from that partition and agrees with the threshold table on</w:t>
+      </w:r>
+      <w:r>
+        <w:t xml:space="preserve"> </w:t>
+      </w:r>
+      <w:r>
+        <w:t xml:space="preserve">all 47 deployed endpoints, and a regression test fails if any deployed endpoint reports sensitivity</w:t>
+      </w:r>
+      <w:r>
+        <w:t xml:space="preserve"> </w:t>
+      </w:r>
+      <w:r>
+        <w:t xml:space="preserve">on an undeclared basis. Six endpoints fall below the reliability gate on the corrected figure, against</w:t>
+      </w:r>
+      <w:r>
+        <w:t xml:space="preserve"> </w:t>
+      </w:r>
+      <w:r>
+        <w:t xml:space="preserve">one before: COX-2, GABA-A, GluN2B, P2X7, SIRT1 and TAAR1. They remain deployed, because each holds</w:t>
+      </w:r>
+      <w:r>
+        <w:t xml:space="preserve"> </w:t>
+      </w:r>
+      <w:r>
+        <w:t xml:space="preserve">its background false-positive rate at or below target and is therefore weak rather than misleading,</w:t>
+      </w:r>
+      <w:r>
+        <w:t xml:space="preserve"> </w:t>
+      </w:r>
+      <w:r>
+        <w:t xml:space="preserve">and the interface marks a negative call from any of them as low-powered.</w:t>
+      </w:r>
+    </w:p>
+    <w:p>
+      <w:pPr>
+        <w:pStyle w:val="BodyText"/>
+      </w:pPr>
+      <w:r>
+        <w:t xml:space="preserve">Five endpoints are withdrawn outright: Nav1.1 and GluA2</w:t>
       </w:r>
       <w:r>
         <w:t xml:space="preserve"> </w:t>

--- a/manuscript/NAR_WebServer_BrainSafe.docx
+++ b/manuscript/NAR_WebServer_BrainSafe.docx
@@ -52,7 +52,13 @@
         <w:t xml:space="preserve"> </w:t>
       </w:r>
       <w:r>
-        <w:t xml:space="preserve">[TO BE SUPPLIED]</w:t>
+        <w:t xml:space="preserve">Krishnasalini Gunanathan¹, Raghunatha Sarma¹, Sai Shyam¹, Ramya E. M.¹,</w:t>
+      </w:r>
+      <w:r>
+        <w:t xml:space="preserve"> </w:t>
+      </w:r>
+      <w:r>
+        <w:t xml:space="preserve">Venketesh Sivaramakrishnan¹</w:t>
       </w:r>
     </w:p>
     <w:p>
@@ -70,7 +76,7 @@
         <w:t xml:space="preserve"> </w:t>
       </w:r>
       <w:r>
-        <w:t xml:space="preserve">SAI-Net initiative, Sri Sathya Sai Institute of Higher Learning (SSSIHL), Prasanthi Nilayam, India.</w:t>
+        <w:t xml:space="preserve">¹Sri Sathya Sai Institute of Higher Learning (SSSIHL), Puttaparthi, Andhra Pradesh 515134, India.</w:t>
       </w:r>
     </w:p>
     <w:p>
@@ -88,7 +94,7 @@
         <w:t xml:space="preserve"> </w:t>
       </w:r>
       <w:r>
-        <w:t xml:space="preserve">[TO BE SUPPLIED]</w:t>
+        <w:t xml:space="preserve">Prof. Venketesh Sivaramakrishnan, svenketesh@sssihl.edu.in</w:t>
       </w:r>
     </w:p>
     <w:p>
@@ -220,13 +226,13 @@
         <w:t xml:space="preserve"> </w:t>
       </w:r>
       <w:r>
-        <w:t xml:space="preserve">than a guess for compounds outside its competence: on non-CNS chemistry its specificity is 0.949</w:t>
-      </w:r>
-      <w:r>
-        <w:t xml:space="preserve"> </w:t>
-      </w:r>
-      <w:r>
-        <w:t xml:space="preserve">(95% CI 0.934 to 0.961). The binder panel, validated against compounds measured and found inactive at</w:t>
+        <w:t xml:space="preserve">than a guess for compounds outside its competence: on non-CNS chemistry its specificity is 0.925</w:t>
+      </w:r>
+      <w:r>
+        <w:t xml:space="preserve"> </w:t>
+      </w:r>
+      <w:r>
+        <w:t xml:space="preserve">(95% CI 0.907 to 0.940). The binder panel, validated against compounds measured and found inactive at</w:t>
       </w:r>
       <w:r>
         <w:t xml:space="preserve"> </w:t>
@@ -1086,37 +1092,49 @@
         <w:t xml:space="preserve"> </w:t>
       </w:r>
       <w:r>
-        <w:t xml:space="preserve">random forest (21), XGBoost (22) and histogram gradient boosting. On the scaffold</w:t>
-      </w:r>
-      <w:r>
-        <w:t xml:space="preserve"> </w:t>
-      </w:r>
-      <w:r>
-        <w:t xml:space="preserve">split the random forest leads classification at 0.9212 mean AUROC, ahead of XGBoost (0.9156),</w:t>
-      </w:r>
-      <w:r>
-        <w:t xml:space="preserve"> </w:t>
-      </w:r>
-      <w:r>
-        <w:t xml:space="preserve">histogram gradient boosting (0.9149), the read-across (0.8829) and logistic regression (0.8352), and</w:t>
-      </w:r>
-      <w:r>
-        <w:t xml:space="preserve"> </w:t>
-      </w:r>
-      <w:r>
-        <w:t xml:space="preserve">it exceeds the read-across on all thirteen endpoints, by margins running from 0.0095 at D2 to 0.1099</w:t>
-      </w:r>
-      <w:r>
-        <w:t xml:space="preserve"> </w:t>
-      </w:r>
-      <w:r>
-        <w:t xml:space="preserve">on the antioxidant assay. It is best on seven of the eight classification endpoints, losing AChE to</w:t>
-      </w:r>
-      <w:r>
-        <w:t xml:space="preserve"> </w:t>
-      </w:r>
-      <w:r>
-        <w:t xml:space="preserve">histogram gradient boosting at 0.9148 against 0.9241. It does not lead regression at all: histogram</w:t>
+        <w:t xml:space="preserve">random forest (21), XGBoost (22) and histogram gradient boosting, each</w:t>
+      </w:r>
+      <w:r>
+        <w:t xml:space="preserve"> </w:t>
+      </w:r>
+      <w:r>
+        <w:t xml:space="preserve">class-weighted for the classification endpoints so that no family is compared unweighted against</w:t>
+      </w:r>
+      <w:r>
+        <w:t xml:space="preserve"> </w:t>
+      </w:r>
+      <w:r>
+        <w:t xml:space="preserve">weighted competitors. On the scaffold split the random forest leads classification at 0.9212 mean</w:t>
+      </w:r>
+      <w:r>
+        <w:t xml:space="preserve"> </w:t>
+      </w:r>
+      <w:r>
+        <w:t xml:space="preserve">AUROC, ahead of XGBoost (0.9156), histogram gradient boosting (0.9153), the read-across (0.8829) and</w:t>
+      </w:r>
+      <w:r>
+        <w:t xml:space="preserve"> </w:t>
+      </w:r>
+      <w:r>
+        <w:t xml:space="preserve">logistic regression (0.8352), and it exceeds the read-across on all thirteen endpoints, by margins</w:t>
+      </w:r>
+      <w:r>
+        <w:t xml:space="preserve"> </w:t>
+      </w:r>
+      <w:r>
+        <w:t xml:space="preserve">running from 0.0095 at D2 to 0.1099 on the antioxidant assay. It is best on seven of the eight</w:t>
+      </w:r>
+      <w:r>
+        <w:t xml:space="preserve"> </w:t>
+      </w:r>
+      <w:r>
+        <w:t xml:space="preserve">classification endpoints, losing AChE to histogram gradient boosting at 0.9148 against 0.9247. It</w:t>
+      </w:r>
+      <w:r>
+        <w:t xml:space="preserve"> </w:t>
+      </w:r>
+      <w:r>
+        <w:t xml:space="preserve">does not lead regression at all: histogram</w:t>
       </w:r>
       <w:r>
         <w:t xml:space="preserve"> </w:t>
@@ -1238,7 +1256,7 @@
         <w:t xml:space="preserve"> </w:t>
       </w:r>
       <w:r>
-        <w:t xml:space="preserve">stated: isotonic regression is fitted by five-fold</w:t>
+        <w:t xml:space="preserve">stated rather than left implicit: isotonic regression is fitted by five-fold</w:t>
       </w:r>
       <w:r>
         <w:t xml:space="preserve"> </w:t>
@@ -1253,49 +1271,49 @@
         <w:t xml:space="preserve"> </w:t>
       </w:r>
       <w:r>
-        <w:t xml:space="preserve">over the pooled out-of-fold</w:t>
-      </w:r>
-      <w:r>
-        <w:t xml:space="preserve"> </w:t>
-      </w:r>
-      <w:r>
-        <w:t xml:space="preserve">prediction vector. Fitting it instead on the other nine folds’ out-of-fold predictions, an equally</w:t>
-      </w:r>
-      <w:r>
-        <w:t xml:space="preserve"> </w:t>
-      </w:r>
-      <w:r>
-        <w:t xml:space="preserve">defensible nesting, gives 0.0063 on the same data. Both are honest estimates of different</w:t>
-      </w:r>
-      <w:r>
-        <w:t xml:space="preserve"> </w:t>
-      </w:r>
-      <w:r>
-        <w:t xml:space="preserve">estimators, and the difference is larger than any of the calibration gains it might be used to</w:t>
-      </w:r>
-      <w:r>
-        <w:t xml:space="preserve"> </w:t>
-      </w:r>
-      <w:r>
-        <w:t xml:space="preserve">compare, so the protocol is reported rather than the number alone. Each prediction additionally</w:t>
-      </w:r>
-      <w:r>
-        <w:t xml:space="preserve"> </w:t>
-      </w:r>
-      <w:r>
-        <w:t xml:space="preserve">carries a Mondrian conformal interval, which converts the</w:t>
-      </w:r>
-      <w:r>
-        <w:t xml:space="preserve"> </w:t>
-      </w:r>
-      <w:r>
-        <w:t xml:space="preserve">applicability domain from a caveat into a coverage statement (26): empirical coverage is</w:t>
-      </w:r>
-      <w:r>
-        <w:t xml:space="preserve"> </w:t>
-      </w:r>
-      <w:r>
-        <w:t xml:space="preserve">0.889 to 0.921 against a 0.90 target. The applicability domain itself is the maximum ECFP-4 Tanimoto</w:t>
+        <w:t xml:space="preserve">over</w:t>
+      </w:r>
+      <w:r>
+        <w:t xml:space="preserve"> </w:t>
+      </w:r>
+      <w:r>
+        <w:t xml:space="preserve">the pooled out-of-fold prediction vector, and a different, equally defensible nesting is a different</w:t>
+      </w:r>
+      <w:r>
+        <w:t xml:space="preserve"> </w:t>
+      </w:r>
+      <w:r>
+        <w:t xml:space="preserve">estimator with its own honest error, so the protocol is reported alongside the number rather than the</w:t>
+      </w:r>
+      <w:r>
+        <w:t xml:space="preserve"> </w:t>
+      </w:r>
+      <w:r>
+        <w:t xml:space="preserve">number alone. Each prediction additionally carries a Mondrian conformal interval, computed on the</w:t>
+      </w:r>
+      <w:r>
+        <w:t xml:space="preserve"> </w:t>
+      </w:r>
+      <w:r>
+        <w:t xml:space="preserve">same deduplicated matrix the classifiers are trained on, which converts the applicability domain from</w:t>
+      </w:r>
+      <w:r>
+        <w:t xml:space="preserve"> </w:t>
+      </w:r>
+      <w:r>
+        <w:t xml:space="preserve">a caveat into a coverage statement (26): empirical coverage over the eight core classifiers is</w:t>
+      </w:r>
+      <w:r>
+        <w:t xml:space="preserve"> </w:t>
+      </w:r>
+      <w:r>
+        <w:t xml:space="preserve">0.876 to 0.933 against a 0.90 target, with mean set size from 0.956 to 1.215 on a two-class problem</w:t>
+      </w:r>
+      <w:r>
+        <w:t xml:space="preserve"> </w:t>
+      </w:r>
+      <w:r>
+        <w:t xml:space="preserve">where 1.0 is a confident single label. The applicability domain itself is the maximum ECFP-4 Tanimoto</w:t>
       </w:r>
       <w:r>
         <w:t xml:space="preserve"> </w:t>
@@ -1399,19 +1417,31 @@
         <w:t xml:space="preserve"> </w:t>
       </w:r>
       <w:r>
-        <w:t xml:space="preserve">set on, the background false-positive rate has a median of 0.0259 across the 43 deployed endpoints</w:t>
-      </w:r>
-      <w:r>
-        <w:t xml:space="preserve"> </w:t>
-      </w:r>
-      <w:r>
-        <w:t xml:space="preserve">that carry one, and reaches 0.0621, exceeding its 0.05 target for four endpoints, which under the</w:t>
-      </w:r>
-      <w:r>
-        <w:t xml:space="preserve"> </w:t>
-      </w:r>
-      <w:r>
-        <w:t xml:space="preserve">previous procedure was arithmetically impossible. That the number can now disagree with its target is the evidence that it is a measurement.</w:t>
+        <w:t xml:space="preserve">set on, the background false-positive rate has a median of 0.0253 across all 47 deployed endpoints</w:t>
+      </w:r>
+      <w:r>
+        <w:t xml:space="preserve"> </w:t>
+      </w:r>
+      <w:r>
+        <w:t xml:space="preserve">and a maximum of exactly 0.05, the target itself, reached by four endpoints; under the previous</w:t>
+      </w:r>
+      <w:r>
+        <w:t xml:space="preserve"> </w:t>
+      </w:r>
+      <w:r>
+        <w:t xml:space="preserve">procedure, where the same pool set the threshold and measured the rate, the two could not disagree by</w:t>
+      </w:r>
+      <w:r>
+        <w:t xml:space="preserve"> </w:t>
+      </w:r>
+      <w:r>
+        <w:t xml:space="preserve">construction, so a genuinely disjoint measurement landing at rather than below its target is the</w:t>
+      </w:r>
+      <w:r>
+        <w:t xml:space="preserve"> </w:t>
+      </w:r>
+      <w:r>
+        <w:t xml:space="preserve">expected behaviour of a real constraint rather than evidence against it.</w:t>
       </w:r>
     </w:p>
     <w:bookmarkEnd w:id="15"/>
@@ -1724,13 +1754,7 @@
         <w:t xml:space="preserve"> </w:t>
       </w:r>
       <w:r>
-        <w:t xml:space="preserve">withdrawn. Measured on that disjoint pool the background</w:t>
-      </w:r>
-      <w:r>
-        <w:t xml:space="preserve"> </w:t>
-      </w:r>
-      <w:r>
-        <w:t xml:space="preserve">false-positive rate has a median of 0.0259.</w:t>
+        <w:t xml:space="preserve">withdrawn.</w:t>
       </w:r>
     </w:p>
     <w:p>
@@ -1788,51 +1812,37 @@
         <w:t xml:space="preserve"> </w:t>
       </w:r>
       <w:r>
-        <w:t xml:space="preserve">TreeExplainer (23), which is exact for a random forest rather than an approximation, recover</w:t>
-      </w:r>
-      <w:r>
-        <w:t xml:space="preserve"> </w:t>
-      </w:r>
-      <w:r>
-        <w:t xml:space="preserve">known physicochemistry that was never supplied to the models. For the barrier model, larger TPSA,</w:t>
-      </w:r>
-      <w:r>
-        <w:t xml:space="preserve"> </w:t>
-      </w:r>
-      <w:r>
-        <w:t xml:space="preserve">molecular weight and hydrogen-bond donor count all push away from penetration (Spearman correlation</w:t>
-      </w:r>
-      <w:r>
-        <w:t xml:space="preserve"> </w:t>
-      </w:r>
-      <w:r>
-        <w:t xml:space="preserve">between feature value and SHAP value of -0.93, -0.95 and -0.90) while drug-likeness pushes towards it</w:t>
-      </w:r>
-      <w:r>
-        <w:t xml:space="preserve"> </w:t>
-      </w:r>
-      <w:r>
-        <w:t xml:space="preserve">(+0.93); for hERG, lipophilicity pushes towards blockade (+0.95).</w:t>
-      </w:r>
-    </w:p>
-    <w:p>
-      <w:pPr>
-        <w:pStyle w:val="BodyText"/>
-      </w:pPr>
-      <w:r>
-        <w:t xml:space="preserve">An independent reproduction re-ran the entire cross-validation from the endpoint tables and scored it</w:t>
-      </w:r>
-      <w:r>
-        <w:t xml:space="preserve"> </w:t>
-      </w:r>
-      <w:r>
-        <w:t xml:space="preserve">with separately written metric code. All 26 core values reproduced exactly, with a maximum deviation</w:t>
-      </w:r>
-      <w:r>
-        <w:t xml:space="preserve"> </w:t>
-      </w:r>
-      <w:r>
-        <w:t xml:space="preserve">of 4.7 x 10⁻⁵, attributable to rounding in the stored summary.</w:t>
+        <w:t xml:space="preserve">TreeExplainer (23) on the deployed forests, which is exact for a random forest rather than an</w:t>
+      </w:r>
+      <w:r>
+        <w:t xml:space="preserve"> </w:t>
+      </w:r>
+      <w:r>
+        <w:t xml:space="preserve">approximation, recover known physicochemistry that was never supplied to the models. Over 800 sampled</w:t>
+      </w:r>
+      <w:r>
+        <w:t xml:space="preserve"> </w:t>
+      </w:r>
+      <w:r>
+        <w:t xml:space="preserve">training compounds, larger TPSA, molecular weight and hydrogen-bond donor count all push the barrier</w:t>
+      </w:r>
+      <w:r>
+        <w:t xml:space="preserve"> </w:t>
+      </w:r>
+      <w:r>
+        <w:t xml:space="preserve">model away from penetration (Spearman correlation between feature value and SHAP value of -0.93,</w:t>
+      </w:r>
+      <w:r>
+        <w:t xml:space="preserve"> </w:t>
+      </w:r>
+      <w:r>
+        <w:t xml:space="preserve">-0.94 and -0.94) while drug-likeness pushes towards it (+0.93); for hERG, lipophilicity pushes towards</w:t>
+      </w:r>
+      <w:r>
+        <w:t xml:space="preserve"> </w:t>
+      </w:r>
+      <w:r>
+        <w:t xml:space="preserve">blockade (+0.95).</w:t>
       </w:r>
     </w:p>
     <w:bookmarkEnd w:id="18"/>
@@ -1872,13 +1882,19 @@
         <w:t xml:space="preserve"> </w:t>
       </w:r>
       <w:r>
-        <w:t xml:space="preserve">On the raw table the feature-vector overlap reaches 544, which is precisely what deduplication</w:t>
-      </w:r>
-      <w:r>
-        <w:t xml:space="preserve"> </w:t>
-      </w:r>
-      <w:r>
-        <w:t xml:space="preserve">removes.</w:t>
+        <w:t xml:space="preserve">On the raw endpoint tables, before deduplication, 15,104 feature-vector-identical rows exist across</w:t>
+      </w:r>
+      <w:r>
+        <w:t xml:space="preserve"> </w:t>
+      </w:r>
+      <w:r>
+        <w:t xml:space="preserve">the panel, worst at BBB (3,773), which is precisely what deduplication removes; none of them reaches</w:t>
+      </w:r>
+      <w:r>
+        <w:t xml:space="preserve"> </w:t>
+      </w:r>
+      <w:r>
+        <w:t xml:space="preserve">a fitted model.</w:t>
       </w:r>
     </w:p>
     <w:p>
@@ -1902,13 +1918,31 @@
         <w:t xml:space="preserve"> </w:t>
       </w:r>
       <w:r>
-        <w:t xml:space="preserve">0.4938 (random) and 0.4921 (scaffold), with a worst single endpoint of 0.5174. Whole scaffold classes</w:t>
-      </w:r>
-      <w:r>
-        <w:t xml:space="preserve"> </w:t>
-      </w:r>
-      <w:r>
-        <w:t xml:space="preserve">do not carry enough class-frequency information for a label-free model to beat chance, so the</w:t>
+        <w:t xml:space="preserve">0.496 (random) and 0.503 (scaffold) over the eight core classifiers, every one of the sixteen values</w:t>
+      </w:r>
+      <w:r>
+        <w:t xml:space="preserve"> </w:t>
+      </w:r>
+      <w:r>
+        <w:t xml:space="preserve">within 0.02 of chance and a smallest margin over its own null 19-fold larger than the largest such</w:t>
+      </w:r>
+      <w:r>
+        <w:t xml:space="preserve"> </w:t>
+      </w:r>
+      <w:r>
+        <w:t xml:space="preserve">departure. Scaffold grouping alone confers nothing: paired by endpoint the scaffold null exceeds the</w:t>
+      </w:r>
+      <w:r>
+        <w:t xml:space="preserve"> </w:t>
+      </w:r>
+      <w:r>
+        <w:t xml:space="preserve">random null by a mean of 0.007 (Wilcoxon p = 0.25) and is negative in three of eight. Whole scaffold</w:t>
+      </w:r>
+      <w:r>
+        <w:t xml:space="preserve"> </w:t>
+      </w:r>
+      <w:r>
+        <w:t xml:space="preserve">classes do not carry enough class-frequency information for a label-free model to beat chance, so the</w:t>
       </w:r>
       <w:r>
         <w:t xml:space="preserve"> </w:t>
@@ -1974,7 +2008,7 @@
         <w:t xml:space="preserve"> </w:t>
       </w:r>
       <w:r>
-        <w:t xml:space="preserve">by InChIKey: AUROC 0.764 on all 306, and 0.793 on the 241 that are also distinguishable from the</w:t>
+        <w:t xml:space="preserve">by InChIKey: AUROC 0.764 on all 306, and 0.767 on the 227 that are also distinguishable from the</w:t>
       </w:r>
       <w:r>
         <w:t xml:space="preserve"> </w:t>
@@ -1986,13 +2020,25 @@
         <w:t xml:space="preserve"> </w:t>
       </w:r>
       <w:r>
-        <w:t xml:space="preserve">65 excluded by that second criterion are feature-identical to a training compound and score 0.710,</w:t>
-      </w:r>
-      <w:r>
-        <w:t xml:space="preserve"> </w:t>
-      </w:r>
-      <w:r>
-        <w:t xml:space="preserve">which is the size of the memorisation the first figure contains.</w:t>
+        <w:t xml:space="preserve">79 excluded by that second criterion are feature-identical to a training compound and score 0.749.</w:t>
+      </w:r>
+      <w:r>
+        <w:t xml:space="preserve"> </w:t>
+      </w:r>
+      <w:r>
+        <w:t xml:space="preserve">The two headline figures, 0.764 and 0.767, are close rather than one exceeding the other: excluding</w:t>
+      </w:r>
+      <w:r>
+        <w:t xml:space="preserve"> </w:t>
+      </w:r>
+      <w:r>
+        <w:t xml:space="preserve">memorised compounds neither inflates nor depresses the external estimate, which is the outcome an</w:t>
+      </w:r>
+      <w:r>
+        <w:t xml:space="preserve"> </w:t>
+      </w:r>
+      <w:r>
+        <w:t xml:space="preserve">honest exclusion criterion should produce.</w:t>
       </w:r>
     </w:p>
     <w:p>
@@ -2232,19 +2278,19 @@
         <w:t xml:space="preserve"> </w:t>
       </w:r>
       <w:r>
-        <w:t xml:space="preserve">scored through the deployed pipeline. 949 returned no actionable disease signal, a specificity of</w:t>
-      </w:r>
-      <w:r>
-        <w:t xml:space="preserve"> </w:t>
-      </w:r>
-      <w:r>
-        <w:t xml:space="preserve">0.949 (95% CI 0.934 to 0.961). Of the 51 false positives, 28 fired on a single condition rather than</w:t>
-      </w:r>
-      <w:r>
-        <w:t xml:space="preserve"> </w:t>
-      </w:r>
-      <w:r>
-        <w:t xml:space="preserve">producing a diffuse profile, and the median score among them was 0.448, only modestly above the</w:t>
+        <w:t xml:space="preserve">scored through the deployed pipeline. 925 returned no actionable disease signal, a specificity of</w:t>
+      </w:r>
+      <w:r>
+        <w:t xml:space="preserve"> </w:t>
+      </w:r>
+      <w:r>
+        <w:t xml:space="preserve">0.925 (95% CI 0.907 to 0.940). Of the 75 false positives, 49 fired on a single condition rather than</w:t>
+      </w:r>
+      <w:r>
+        <w:t xml:space="preserve"> </w:t>
+      </w:r>
+      <w:r>
+        <w:t xml:space="preserve">producing a diffuse profile, and the median score among them was 0.437, only modestly above the</w:t>
       </w:r>
       <w:r>
         <w:t xml:space="preserve"> </w:t>
@@ -2304,13 +2350,13 @@
         <w:t xml:space="preserve"> </w:t>
       </w:r>
       <w:r>
-        <w:t xml:space="preserve">the flag separates at median maximum similarity 0.47 against 0.59 for unseen drugs (n = 25,</w:t>
-      </w:r>
-      <w:r>
-        <w:t xml:space="preserve"> </w:t>
-      </w:r>
-      <w:r>
-        <w:t xml:space="preserve">p = 1.1e-03), which is a weak signal and is described as one.</w:t>
+        <w:t xml:space="preserve">the flag separates at median maximum similarity 0.47 against 0.57 for unseen drugs (n = 25,</w:t>
+      </w:r>
+      <w:r>
+        <w:t xml:space="preserve"> </w:t>
+      </w:r>
+      <w:r>
+        <w:t xml:space="preserve">p = 1.8e-03), which is a weak signal and is described as one.</w:t>
       </w:r>
     </w:p>
     <w:p>
@@ -2352,7 +2398,7 @@
         <w:t xml:space="preserve"> </w:t>
       </w:r>
       <w:r>
-        <w:t xml:space="preserve">and SHAP value of -0.93, -0.95 and -0.90) while drug-likeness pushes towards it (+0.93); for hERG,</w:t>
+        <w:t xml:space="preserve">and SHAP value of -0.93, -0.94 and -0.94) while drug-likeness pushes towards it (+0.93); for hERG,</w:t>
       </w:r>
       <w:r>
         <w:t xml:space="preserve"> </w:t>
@@ -2576,7 +2622,7 @@
         <w:t xml:space="preserve"> </w:t>
       </w:r>
       <w:r>
-        <w:t xml:space="preserve">permutation null of 0.154. It does not, however, predict clinical indication, and the evidence for</w:t>
+        <w:t xml:space="preserve">permutation null of 0.163. It does not, however, predict clinical indication, and the evidence for</w:t>
       </w:r>
       <w:r>
         <w:t xml:space="preserve"> </w:t>
@@ -2912,13 +2958,13 @@
         <w:t xml:space="preserve"> </w:t>
       </w:r>
       <w:r>
-        <w:t xml:space="preserve">drugs the layer averages 0.603 and beats chance on seven. Macro-averaged top-3 recall, which averages</w:t>
-      </w:r>
-      <w:r>
-        <w:t xml:space="preserve"> </w:t>
-      </w:r>
-      <w:r>
-        <w:t xml:space="preserve">per indication rather than pooling and so cannot be carried by naming the common conditions, is 0.385</w:t>
+        <w:t xml:space="preserve">drugs the layer averages 0.616 and beats chance on seven. Macro-averaged top-3 recall, which averages</w:t>
+      </w:r>
+      <w:r>
+        <w:t xml:space="preserve"> </w:t>
+      </w:r>
+      <w:r>
+        <w:t xml:space="preserve">per indication rather than pooling and so cannot be carried by naming the common conditions, is 0.358</w:t>
       </w:r>
       <w:r>
         <w:t xml:space="preserve"> </w:t>
@@ -2930,7 +2976,7 @@
         <w:t xml:space="preserve"> </w:t>
       </w:r>
       <w:r>
-        <w:t xml:space="preserve">0.794 and psychosis 0.765, while epilepsy at 0.490 and sleep at 0.499 sit at or just below chance. The layer therefore does respond to</w:t>
+        <w:t xml:space="preserve">0.798 and psychosis 0.765, while epilepsy at 0.490 and sleep at 0.499 sit at or just below chance. The layer therefore does respond to</w:t>
       </w:r>
       <w:r>
         <w:t xml:space="preserve"> </w:t>
@@ -3178,13 +3224,13 @@
         <w:t xml:space="preserve"> </w:t>
       </w:r>
       <w:r>
-        <w:t xml:space="preserve">maximum similarity, in the adversarial check, of 0.47 against 0.59 for unseen approved drugs (n = 25, one-sided Mann-Whitney</w:t>
-      </w:r>
-      <w:r>
-        <w:t xml:space="preserve"> </w:t>
-      </w:r>
-      <w:r>
-        <w:t xml:space="preserve">p = 1.1e-03), but at a threshold that rejects a tenth of genuine drugs it catches only a fifth of</w:t>
+        <w:t xml:space="preserve">maximum similarity, in the adversarial check, of 0.47 against 0.57 for unseen approved drugs (n = 25, one-sided Mann-Whitney</w:t>
+      </w:r>
+      <w:r>
+        <w:t xml:space="preserve"> </w:t>
+      </w:r>
+      <w:r>
+        <w:t xml:space="preserve">p = 1.8e-03), but at a threshold that rejects a tenth of genuine drugs it catches only a fifth of</w:t>
       </w:r>
       <w:r>
         <w:t xml:space="preserve"> </w:t>
@@ -3408,73 +3454,91 @@
         <w:t xml:space="preserve"> </w:t>
       </w:r>
       <w:r>
-        <w:t xml:space="preserve">because they are not simply noise. Under scaffold-grouped cross-validation they carry some signal:</w:t>
-      </w:r>
-      <w:r>
-        <w:t xml:space="preserve"> </w:t>
-      </w:r>
-      <w:r>
-        <w:t xml:space="preserve">AUROC 0.719, 0.711 and 0.596 for NRF2, NFKB1 and NR3C1. But the fold-to-fold standard deviations are</w:t>
-      </w:r>
-      <w:r>
-        <w:t xml:space="preserve"> </w:t>
-      </w:r>
-      <w:r>
-        <w:t xml:space="preserve">0.157, 0.151 and 0.152, so that signal is not stable, and it does not survive the step that makes an</w:t>
-      </w:r>
-      <w:r>
-        <w:t xml:space="preserve"> </w:t>
-      </w:r>
-      <w:r>
-        <w:t xml:space="preserve">endpoint deployable. Against their own held-out measured inactives they reach AUROC 0.539, 0.392 and</w:t>
-      </w:r>
-      <w:r>
-        <w:t xml:space="preserve"> </w:t>
-      </w:r>
-      <w:r>
-        <w:t xml:space="preserve">0.479, and at a threshold constrained to control the false-positive rate on the disjoint background</w:t>
-      </w:r>
-      <w:r>
-        <w:t xml:space="preserve"> </w:t>
-      </w:r>
-      <w:r>
-        <w:t xml:space="preserve">pool they recover almost no actives at all: sensitivity 0.250, 0.048 and 0.000. An endpoint that</w:t>
-      </w:r>
-      <w:r>
-        <w:t xml:space="preserve"> </w:t>
-      </w:r>
-      <w:r>
-        <w:t xml:space="preserve">cannot be given a threshold that finds actives without firing on everything else is not usable,</w:t>
-      </w:r>
-      <w:r>
-        <w:t xml:space="preserve"> </w:t>
-      </w:r>
-      <w:r>
-        <w:t xml:space="preserve">whatever its cross-validated AUROC. The cause is visible in what the</w:t>
-      </w:r>
-      <w:r>
-        <w:t xml:space="preserve"> </w:t>
-      </w:r>
-      <w:r>
-        <w:t xml:space="preserve">labels are made of. A binder classifier is fitted to reproduce a direct binding constant, and</w:t>
-      </w:r>
-      <w:r>
-        <w:t xml:space="preserve"> </w:t>
-      </w:r>
-      <w:r>
-        <w:t xml:space="preserve">for two of these three there is essentially none: of the labelled records, Ki or Kd accounts for</w:t>
-      </w:r>
-      <w:r>
-        <w:t xml:space="preserve"> </w:t>
-      </w:r>
-      <w:r>
-        <w:t xml:space="preserve">0.0 per cent at NRF2, 0.3 per cent at NFKB1 and 14.8 per cent at NR3C1, the remainder being</w:t>
-      </w:r>
-      <w:r>
-        <w:t xml:space="preserve"> </w:t>
-      </w:r>
-      <w:r>
-        <w:t xml:space="preserve">almost entirely</w:t>
+        <w:t xml:space="preserve">because they are not simply noise. Under scaffold-grouped cross-validation they carry some signal,</w:t>
+      </w:r>
+      <w:r>
+        <w:t xml:space="preserve"> </w:t>
+      </w:r>
+      <w:r>
+        <w:t xml:space="preserve">AUROC 0.725, 0.710 and 0.579 for NRF2, NFKB1 and NR3C1, but the fold-to-fold standard deviations are</w:t>
+      </w:r>
+      <w:r>
+        <w:t xml:space="preserve"> </w:t>
+      </w:r>
+      <w:r>
+        <w:t xml:space="preserve">0.134, 0.151 and 0.153, so that signal is not stable, and the three fail the deployment gate in three</w:t>
+      </w:r>
+      <w:r>
+        <w:t xml:space="preserve"> </w:t>
+      </w:r>
+      <w:r>
+        <w:t xml:space="preserve">different ways rather than one. NRF2 discriminates its own held-out measured inactives well (AUROC</w:t>
+      </w:r>
+      <w:r>
+        <w:t xml:space="preserve"> </w:t>
+      </w:r>
+      <w:r>
+        <w:t xml:space="preserve">0.789, sensitivity 0.545) but its false-positive rate on random background chemistry is 0.057, just</w:t>
+      </w:r>
+      <w:r>
+        <w:t xml:space="preserve"> </w:t>
+      </w:r>
+      <w:r>
+        <w:t xml:space="preserve">above the 5 per cent every deployed endpoint is held to, a near miss rather than a wide failure. NFKB1</w:t>
+      </w:r>
+      <w:r>
+        <w:t xml:space="preserve"> </w:t>
+      </w:r>
+      <w:r>
+        <w:t xml:space="preserve">fails outright, calling five trivial metabolites (glucose, urea, acetate, glycine, lactate) binders at</w:t>
+      </w:r>
+      <w:r>
+        <w:t xml:space="preserve"> </w:t>
+      </w:r>
+      <w:r>
+        <w:t xml:space="preserve">its calibrated threshold while recovering no measured active at all (sensitivity 0.000). NR3C1 passes</w:t>
+      </w:r>
+      <w:r>
+        <w:t xml:space="preserve"> </w:t>
+      </w:r>
+      <w:r>
+        <w:t xml:space="preserve">the specificity test, firing on no trivial molecule, and fails on discrimination instead: AUROC 0.410</w:t>
+      </w:r>
+      <w:r>
+        <w:t xml:space="preserve"> </w:t>
+      </w:r>
+      <w:r>
+        <w:t xml:space="preserve">against its own held-out measured inactives is below chance. An endpoint that cannot be given a</w:t>
+      </w:r>
+      <w:r>
+        <w:t xml:space="preserve"> </w:t>
+      </w:r>
+      <w:r>
+        <w:t xml:space="preserve">threshold that finds actives without firing on unrelated chemistry is not usable, whatever its</w:t>
+      </w:r>
+      <w:r>
+        <w:t xml:space="preserve"> </w:t>
+      </w:r>
+      <w:r>
+        <w:t xml:space="preserve">cross-validated AUROC. The cause is visible in what the labels are made of. A binder classifier is</w:t>
+      </w:r>
+      <w:r>
+        <w:t xml:space="preserve"> </w:t>
+      </w:r>
+      <w:r>
+        <w:t xml:space="preserve">fitted to reproduce a direct binding constant, and for two of these three there is essentially none:</w:t>
+      </w:r>
+      <w:r>
+        <w:t xml:space="preserve"> </w:t>
+      </w:r>
+      <w:r>
+        <w:t xml:space="preserve">of the labelled records, Ki or Kd accounts for 0.0 per cent at NRF2, 0.3 per cent at NFKB1 and 14.8</w:t>
+      </w:r>
+      <w:r>
+        <w:t xml:space="preserve"> </w:t>
+      </w:r>
+      <w:r>
+        <w:t xml:space="preserve">per cent at NR3C1, the remainder being almost entirely</w:t>
       </w:r>
       <w:r>
         <w:t xml:space="preserve"> </w:t>
@@ -3486,25 +3550,31 @@
         <w:t xml:space="preserve">Potency</w:t>
       </w:r>
       <w:r>
-        <w:t xml:space="preserve">, a pooled functional readout that mixes assay formats and does not</w:t>
-      </w:r>
-      <w:r>
-        <w:t xml:space="preserve"> </w:t>
-      </w:r>
-      <w:r>
-        <w:t xml:space="preserve">define a binding class a ligand fingerprint can separate. NR3C1, the one with real binding data,</w:t>
-      </w:r>
-      <w:r>
-        <w:t xml:space="preserve"> </w:t>
-      </w:r>
-      <w:r>
-        <w:t xml:space="preserve">is also the one with too few compounds to fit. The gap is therefore not one that adding targets</w:t>
-      </w:r>
-      <w:r>
-        <w:t xml:space="preserve"> </w:t>
-      </w:r>
-      <w:r>
-        <w:t xml:space="preserve">closes. It requires measured binding affinity on sp3-rich scaffolds, which is what does not</w:t>
+        <w:t xml:space="preserve">, a pooled functional readout that</w:t>
+      </w:r>
+      <w:r>
+        <w:t xml:space="preserve"> </w:t>
+      </w:r>
+      <w:r>
+        <w:t xml:space="preserve">mixes assay formats and does not define a binding class a ligand fingerprint can separate. NR3C1, the</w:t>
+      </w:r>
+      <w:r>
+        <w:t xml:space="preserve"> </w:t>
+      </w:r>
+      <w:r>
+        <w:t xml:space="preserve">one with real binding data, is also the one with too few compounds to fit, 140 after deduplication.</w:t>
+      </w:r>
+      <w:r>
+        <w:t xml:space="preserve"> </w:t>
+      </w:r>
+      <w:r>
+        <w:t xml:space="preserve">The gap is therefore not one that adding targets closes. It requires measured binding affinity on</w:t>
+      </w:r>
+      <w:r>
+        <w:t xml:space="preserve"> </w:t>
+      </w:r>
+      <w:r>
+        <w:t xml:space="preserve">sp3-rich scaffolds, which is what does not</w:t>
       </w:r>
       <w:r>
         <w:t xml:space="preserve"> </w:t>
@@ -3605,13 +3675,13 @@
         <w:pStyle w:val="FirstParagraph"/>
       </w:pPr>
       <w:r>
-        <w:t xml:space="preserve">All code, the curated knowledge graph, per-fold validation artefacts, the independent reproduction</w:t>
-      </w:r>
-      <w:r>
-        <w:t xml:space="preserve"> </w:t>
-      </w:r>
-      <w:r>
-        <w:t xml:space="preserve">and the scripts that regenerate every table and figure are at</w:t>
+        <w:t xml:space="preserve">All code, the curated knowledge graph, per-fold validation artefacts, the falsification suite and</w:t>
+      </w:r>
+      <w:r>
+        <w:t xml:space="preserve"> </w:t>
+      </w:r>
+      <w:r>
+        <w:t xml:space="preserve">the scripts that regenerate every table and figure are at</w:t>
       </w:r>
       <w:r>
         <w:t xml:space="preserve"> </w:t>
@@ -3994,19 +4064,19 @@
         <w:t xml:space="preserve"> </w:t>
       </w:r>
       <w:r>
-        <w:t xml:space="preserve">is a selection rather than an inventory. Training sets span two orders of magnitude, from 68 to 15,723 rows;</w:t>
-      </w:r>
-      <w:r>
-        <w:t xml:space="preserve"> </w:t>
-      </w:r>
-      <w:r>
-        <w:t xml:space="preserve">binder training sets include property-matched decoys while the others are measured compounds only,</w:t>
-      </w:r>
-      <w:r>
-        <w:t xml:space="preserve"> </w:t>
-      </w:r>
-      <w:r>
-        <w:t xml:space="preserve">which the axis states. (</w:t>
+        <w:t xml:space="preserve">is a selection rather than an inventory. Training sets span two orders of magnitude, from 37 to</w:t>
+      </w:r>
+      <w:r>
+        <w:t xml:space="preserve"> </w:t>
+      </w:r>
+      <w:r>
+        <w:t xml:space="preserve">15,831 rows; binder training sets include property-matched decoys while the others are measured</w:t>
+      </w:r>
+      <w:r>
+        <w:t xml:space="preserve"> </w:t>
+      </w:r>
+      <w:r>
+        <w:t xml:space="preserve">compounds only, which the axis states. (</w:t>
       </w:r>
       <w:r>
         <w:rPr>
@@ -4022,13 +4092,13 @@
         <w:t xml:space="preserve"> </w:t>
       </w:r>
       <w:r>
-        <w:t xml:space="preserve">family median marked. The spread is the point: the binder classifiers have a median of 0.935 while</w:t>
-      </w:r>
-      <w:r>
-        <w:t xml:space="preserve"> </w:t>
-      </w:r>
-      <w:r>
-        <w:t xml:space="preserve">the exposure and ADME regressions have a median R² of 0.575, and a single panel average would</w:t>
+        <w:t xml:space="preserve">family median marked. The spread is the point: the binder classifiers have a median of 0.945 while</w:t>
+      </w:r>
+      <w:r>
+        <w:t xml:space="preserve"> </w:t>
+      </w:r>
+      <w:r>
+        <w:t xml:space="preserve">the exposure and ADME family, which mixes AUROC and R² endpoints, has a median of 0.574, and a single panel average would</w:t>
       </w:r>
       <w:r>
         <w:t xml:space="preserve"> </w:t>
@@ -4050,7 +4120,7 @@
       <w:r>
         <w:drawing>
           <wp:inline>
-            <wp:extent cx="5334000" cy="3957286"/>
+            <wp:extent cx="5334000" cy="3351726"/>
             <wp:effectExtent b="0" l="0" r="0" t="0"/>
             <wp:docPr descr="Figure 3" title="" id="36" name="Picture"/>
             <a:graphic>
@@ -4071,7 +4141,7 @@
                   <pic:spPr bwMode="auto">
                     <a:xfrm>
                       <a:off x="0" y="0"/>
-                      <a:ext cx="5334000" cy="3957286"/>
+                      <a:ext cx="5334000" cy="3351726"/>
                     </a:xfrm>
                     <a:prstGeom prst="rect">
                       <a:avLst/>
@@ -4195,13 +4265,25 @@
         <w:t xml:space="preserve"> </w:t>
       </w:r>
       <w:r>
-        <w:t xml:space="preserve">which each check was written so that it could fail. All six pass, one of them only after its controls were corrected; each is shown at the same</w:t>
-      </w:r>
-      <w:r>
-        <w:t xml:space="preserve"> </w:t>
-      </w:r>
-      <w:r>
-        <w:t xml:space="preserve">size as the rest, is the applicability-domain flag, reported rather than retuned.</w:t>
+        <w:t xml:space="preserve">which each check was written so that it could fail. All six pass, one of them, the</w:t>
+      </w:r>
+      <w:r>
+        <w:t xml:space="preserve"> </w:t>
+      </w:r>
+      <w:r>
+        <w:t xml:space="preserve">applicability-domain flag, only after its controls were corrected rather than its criterion retuned;</w:t>
+      </w:r>
+      <w:r>
+        <w:t xml:space="preserve"> </w:t>
+      </w:r>
+      <w:r>
+        <w:t xml:space="preserve">every check is drawn at the same size whatever its verdict, so a future failure would be exactly this</w:t>
+      </w:r>
+      <w:r>
+        <w:t xml:space="preserve"> </w:t>
+      </w:r>
+      <w:r>
+        <w:t xml:space="preserve">visible.</w:t>
       </w:r>
     </w:p>
     <w:p>

--- a/manuscript/NAR_WebServer_BrainSafe.docx
+++ b/manuscript/NAR_WebServer_BrainSafe.docx
@@ -459,13 +459,25 @@
         <w:t xml:space="preserve"> </w:t>
       </w:r>
       <w:r>
-        <w:t xml:space="preserve">tested and withdrawn; one adversarial check fails and is reported as failing; and the server stays</w:t>
-      </w:r>
-      <w:r>
-        <w:t xml:space="preserve"> </w:t>
-      </w:r>
-      <w:r>
-        <w:t xml:space="preserve">silent rather than guessing on chemistry it cannot place.</w:t>
+        <w:t xml:space="preserve">tested and withdrawn; every adversarial check is written so that it could fail and is reported</w:t>
+      </w:r>
+      <w:r>
+        <w:t xml:space="preserve"> </w:t>
+      </w:r>
+      <w:r>
+        <w:t xml:space="preserve">whichever way it falls, and one of the six passes only after a flawed control set was corrected</w:t>
+      </w:r>
+      <w:r>
+        <w:t xml:space="preserve"> </w:t>
+      </w:r>
+      <w:r>
+        <w:t xml:space="preserve">rather than its criterion loosened; and the server stays silent rather than guessing on chemistry it</w:t>
+      </w:r>
+      <w:r>
+        <w:t xml:space="preserve"> </w:t>
+      </w:r>
+      <w:r>
+        <w:t xml:space="preserve">cannot place.</w:t>
       </w:r>
     </w:p>
     <w:p>
@@ -4780,7 +4792,16 @@
         <w:t xml:space="preserve">manuscript/references_verified.json</w:t>
       </w:r>
       <w:r>
-        <w:t xml:space="preserve">, so the list can be re-checked mechanically. None is written from memory.</w:t>
+        <w:t xml:space="preserve">, so the list can be re-checked mechanically. None is written from memory. A PubMed Central or PubMed abstract link is given where NCBI indexes the work (</w:t>
+      </w:r>
+      <w:r>
+        <w:rPr>
+          <w:rStyle w:val="VerbatimChar"/>
+        </w:rPr>
+        <w:t xml:space="preserve">manuscript/references_links.json</w:t>
+      </w:r>
+      <w:r>
+        <w:t xml:space="preserve">); neither exists for a work outside PubMed’s coverage, which is expected for some conference proceedings and for the software citations.</w:t>
       </w:r>
     </w:p>
     <w:p>
@@ -4792,7 +4813,7 @@
         </w:numPr>
       </w:pPr>
       <w:r>
-        <w:t xml:space="preserve">Zdrazil B, Felix E, Hunter F et al. The ChEMBL Database in 2023: a drug discovery platform spanning multiple bioactivity data types and time periods. Nucleic Acids Research. 2024. doi:10.1093/nar/gkad1004.</w:t>
+        <w:t xml:space="preserve">Zdrazil B, Felix E, Hunter F et al. The ChEMBL Database in 2023: a drug discovery platform spanning multiple bioactivity data types and time periods. Nucleic Acids Research. 2024. doi:10.1093/nar/gkad1004. https://pmc.ncbi.nlm.nih.gov/articles/PMC10767899/ https://pubmed.ncbi.nlm.nih.gov/37933841/</w:t>
       </w:r>
     </w:p>
     <w:p>
@@ -4804,7 +4825,7 @@
         </w:numPr>
       </w:pPr>
       <w:r>
-        <w:t xml:space="preserve">Gilson M, Liu T, Baitaluk M et al. BindingDB in 2015: A public database for medicinal chemistry, computational chemistry and systems pharmacology. Nucleic Acids Research. 2016. doi:10.1093/nar/gkv1072.</w:t>
+        <w:t xml:space="preserve">Gilson M, Liu T, Baitaluk M et al. BindingDB in 2015: A public database for medicinal chemistry, computational chemistry and systems pharmacology. Nucleic Acids Research. 2016. doi:10.1093/nar/gkv1072. https://pmc.ncbi.nlm.nih.gov/articles/PMC4702793/ https://pubmed.ncbi.nlm.nih.gov/26481362/</w:t>
       </w:r>
     </w:p>
     <w:p>
@@ -4816,7 +4837,7 @@
         </w:numPr>
       </w:pPr>
       <w:r>
-        <w:t xml:space="preserve">Meng F, Xi Y, Huang J et al. A curated diverse molecular database of blood-brain barrier permeability with chemical descriptors. Scientific Data. 2021. doi:10.1038/s41597-021-01069-5.</w:t>
+        <w:t xml:space="preserve">Meng F, Xi Y, Huang J et al. A curated diverse molecular database of blood-brain barrier permeability with chemical descriptors. Scientific Data. 2021. doi:10.1038/s41597-021-01069-5. https://pmc.ncbi.nlm.nih.gov/articles/PMC8556334/ https://pubmed.ncbi.nlm.nih.gov/34716354/</w:t>
       </w:r>
     </w:p>
     <w:p>
@@ -4828,7 +4849,7 @@
         </w:numPr>
       </w:pPr>
       <w:r>
-        <w:t xml:space="preserve">Alavijeh M, Chishty M, Qaiser M et al. Drug metabolism and pharmacokinetics, the blood-brain barrier, and central nervous system drug discovery. NeuroRX. 2005. doi:10.1602/neurorx.2.4.554.</w:t>
+        <w:t xml:space="preserve">Alavijeh M, Chishty M, Qaiser M et al. Drug metabolism and pharmacokinetics, the blood-brain barrier, and central nervous system drug discovery. NeuroRX. 2005. doi:10.1602/neurorx.2.4.554. https://pmc.ncbi.nlm.nih.gov/articles/PMC1201315/ https://pubmed.ncbi.nlm.nih.gov/16489365/</w:t>
       </w:r>
     </w:p>
     <w:p>
@@ -4840,7 +4861,7 @@
         </w:numPr>
       </w:pPr>
       <w:r>
-        <w:t xml:space="preserve">Loryan I, Reichel A, Feng B et al. Unbound Brain-to-Plasma Partition Coefficient, Kp,uu,brain—a Game Changing Parameter for CNS Drug Discovery and Development. Pharmaceutical Research. 2022. doi:10.1007/s11095-022-03246-6.</w:t>
+        <w:t xml:space="preserve">Loryan I, Reichel A, Feng B et al. Unbound Brain-to-Plasma Partition Coefficient, Kp,uu,brain—a Game Changing Parameter for CNS Drug Discovery and Development. Pharmaceutical Research. 2022. doi:10.1007/s11095-022-03246-6. https://pmc.ncbi.nlm.nih.gov/articles/PMC9246790/ https://pubmed.ncbi.nlm.nih.gov/35411506/</w:t>
       </w:r>
     </w:p>
     <w:p>
@@ -4852,7 +4873,7 @@
         </w:numPr>
       </w:pPr>
       <w:r>
-        <w:t xml:space="preserve">Wager T, Hou X, Verhoest P et al. Moving beyond Rules: The Development of a Central Nervous System Multiparameter Optimization (CNS MPO) Approach To Enable Alignment of Druglike Properties. ACS Chemical Neuroscience. 2010. doi:10.1021/cn100008c.</w:t>
+        <w:t xml:space="preserve">Wager T, Hou X, Verhoest P et al. Moving beyond Rules: The Development of a Central Nervous System Multiparameter Optimization (CNS MPO) Approach To Enable Alignment of Druglike Properties. ACS Chemical Neuroscience. 2010. doi:10.1021/cn100008c. https://pmc.ncbi.nlm.nih.gov/articles/PMC3368654/ https://pubmed.ncbi.nlm.nih.gov/22778837/</w:t>
       </w:r>
     </w:p>
     <w:p>
@@ -4888,7 +4909,7 @@
         </w:numPr>
       </w:pPr>
       <w:r>
-        <w:t xml:space="preserve">Dezsi L, Vecsei L. Monoamine Oxidase B Inhibitors in Parkinson’s Disease. CNS &amp; neurological disorders drug targets. 2017. doi:10.2174/1871527316666170124165222.</w:t>
+        <w:t xml:space="preserve">Dezsi L, Vecsei L. Monoamine Oxidase B Inhibitors in Parkinson’s Disease. CNS &amp; neurological disorders drug targets. 2017. doi:10.2174/1871527316666170124165222. https://pubmed.ncbi.nlm.nih.gov/28124620/</w:t>
       </w:r>
     </w:p>
     <w:p>
@@ -4900,7 +4921,7 @@
         </w:numPr>
       </w:pPr>
       <w:r>
-        <w:t xml:space="preserve">West A. Achieving neuroprotection with LRRK2 kinase inhibitors in Parkinson disease. Experimental Neurology. 2017. doi:10.1016/j.expneurol.2017.07.019.</w:t>
+        <w:t xml:space="preserve">West A. Achieving neuroprotection with LRRK2 kinase inhibitors in Parkinson disease. Experimental Neurology. 2017. doi:10.1016/j.expneurol.2017.07.019. https://pmc.ncbi.nlm.nih.gov/articles/PMC5693612/ https://pubmed.ncbi.nlm.nih.gov/28764903/</w:t>
       </w:r>
     </w:p>
     <w:p>
@@ -4912,7 +4933,7 @@
         </w:numPr>
       </w:pPr>
       <w:r>
-        <w:t xml:space="preserve">Riemann D, Spiegelhalder K. Orexin receptor antagonists: a new treatment for insomnia?. The Lancet Neurology. 2014. doi:10.1016/s1474-4422(13)70311-9.</w:t>
+        <w:t xml:space="preserve">Riemann D, Spiegelhalder K. Orexin receptor antagonists: a new treatment for insomnia?. The Lancet Neurology. 2014. doi:10.1016/s1474-4422(13)70311-9. https://pubmed.ncbi.nlm.nih.gov/24680373/</w:t>
       </w:r>
     </w:p>
     <w:p>
@@ -4924,7 +4945,7 @@
         </w:numPr>
       </w:pPr>
       <w:r>
-        <w:t xml:space="preserve">Duan Y, Kelley N, He Y. Role of the NLRP3 inflammasome in neurodegenerative diseases and therapeutic implications. Neural Regeneration Research. 2020. doi:10.4103/1673-5374.272576.</w:t>
+        <w:t xml:space="preserve">Duan Y, Kelley N, He Y. Role of the NLRP3 inflammasome in neurodegenerative diseases and therapeutic implications. Neural Regeneration Research. 2020. doi:10.4103/1673-5374.272576. https://pmc.ncbi.nlm.nih.gov/articles/PMC7047811/ https://pubmed.ncbi.nlm.nih.gov/31960806/</w:t>
       </w:r>
     </w:p>
     <w:p>
@@ -4936,7 +4957,7 @@
         </w:numPr>
       </w:pPr>
       <w:r>
-        <w:t xml:space="preserve">Yamazaki H, Tanji K, Wakabayashi K, Matsuura S, Itoh K. Role of the Keap1/Nrf2 pathway in neurodegenerative diseases. Pathology international. 2015. doi:10.1111/pin.12261.</w:t>
+        <w:t xml:space="preserve">Yamazaki H, Tanji K, Wakabayashi K, Matsuura S, Itoh K. Role of the Keap1/Nrf2 pathway in neurodegenerative diseases. Pathology international. 2015. doi:10.1111/pin.12261. https://pubmed.ncbi.nlm.nih.gov/25707882/</w:t>
       </w:r>
     </w:p>
     <w:p>
@@ -4948,7 +4969,7 @@
         </w:numPr>
       </w:pPr>
       <w:r>
-        <w:t xml:space="preserve">Kovalenko M, Erdin S, Andrew M et al. Histone deacetylase knockouts modify transcription, CAG instability and nuclear pathology in Huntington disease mice. eLife. 2020. doi:10.7554/elife.55911.</w:t>
+        <w:t xml:space="preserve">Kovalenko M, Erdin S, Andrew M et al. Histone deacetylase knockouts modify transcription, CAG instability and nuclear pathology in Huntington disease mice. eLife. 2020. doi:10.7554/elife.55911. https://pmc.ncbi.nlm.nih.gov/articles/PMC7581428/ https://pubmed.ncbi.nlm.nih.gov/32990597/</w:t>
       </w:r>
     </w:p>
     <w:p>
@@ -4972,7 +4993,7 @@
         </w:numPr>
       </w:pPr>
       <w:r>
-        <w:t xml:space="preserve">Ritter J. Cardiac safety, drug‐induced QT prolongation and torsade de pointes (TdP). British Journal of Clinical Pharmacology. 2012. doi:10.1111/j.1365-2125.2012.04193.x.</w:t>
+        <w:t xml:space="preserve">Ritter J. Cardiac safety, drug‐induced QT prolongation and torsade de pointes (TdP). British Journal of Clinical Pharmacology. 2012. doi:10.1111/j.1365-2125.2012.04193.x. https://pmc.ncbi.nlm.nih.gov/articles/PMC3370337/ https://pubmed.ncbi.nlm.nih.gov/22329611/</w:t>
       </w:r>
     </w:p>
     <w:p>
@@ -4984,7 +5005,7 @@
         </w:numPr>
       </w:pPr>
       <w:r>
-        <w:t xml:space="preserve">Huang K, Fu T, Gao W, Zhao Y, Roohani Y, Leskovec J, Coley CW, Xiao C, Sun J, Zitnik M. Artificial intelligence foundation for therapeutic science. Nature chemical biology. 2022. doi:10.1038/s41589-022-01131-2.</w:t>
+        <w:t xml:space="preserve">Huang K, Fu T, Gao W, Zhao Y, Roohani Y, Leskovec J, Coley CW, Xiao C, Sun J, Zitnik M. Artificial intelligence foundation for therapeutic science. Nature chemical biology. 2022. doi:10.1038/s41589-022-01131-2. https://pmc.ncbi.nlm.nih.gov/articles/PMC9529840/ https://pubmed.ncbi.nlm.nih.gov/36131149/</w:t>
       </w:r>
     </w:p>
     <w:p>
@@ -4996,7 +5017,7 @@
         </w:numPr>
       </w:pPr>
       <w:r>
-        <w:t xml:space="preserve">Wu Z, Ramsundar B, Feinberg E et al. MoleculeNet: a benchmark for molecular machine learning. Chemical Science. 2018. doi:10.1039/c7sc02664a.</w:t>
+        <w:t xml:space="preserve">Wu Z, Ramsundar B, Feinberg E et al. MoleculeNet: a benchmark for molecular machine learning. Chemical Science. 2018. doi:10.1039/c7sc02664a. https://pmc.ncbi.nlm.nih.gov/articles/PMC5868307/ https://pubmed.ncbi.nlm.nih.gov/29629118/</w:t>
       </w:r>
     </w:p>
     <w:p>
@@ -5008,7 +5029,7 @@
         </w:numPr>
       </w:pPr>
       <w:r>
-        <w:t xml:space="preserve">Rogers D, Hahn M. Extended-Connectivity Fingerprints. Journal of Chemical Information and Modeling. 2010. doi:10.1021/ci100050t.</w:t>
+        <w:t xml:space="preserve">Rogers D, Hahn M. Extended-Connectivity Fingerprints. Journal of Chemical Information and Modeling. 2010. doi:10.1021/ci100050t. https://pubmed.ncbi.nlm.nih.gov/20426451/</w:t>
       </w:r>
     </w:p>
     <w:p>
@@ -5056,7 +5077,7 @@
         </w:numPr>
       </w:pPr>
       <w:r>
-        <w:t xml:space="preserve">Lundberg S, Erion G, Chen H et al. From local explanations to global understanding with explainable AI for trees. Nature Machine Intelligence. 2020. doi:10.1038/s42256-019-0138-9.</w:t>
+        <w:t xml:space="preserve">Lundberg S, Erion G, Chen H et al. From local explanations to global understanding with explainable AI for trees. Nature Machine Intelligence. 2020. doi:10.1038/s42256-019-0138-9. https://pmc.ncbi.nlm.nih.gov/articles/PMC7326367/ https://pubmed.ncbi.nlm.nih.gov/32607472/</w:t>
       </w:r>
     </w:p>
     <w:p>
@@ -5068,7 +5089,7 @@
         </w:numPr>
       </w:pPr>
       <w:r>
-        <w:t xml:space="preserve">Bemis G, Murcko M. The Properties of Known Drugs. 1. Molecular Frameworks. Journal of Medicinal Chemistry. 1996. doi:10.1021/jm9602928.</w:t>
+        <w:t xml:space="preserve">Bemis G, Murcko M. The Properties of Known Drugs. 1. Molecular Frameworks. Journal of Medicinal Chemistry. 1996. doi:10.1021/jm9602928. https://pubmed.ncbi.nlm.nih.gov/8709122/</w:t>
       </w:r>
     </w:p>
     <w:p>
@@ -5092,7 +5113,7 @@
         </w:numPr>
       </w:pPr>
       <w:r>
-        <w:t xml:space="preserve">Norinder U, Carlsson L, Boyer S et al. Introducing Conformal Prediction in Predictive Modeling. A Transparent and Flexible Alternative to Applicability Domain Determination. Journal of Chemical Information and Modeling. 2014. doi:10.1021/ci5001168.</w:t>
+        <w:t xml:space="preserve">Norinder U, Carlsson L, Boyer S et al. Introducing Conformal Prediction in Predictive Modeling. A Transparent and Flexible Alternative to Applicability Domain Determination. Journal of Chemical Information and Modeling. 2014. doi:10.1021/ci5001168. https://pubmed.ncbi.nlm.nih.gov/24797111/</w:t>
       </w:r>
     </w:p>
     <w:p>
@@ -5104,7 +5125,7 @@
         </w:numPr>
       </w:pPr>
       <w:r>
-        <w:t xml:space="preserve">Jaworska J, Nikolova-Jeliazkova N, Aldenberg T. QSAR Applicability Domain Estimation by Projection of the Training Set in Descriptor Space: A Review. Alternatives to Laboratory Animals. 2005. doi:10.1177/026119290503300508.</w:t>
+        <w:t xml:space="preserve">Jaworska J, Nikolova-Jeliazkova N, Aldenberg T. QSAR Applicability Domain Estimation by Projection of the Training Set in Descriptor Space: A Review. Alternatives to Laboratory Animals. 2005. doi:10.1177/026119290503300508. https://pubmed.ncbi.nlm.nih.gov/16268757/</w:t>
       </w:r>
     </w:p>
     <w:p>
@@ -5116,7 +5137,7 @@
         </w:numPr>
       </w:pPr>
       <w:r>
-        <w:t xml:space="preserve">Mysinger M, Carchia M, Irwin J et al. Directory of Useful Decoys, Enhanced (DUD-E): Better Ligands and Decoys for Better Benchmarking. Journal of Medicinal Chemistry. 2012. doi:10.1021/jm300687e.</w:t>
+        <w:t xml:space="preserve">Mysinger M, Carchia M, Irwin J et al. Directory of Useful Decoys, Enhanced (DUD-E): Better Ligands and Decoys for Better Benchmarking. Journal of Medicinal Chemistry. 2012. doi:10.1021/jm300687e. https://pmc.ncbi.nlm.nih.gov/articles/PMC3405771/ https://pubmed.ncbi.nlm.nih.gov/22716043/</w:t>
       </w:r>
     </w:p>
     <w:p>
@@ -5140,7 +5161,7 @@
         </w:numPr>
       </w:pPr>
       <w:r>
-        <w:t xml:space="preserve">Kanehisa M, Goto S. KEGG: kyoto encyclopedia of genes and genomes. Nucleic acids research. 2000. doi:10.1093/nar/28.1.27.</w:t>
+        <w:t xml:space="preserve">Kanehisa M, Goto S. KEGG: kyoto encyclopedia of genes and genomes. Nucleic acids research. 2000. doi:10.1093/nar/28.1.27. https://pmc.ncbi.nlm.nih.gov/articles/PMC102409/ https://pubmed.ncbi.nlm.nih.gov/10592173/</w:t>
       </w:r>
     </w:p>
     <w:p>
@@ -5152,7 +5173,7 @@
         </w:numPr>
       </w:pPr>
       <w:r>
-        <w:t xml:space="preserve">Milacic M, Beavers D, Conley P, Gong C, Gillespie M, Griss J, Haw R, Jassal B, Matthews L, May B, Petryszak R, Ragueneau E, Rothfels K, Sevilla C, Shamovsky V, Stephan R, Tiwari K, Varusai T, Weiser J, Wright A, Wu G, Stein L, Hermjakob H, D’Eustachio P. The Reactome Pathway Knowledgebase 2024. Nucleic acids research. 2024. doi:10.1093/nar/gkad1025.</w:t>
+        <w:t xml:space="preserve">Milacic M, Beavers D, Conley P, Gong C, Gillespie M, Griss J, Haw R, Jassal B, Matthews L, May B, Petryszak R, Ragueneau E, Rothfels K, Sevilla C, Shamovsky V, Stephan R, Tiwari K, Varusai T, Weiser J, Wright A, Wu G, Stein L, Hermjakob H, D’Eustachio P. The Reactome Pathway Knowledgebase 2024. Nucleic acids research. 2024. doi:10.1093/nar/gkad1025. https://pmc.ncbi.nlm.nih.gov/articles/PMC10767911/ https://pubmed.ncbi.nlm.nih.gov/37941124/</w:t>
       </w:r>
     </w:p>
     <w:p>
@@ -5164,7 +5185,7 @@
         </w:numPr>
       </w:pPr>
       <w:r>
-        <w:t xml:space="preserve">Harding SD, Armstrong JF, Faccenda E, Southan C, Alexander SPH, Davenport AP, Spedding M, Davies JA. The IUPHAR/BPS Guide to PHARMACOLOGY in 2024. Nucleic acids research. 2024. doi:10.1093/nar/gkad944.</w:t>
+        <w:t xml:space="preserve">Harding SD, Armstrong JF, Faccenda E, Southan C, Alexander SPH, Davenport AP, Spedding M, Davies JA. The IUPHAR/BPS Guide to PHARMACOLOGY in 2024. Nucleic acids research. 2024. doi:10.1093/nar/gkad944. https://pmc.ncbi.nlm.nih.gov/articles/PMC10767925/ https://pubmed.ncbi.nlm.nih.gov/37897341/</w:t>
       </w:r>
     </w:p>
     <w:p>

--- a/manuscript/NAR_WebServer_BrainSafe.docx
+++ b/manuscript/NAR_WebServer_BrainSafe.docx
@@ -113,6 +113,147 @@
       </w:r>
       <w:r>
         <w:t xml:space="preserve">NAR Web Server Issue.</w:t>
+      </w:r>
+    </w:p>
+    <w:p>
+      <w:pPr>
+        <w:pStyle w:val="BodyText"/>
+      </w:pPr>
+      <w:r>
+        <w:rPr>
+          <w:b/>
+          <w:bCs/>
+        </w:rPr>
+        <w:t xml:space="preserve">Graphical abstract:</w:t>
+      </w:r>
+      <w:r>
+        <w:t xml:space="preserve"> </w:t>
+      </w:r>
+      <w:r>
+        <w:t xml:space="preserve">submitted as a separate file,</w:t>
+      </w:r>
+      <w:r>
+        <w:t xml:space="preserve"> </w:t>
+      </w:r>
+      <w:r>
+        <w:rPr>
+          <w:rStyle w:val="VerbatimChar"/>
+        </w:rPr>
+        <w:t xml:space="preserve">manuscript/figures/GraphicalAbstract.png</w:t>
+      </w:r>
+      <w:r>
+        <w:t xml:space="preserve"> </w:t>
+      </w:r>
+      <w:r>
+        <w:t xml:space="preserve">(and</w:t>
+      </w:r>
+      <w:r>
+        <w:t xml:space="preserve"> </w:t>
+      </w:r>
+      <w:r>
+        <w:rPr>
+          <w:rStyle w:val="VerbatimChar"/>
+        </w:rPr>
+        <w:t xml:space="preserve">.pdf</w:t>
+      </w:r>
+      <w:r>
+        <w:t xml:space="preserve">).</w:t>
+      </w:r>
+    </w:p>
+    <w:p>
+      <w:pPr>
+        <w:pStyle w:val="BodyText"/>
+      </w:pPr>
+      <w:r>
+        <w:rPr>
+          <w:b/>
+          <w:bCs/>
+        </w:rPr>
+        <w:t xml:space="preserve">Key Points</w:t>
+      </w:r>
+    </w:p>
+    <w:p>
+      <w:pPr>
+        <w:pStyle w:val="Compact"/>
+        <w:numPr>
+          <w:ilvl w:val="0"/>
+          <w:numId w:val="1001"/>
+        </w:numPr>
+      </w:pPr>
+      <w:r>
+        <w:t xml:space="preserve">BrainSafe AI profiles small-molecule mechanism in the human brain from structure alone, gating</w:t>
+      </w:r>
+      <w:r>
+        <w:t xml:space="preserve"> </w:t>
+      </w:r>
+      <w:r>
+        <w:t xml:space="preserve">every target score by predicted exposure so potency at a target a compound cannot reach</w:t>
+      </w:r>
+      <w:r>
+        <w:t xml:space="preserve"> </w:t>
+      </w:r>
+      <w:r>
+        <w:t xml:space="preserve">contributes nothing to the output.</w:t>
+      </w:r>
+    </w:p>
+    <w:p>
+      <w:pPr>
+        <w:pStyle w:val="Compact"/>
+        <w:numPr>
+          <w:ilvl w:val="0"/>
+          <w:numId w:val="1001"/>
+        </w:numPr>
+      </w:pPr>
+      <w:r>
+        <w:t xml:space="preserve">Every one of its 74 cross-validated estimators is validated under both random and</w:t>
+      </w:r>
+      <w:r>
+        <w:t xml:space="preserve"> </w:t>
+      </w:r>
+      <w:r>
+        <w:t xml:space="preserve">scaffold-grouped splits and carries a calibrated probability, the core classifiers additionally</w:t>
+      </w:r>
+      <w:r>
+        <w:t xml:space="preserve"> </w:t>
+      </w:r>
+      <w:r>
+        <w:t xml:space="preserve">reporting a conformal interval, and the server reports silence rather than a guess for chemistry</w:t>
+      </w:r>
+      <w:r>
+        <w:t xml:space="preserve"> </w:t>
+      </w:r>
+      <w:r>
+        <w:t xml:space="preserve">outside its measured competence.</w:t>
+      </w:r>
+    </w:p>
+    <w:p>
+      <w:pPr>
+        <w:pStyle w:val="Compact"/>
+        <w:numPr>
+          <w:ilvl w:val="0"/>
+          <w:numId w:val="1001"/>
+        </w:numPr>
+      </w:pPr>
+      <w:r>
+        <w:t xml:space="preserve">Its negative class is recovered from compounds measured and found inactive rather than simulated</w:t>
+      </w:r>
+      <w:r>
+        <w:t xml:space="preserve"> </w:t>
+      </w:r>
+      <w:r>
+        <w:t xml:space="preserve">with decoys, and every validation, including six adversarial checks written so that each could</w:t>
+      </w:r>
+      <w:r>
+        <w:t xml:space="preserve"> </w:t>
+      </w:r>
+      <w:r>
+        <w:t xml:space="preserve">fail, is reported whichever way it falls, which led to withdrawing two endpoints that could not</w:t>
+      </w:r>
+      <w:r>
+        <w:t xml:space="preserve"> </w:t>
+      </w:r>
+      <w:r>
+        <w:t xml:space="preserve">separate a real ligand from an unrelated metabolite.</w:t>
       </w:r>
     </w:p>
     <w:p>
@@ -3687,6 +3828,50 @@
         <w:pStyle w:val="FirstParagraph"/>
       </w:pPr>
       <w:r>
+        <w:t xml:space="preserve">BrainSafe AI is freely available without registration or login at</w:t>
+      </w:r>
+      <w:r>
+        <w:t xml:space="preserve"> </w:t>
+      </w:r>
+      <w:r>
+        <w:t xml:space="preserve">https://huggingface.co/spaces/Krishnag999/brainsafe-ai, served over HTTPS. No account is created, no</w:t>
+      </w:r>
+      <w:r>
+        <w:t xml:space="preserve"> </w:t>
+      </w:r>
+      <w:r>
+        <w:t xml:space="preserve">submitted structure is written to disk, logged or retained beyond the lifetime of its request, and</w:t>
+      </w:r>
+      <w:r>
+        <w:t xml:space="preserve"> </w:t>
+      </w:r>
+      <w:r>
+        <w:t xml:space="preserve">none is used to train or update any model; the one exception is a compound entered by name, which is</w:t>
+      </w:r>
+      <w:r>
+        <w:t xml:space="preserve"> </w:t>
+      </w:r>
+      <w:r>
+        <w:t xml:space="preserve">resolved to a structure through a single call to PubChem. Curated example compounds are provided so</w:t>
+      </w:r>
+      <w:r>
+        <w:t xml:space="preserve"> </w:t>
+      </w:r>
+      <w:r>
+        <w:t xml:space="preserve">the server can be tried without preparing any input, and the interface’s About page documents every</w:t>
+      </w:r>
+      <w:r>
+        <w:t xml:space="preserve"> </w:t>
+      </w:r>
+      <w:r>
+        <w:t xml:space="preserve">endpoint, every validation figure and the licence terms in place of a separate tutorial.</w:t>
+      </w:r>
+    </w:p>
+    <w:p>
+      <w:pPr>
+        <w:pStyle w:val="BodyText"/>
+      </w:pPr>
+      <w:r>
         <w:t xml:space="preserve">All code, the curated knowledge graph, per-fold validation artefacts, the falsification suite and</w:t>
       </w:r>
       <w:r>
@@ -3699,19 +3884,43 @@
         <w:t xml:space="preserve"> </w:t>
       </w:r>
       <w:r>
-        <w:t xml:space="preserve">https://github.com/krishna-g-999/brainsafe-ai under the MIT licence. Trained estimators and the raw</w:t>
-      </w:r>
-      <w:r>
-        <w:t xml:space="preserve"> </w:t>
-      </w:r>
-      <w:r>
-        <w:t xml:space="preserve">API responses are deposited separately, each with a committed manifest recording the SHA-256 of the</w:t>
-      </w:r>
-      <w:r>
-        <w:t xml:space="preserve"> </w:t>
-      </w:r>
-      <w:r>
-        <w:t xml:space="preserve">archive and of every file inside it, so a download is verified rather than trusted.</w:t>
+        <w:t xml:space="preserve">https://github.com/krishna-g-999/brainsafe-ai under the MIT licence. Underlying data retain the</w:t>
+      </w:r>
+      <w:r>
+        <w:t xml:space="preserve"> </w:t>
+      </w:r>
+      <w:r>
+        <w:t xml:space="preserve">licences of their own sources (ChEMBL, CC BY-SA 3.0; BindingDB; B3DB; Therapeutics Data Commons;</w:t>
+      </w:r>
+      <w:r>
+        <w:t xml:space="preserve"> </w:t>
+      </w:r>
+      <w:r>
+        <w:t xml:space="preserve">MoleculeNet), and the KEGG, Reactome and IUPHAR/BPS pathway annotations are subject to their own</w:t>
+      </w:r>
+      <w:r>
+        <w:t xml:space="preserve"> </w:t>
+      </w:r>
+      <w:r>
+        <w:t xml:space="preserve">terms, KEGG in particular restricting commercial redistribution; a user redistributing this server’s</w:t>
+      </w:r>
+      <w:r>
+        <w:t xml:space="preserve"> </w:t>
+      </w:r>
+      <w:r>
+        <w:t xml:space="preserve">output is responsible for observing them. Trained estimators and the raw API responses are deposited</w:t>
+      </w:r>
+      <w:r>
+        <w:t xml:space="preserve"> </w:t>
+      </w:r>
+      <w:r>
+        <w:t xml:space="preserve">separately, each with a committed manifest recording the SHA-256 of the archive and of every file</w:t>
+      </w:r>
+      <w:r>
+        <w:t xml:space="preserve"> </w:t>
+      </w:r>
+      <w:r>
+        <w:t xml:space="preserve">inside it, so a download is verified rather than trusted.</w:t>
       </w:r>
     </w:p>
     <w:p>
@@ -3729,19 +3938,25 @@
         <w:t xml:space="preserve"> </w:t>
       </w:r>
       <w:r>
-        <w:t xml:space="preserve">the public server URL (required in the abstract by NAR), the</w:t>
-      </w:r>
-      <w:r>
-        <w:t xml:space="preserve"> </w:t>
-      </w:r>
-      <w:r>
-        <w:t xml:space="preserve">deposit DOI, the author list, the corresponding address, and the funding statement. Every other value</w:t>
-      </w:r>
-      <w:r>
-        <w:t xml:space="preserve"> </w:t>
-      </w:r>
-      <w:r>
-        <w:t xml:space="preserve">in this manuscript is computed from an artefact in the repository.</w:t>
+        <w:t xml:space="preserve">the archive deposit’s own DOI and the funding statement. Every</w:t>
+      </w:r>
+      <w:r>
+        <w:t xml:space="preserve"> </w:t>
+      </w:r>
+      <w:r>
+        <w:t xml:space="preserve">other value in this manuscript, including the author list, the corresponding address and the server</w:t>
+      </w:r>
+      <w:r>
+        <w:t xml:space="preserve"> </w:t>
+      </w:r>
+      <w:r>
+        <w:t xml:space="preserve">and repository URLs above, is stated as it currently stands in the repository and the deployed</w:t>
+      </w:r>
+      <w:r>
+        <w:t xml:space="preserve"> </w:t>
+      </w:r>
+      <w:r>
+        <w:t xml:space="preserve">server rather than left as a placeholder.</w:t>
       </w:r>
     </w:p>
     <w:bookmarkEnd w:id="26"/>
@@ -3883,37 +4098,49 @@
         <w:t xml:space="preserve"> </w:t>
       </w:r>
       <w:r>
-        <w:t xml:space="preserve">as one fixed 1,036-column vector, scored by four model families: nine exposure and ADME endpoints,</w:t>
-      </w:r>
-      <w:r>
-        <w:t xml:space="preserve"> </w:t>
-      </w:r>
-      <w:r>
-        <w:t xml:space="preserve">twelve target potency and activity endpoints, the 52-endpoint binder panel of which 47 are deployed,</w:t>
-      </w:r>
-      <w:r>
-        <w:t xml:space="preserve"> </w:t>
-      </w:r>
-      <w:r>
-        <w:t xml:space="preserve">and two auxiliary regressions. Every target score is admitted only in proportion to the predicted probability that the</w:t>
-      </w:r>
-      <w:r>
-        <w:t xml:space="preserve"> </w:t>
-      </w:r>
-      <w:r>
-        <w:t xml:space="preserve">compound reaches the brain, and surviving scores are ranked by enrichment over each endpoint’s base</w:t>
-      </w:r>
-      <w:r>
-        <w:t xml:space="preserve"> </w:t>
-      </w:r>
-      <w:r>
-        <w:t xml:space="preserve">rate rather than by raw probability. Every reported value carries a calibrated probability, a</w:t>
-      </w:r>
-      <w:r>
-        <w:t xml:space="preserve"> </w:t>
-      </w:r>
-      <w:r>
-        <w:t xml:space="preserve">conformal interval and an applicability-domain distance. (</w:t>
+        <w:t xml:space="preserve">as one fixed 1,036-column vector, scored by four model families, as MODEL_INVENTORY.csv defines</w:t>
+      </w:r>
+      <w:r>
+        <w:t xml:space="preserve"> </w:t>
+      </w:r>
+      <w:r>
+        <w:t xml:space="preserve">them: the 52-endpoint binder panel of which 47 are deployed, twelve target potency and activity</w:t>
+      </w:r>
+      <w:r>
+        <w:t xml:space="preserve"> </w:t>
+      </w:r>
+      <w:r>
+        <w:t xml:space="preserve">endpoints, the ten-endpoint exposure and ADME layer including the barrier model itself, and the</w:t>
+      </w:r>
+      <w:r>
+        <w:t xml:space="preserve"> </w:t>
+      </w:r>
+      <w:r>
+        <w:t xml:space="preserve">single hERG safety classifier. Every target score is admitted only in proportion to the predicted</w:t>
+      </w:r>
+      <w:r>
+        <w:t xml:space="preserve"> </w:t>
+      </w:r>
+      <w:r>
+        <w:t xml:space="preserve">probability that the compound reaches the brain, and surviving scores are ranked by enrichment over</w:t>
+      </w:r>
+      <w:r>
+        <w:t xml:space="preserve"> </w:t>
+      </w:r>
+      <w:r>
+        <w:t xml:space="preserve">each endpoint’s base rate rather than by raw probability. Every reported value carries a calibrated</w:t>
+      </w:r>
+      <w:r>
+        <w:t xml:space="preserve"> </w:t>
+      </w:r>
+      <w:r>
+        <w:t xml:space="preserve">probability and an applicability-domain distance, and the eight core classifiers additionally report</w:t>
+      </w:r>
+      <w:r>
+        <w:t xml:space="preserve"> </w:t>
+      </w:r>
+      <w:r>
+        <w:t xml:space="preserve">a conformal interval. (</w:t>
       </w:r>
       <w:r>
         <w:rPr>
@@ -4809,7 +5036,7 @@
         <w:pStyle w:val="Compact"/>
         <w:numPr>
           <w:ilvl w:val="0"/>
-          <w:numId w:val="1001"/>
+          <w:numId w:val="1002"/>
         </w:numPr>
       </w:pPr>
       <w:r>
@@ -4821,7 +5048,7 @@
         <w:pStyle w:val="Compact"/>
         <w:numPr>
           <w:ilvl w:val="0"/>
-          <w:numId w:val="1001"/>
+          <w:numId w:val="1002"/>
         </w:numPr>
       </w:pPr>
       <w:r>
@@ -4833,7 +5060,7 @@
         <w:pStyle w:val="Compact"/>
         <w:numPr>
           <w:ilvl w:val="0"/>
-          <w:numId w:val="1001"/>
+          <w:numId w:val="1002"/>
         </w:numPr>
       </w:pPr>
       <w:r>
@@ -4845,7 +5072,7 @@
         <w:pStyle w:val="Compact"/>
         <w:numPr>
           <w:ilvl w:val="0"/>
-          <w:numId w:val="1001"/>
+          <w:numId w:val="1002"/>
         </w:numPr>
       </w:pPr>
       <w:r>
@@ -4857,7 +5084,7 @@
         <w:pStyle w:val="Compact"/>
         <w:numPr>
           <w:ilvl w:val="0"/>
-          <w:numId w:val="1001"/>
+          <w:numId w:val="1002"/>
         </w:numPr>
       </w:pPr>
       <w:r>
@@ -4869,7 +5096,7 @@
         <w:pStyle w:val="Compact"/>
         <w:numPr>
           <w:ilvl w:val="0"/>
-          <w:numId w:val="1001"/>
+          <w:numId w:val="1002"/>
         </w:numPr>
       </w:pPr>
       <w:r>
@@ -4881,7 +5108,7 @@
         <w:pStyle w:val="Compact"/>
         <w:numPr>
           <w:ilvl w:val="0"/>
-          <w:numId w:val="1001"/>
+          <w:numId w:val="1002"/>
         </w:numPr>
       </w:pPr>
       <w:r>
@@ -4893,7 +5120,7 @@
         <w:pStyle w:val="Compact"/>
         <w:numPr>
           <w:ilvl w:val="0"/>
-          <w:numId w:val="1001"/>
+          <w:numId w:val="1002"/>
         </w:numPr>
       </w:pPr>
       <w:r>
@@ -4905,7 +5132,7 @@
         <w:pStyle w:val="Compact"/>
         <w:numPr>
           <w:ilvl w:val="0"/>
-          <w:numId w:val="1001"/>
+          <w:numId w:val="1002"/>
         </w:numPr>
       </w:pPr>
       <w:r>
@@ -4917,7 +5144,7 @@
         <w:pStyle w:val="Compact"/>
         <w:numPr>
           <w:ilvl w:val="0"/>
-          <w:numId w:val="1001"/>
+          <w:numId w:val="1002"/>
         </w:numPr>
       </w:pPr>
       <w:r>
@@ -4929,7 +5156,7 @@
         <w:pStyle w:val="Compact"/>
         <w:numPr>
           <w:ilvl w:val="0"/>
-          <w:numId w:val="1001"/>
+          <w:numId w:val="1002"/>
         </w:numPr>
       </w:pPr>
       <w:r>
@@ -4941,7 +5168,7 @@
         <w:pStyle w:val="Compact"/>
         <w:numPr>
           <w:ilvl w:val="0"/>
-          <w:numId w:val="1001"/>
+          <w:numId w:val="1002"/>
         </w:numPr>
       </w:pPr>
       <w:r>
@@ -4953,7 +5180,7 @@
         <w:pStyle w:val="Compact"/>
         <w:numPr>
           <w:ilvl w:val="0"/>
-          <w:numId w:val="1001"/>
+          <w:numId w:val="1002"/>
         </w:numPr>
       </w:pPr>
       <w:r>
@@ -4965,7 +5192,7 @@
         <w:pStyle w:val="Compact"/>
         <w:numPr>
           <w:ilvl w:val="0"/>
-          <w:numId w:val="1001"/>
+          <w:numId w:val="1002"/>
         </w:numPr>
       </w:pPr>
       <w:r>
@@ -4977,7 +5204,7 @@
         <w:pStyle w:val="Compact"/>
         <w:numPr>
           <w:ilvl w:val="0"/>
-          <w:numId w:val="1001"/>
+          <w:numId w:val="1002"/>
         </w:numPr>
       </w:pPr>
       <w:r>
@@ -4989,7 +5216,7 @@
         <w:pStyle w:val="Compact"/>
         <w:numPr>
           <w:ilvl w:val="0"/>
-          <w:numId w:val="1001"/>
+          <w:numId w:val="1002"/>
         </w:numPr>
       </w:pPr>
       <w:r>
@@ -5001,7 +5228,7 @@
         <w:pStyle w:val="Compact"/>
         <w:numPr>
           <w:ilvl w:val="0"/>
-          <w:numId w:val="1001"/>
+          <w:numId w:val="1002"/>
         </w:numPr>
       </w:pPr>
       <w:r>
@@ -5013,7 +5240,7 @@
         <w:pStyle w:val="Compact"/>
         <w:numPr>
           <w:ilvl w:val="0"/>
-          <w:numId w:val="1001"/>
+          <w:numId w:val="1002"/>
         </w:numPr>
       </w:pPr>
       <w:r>
@@ -5025,7 +5252,7 @@
         <w:pStyle w:val="Compact"/>
         <w:numPr>
           <w:ilvl w:val="0"/>
-          <w:numId w:val="1001"/>
+          <w:numId w:val="1002"/>
         </w:numPr>
       </w:pPr>
       <w:r>
@@ -5037,7 +5264,7 @@
         <w:pStyle w:val="Compact"/>
         <w:numPr>
           <w:ilvl w:val="0"/>
-          <w:numId w:val="1001"/>
+          <w:numId w:val="1002"/>
         </w:numPr>
       </w:pPr>
       <w:r>
@@ -5049,7 +5276,7 @@
         <w:pStyle w:val="Compact"/>
         <w:numPr>
           <w:ilvl w:val="0"/>
-          <w:numId w:val="1001"/>
+          <w:numId w:val="1002"/>
         </w:numPr>
       </w:pPr>
       <w:r>
@@ -5061,7 +5288,7 @@
         <w:pStyle w:val="Compact"/>
         <w:numPr>
           <w:ilvl w:val="0"/>
-          <w:numId w:val="1001"/>
+          <w:numId w:val="1002"/>
         </w:numPr>
       </w:pPr>
       <w:r>
@@ -5073,7 +5300,7 @@
         <w:pStyle w:val="Compact"/>
         <w:numPr>
           <w:ilvl w:val="0"/>
-          <w:numId w:val="1001"/>
+          <w:numId w:val="1002"/>
         </w:numPr>
       </w:pPr>
       <w:r>
@@ -5085,7 +5312,7 @@
         <w:pStyle w:val="Compact"/>
         <w:numPr>
           <w:ilvl w:val="0"/>
-          <w:numId w:val="1001"/>
+          <w:numId w:val="1002"/>
         </w:numPr>
       </w:pPr>
       <w:r>
@@ -5097,7 +5324,7 @@
         <w:pStyle w:val="Compact"/>
         <w:numPr>
           <w:ilvl w:val="0"/>
-          <w:numId w:val="1001"/>
+          <w:numId w:val="1002"/>
         </w:numPr>
       </w:pPr>
       <w:r>
@@ -5109,7 +5336,7 @@
         <w:pStyle w:val="Compact"/>
         <w:numPr>
           <w:ilvl w:val="0"/>
-          <w:numId w:val="1001"/>
+          <w:numId w:val="1002"/>
         </w:numPr>
       </w:pPr>
       <w:r>
@@ -5121,7 +5348,7 @@
         <w:pStyle w:val="Compact"/>
         <w:numPr>
           <w:ilvl w:val="0"/>
-          <w:numId w:val="1001"/>
+          <w:numId w:val="1002"/>
         </w:numPr>
       </w:pPr>
       <w:r>
@@ -5133,7 +5360,7 @@
         <w:pStyle w:val="Compact"/>
         <w:numPr>
           <w:ilvl w:val="0"/>
-          <w:numId w:val="1001"/>
+          <w:numId w:val="1002"/>
         </w:numPr>
       </w:pPr>
       <w:r>
@@ -5145,7 +5372,7 @@
         <w:pStyle w:val="Compact"/>
         <w:numPr>
           <w:ilvl w:val="0"/>
-          <w:numId w:val="1001"/>
+          <w:numId w:val="1002"/>
         </w:numPr>
       </w:pPr>
       <w:r>
@@ -5157,7 +5384,7 @@
         <w:pStyle w:val="Compact"/>
         <w:numPr>
           <w:ilvl w:val="0"/>
-          <w:numId w:val="1001"/>
+          <w:numId w:val="1002"/>
         </w:numPr>
       </w:pPr>
       <w:r>
@@ -5169,7 +5396,7 @@
         <w:pStyle w:val="Compact"/>
         <w:numPr>
           <w:ilvl w:val="0"/>
-          <w:numId w:val="1001"/>
+          <w:numId w:val="1002"/>
         </w:numPr>
       </w:pPr>
       <w:r>
@@ -5181,7 +5408,7 @@
         <w:pStyle w:val="Compact"/>
         <w:numPr>
           <w:ilvl w:val="0"/>
-          <w:numId w:val="1001"/>
+          <w:numId w:val="1002"/>
         </w:numPr>
       </w:pPr>
       <w:r>
@@ -5193,7 +5420,7 @@
         <w:pStyle w:val="Compact"/>
         <w:numPr>
           <w:ilvl w:val="0"/>
-          <w:numId w:val="1001"/>
+          <w:numId w:val="1002"/>
         </w:numPr>
       </w:pPr>
       <w:r>
@@ -5205,7 +5432,7 @@
         <w:pStyle w:val="Compact"/>
         <w:numPr>
           <w:ilvl w:val="0"/>
-          <w:numId w:val="1001"/>
+          <w:numId w:val="1002"/>
         </w:numPr>
       </w:pPr>
       <w:r>
@@ -5217,7 +5444,7 @@
         <w:pStyle w:val="Compact"/>
         <w:numPr>
           <w:ilvl w:val="0"/>
-          <w:numId w:val="1001"/>
+          <w:numId w:val="1002"/>
         </w:numPr>
       </w:pPr>
       <w:r>
@@ -5336,6 +5563,109 @@
       </w:pPr>
     </w:lvl>
   </w:abstractNum>
+  <w:abstractNum w:abstractNumId="991">
+    <w:nsid w:val="0000A991"/>
+    <w:multiLevelType w:val="multilevel"/>
+    <w:lvl w:ilvl="0">
+      <w:numFmt w:val="bullet"/>
+      <w:lvlText w:val=""/>
+      <w:lvlJc w:val="left"/>
+      <w:pPr>
+        <w:ind w:left="720" w:hanging="360"/>
+      </w:pPr>
+      <w:rPr>
+        <w:rFonts w:ascii="Symbol" w:hAnsi="Symbol" w:cs="Symbol" w:hint="default"/>
+      </w:rPr>
+    </w:lvl>
+    <w:lvl w:ilvl="1">
+      <w:numFmt w:val="bullet"/>
+      <w:lvlText w:val="o"/>
+      <w:lvlJc w:val="left"/>
+      <w:pPr>
+        <w:ind w:left="1440" w:hanging="360"/>
+      </w:pPr>
+      <w:rPr>
+        <w:rFonts w:ascii="Courier New" w:hAnsi="Courier New" w:cs="Courier New" w:hint="default"/>
+      </w:rPr>
+    </w:lvl>
+    <w:lvl w:ilvl="2">
+      <w:numFmt w:val="bullet"/>
+      <w:lvlText w:val=""/>
+      <w:lvlJc w:val="left"/>
+      <w:pPr>
+        <w:ind w:left="2160" w:hanging="360"/>
+      </w:pPr>
+      <w:rPr>
+        <w:rFonts w:ascii="Wingdings" w:hAnsi="Wingdings" w:cs="Wingdings" w:hint="default"/>
+      </w:rPr>
+    </w:lvl>
+    <w:lvl w:ilvl="3">
+      <w:numFmt w:val="bullet"/>
+      <w:lvlText w:val=""/>
+      <w:lvlJc w:val="left"/>
+      <w:pPr>
+        <w:ind w:left="2880" w:hanging="360"/>
+      </w:pPr>
+      <w:rPr>
+        <w:rFonts w:ascii="Symbol" w:hAnsi="Symbol" w:cs="Symbol" w:hint="default"/>
+      </w:rPr>
+    </w:lvl>
+    <w:lvl w:ilvl="4">
+      <w:numFmt w:val="bullet"/>
+      <w:lvlText w:val="o"/>
+      <w:lvlJc w:val="left"/>
+      <w:pPr>
+        <w:ind w:left="3600" w:hanging="360"/>
+      </w:pPr>
+      <w:rPr>
+        <w:rFonts w:ascii="Courier New" w:hAnsi="Courier New" w:cs="Courier New" w:hint="default"/>
+      </w:rPr>
+    </w:lvl>
+    <w:lvl w:ilvl="5">
+      <w:numFmt w:val="bullet"/>
+      <w:lvlText w:val=""/>
+      <w:lvlJc w:val="left"/>
+      <w:pPr>
+        <w:ind w:left="4320" w:hanging="360"/>
+      </w:pPr>
+      <w:rPr>
+        <w:rFonts w:ascii="Wingdings" w:hAnsi="Wingdings" w:cs="Wingdings" w:hint="default"/>
+      </w:rPr>
+    </w:lvl>
+    <w:lvl w:ilvl="6">
+      <w:numFmt w:val="bullet"/>
+      <w:lvlText w:val=""/>
+      <w:lvlJc w:val="left"/>
+      <w:pPr>
+        <w:ind w:left="5040" w:hanging="360"/>
+      </w:pPr>
+      <w:rPr>
+        <w:rFonts w:ascii="Symbol" w:hAnsi="Symbol" w:cs="Symbol" w:hint="default"/>
+      </w:rPr>
+    </w:lvl>
+    <w:lvl w:ilvl="7">
+      <w:numFmt w:val="bullet"/>
+      <w:lvlText w:val="o"/>
+      <w:lvlJc w:val="left"/>
+      <w:pPr>
+        <w:ind w:left="5760" w:hanging="360"/>
+      </w:pPr>
+      <w:rPr>
+        <w:rFonts w:ascii="Courier New" w:hAnsi="Courier New" w:cs="Courier New" w:hint="default"/>
+      </w:rPr>
+    </w:lvl>
+    <w:lvl w:ilvl="8">
+      <w:numFmt w:val="bullet"/>
+      <w:lvlText w:val=""/>
+      <w:lvlJc w:val="left"/>
+      <w:pPr>
+        <w:ind w:left="6480" w:hanging="360"/>
+      </w:pPr>
+      <w:rPr>
+        <w:rFonts w:ascii="Wingdings" w:hAnsi="Wingdings" w:cs="Wingdings" w:hint="default"/>
+      </w:rPr>
+    </w:lvl>
+  </w:abstractNum>
   <w:abstractNum w:abstractNumId="99411">
     <w:nsid w:val="00A99411"/>
     <w:multiLevelType w:val="multilevel"/>
@@ -5425,6 +5755,9 @@
     <w:abstractNumId w:val="990"/>
   </w:num>
   <w:num w:numId="1001">
+    <w:abstractNumId w:val="991"/>
+  </w:num>
+  <w:num w:numId="1002">
     <w:abstractNumId w:val="99411"/>
     <w:lvlOverride w:ilvl="0">
       <w:startOverride w:val="1"/>

--- a/manuscript/NAR_WebServer_BrainSafe.docx
+++ b/manuscript/NAR_WebServer_BrainSafe.docx
@@ -3421,31 +3421,31 @@
         <w:pStyle w:val="BodyText"/>
       </w:pPr>
       <w:r>
-        <w:t xml:space="preserve">The second is the size of that effect. On chemistry more than a Tanimoto of 0.40 from anything the</w:t>
-      </w:r>
-      <w:r>
-        <w:t xml:space="preserve"> </w:t>
-      </w:r>
-      <w:r>
-        <w:t xml:space="preserve">panel has measured, recall at the deployed operating point is near 0.16, and no analysis here</w:t>
-      </w:r>
-      <w:r>
-        <w:t xml:space="preserve"> </w:t>
-      </w:r>
-      <w:r>
-        <w:t xml:space="preserve">improves it; what the prospective work establishes is that the figure is predictable, not that it is</w:t>
-      </w:r>
-      <w:r>
-        <w:t xml:space="preserve"> </w:t>
-      </w:r>
-      <w:r>
-        <w:t xml:space="preserve">better than it looked. A negative result on a novel scaffold is close to uninformative, which is why</w:t>
-      </w:r>
-      <w:r>
-        <w:t xml:space="preserve"> </w:t>
-      </w:r>
-      <w:r>
-        <w:t xml:space="preserve">the server now reports the expected recall beside it.</w:t>
+        <w:t xml:space="preserve">A related limitation is the size of that effect. On chemistry more than a Tanimoto of 0.40 from</w:t>
+      </w:r>
+      <w:r>
+        <w:t xml:space="preserve"> </w:t>
+      </w:r>
+      <w:r>
+        <w:t xml:space="preserve">anything the panel has measured, recall at the deployed operating point is near 0.16, and no analysis</w:t>
+      </w:r>
+      <w:r>
+        <w:t xml:space="preserve"> </w:t>
+      </w:r>
+      <w:r>
+        <w:t xml:space="preserve">here improves it; what the prospective work establishes is that the figure is predictable, not that</w:t>
+      </w:r>
+      <w:r>
+        <w:t xml:space="preserve"> </w:t>
+      </w:r>
+      <w:r>
+        <w:t xml:space="preserve">it is better than it looked. A negative result on a novel scaffold is close to uninformative, which is</w:t>
+      </w:r>
+      <w:r>
+        <w:t xml:space="preserve"> </w:t>
+      </w:r>
+      <w:r>
+        <w:t xml:space="preserve">why the server now reports the expected recall beside it.</w:t>
       </w:r>
     </w:p>
     <w:p>
@@ -3453,19 +3453,19 @@
         <w:pStyle w:val="BodyText"/>
       </w:pPr>
       <w:r>
-        <w:t xml:space="preserve">The third is that the specificity estimate rests on compounds presumed inactive because nothing is</w:t>
-      </w:r>
-      <w:r>
-        <w:t xml:space="preserve"> </w:t>
-      </w:r>
-      <w:r>
-        <w:t xml:space="preserve">recorded about them, drawn from within the reference library, so it does not bound behaviour on</w:t>
-      </w:r>
-      <w:r>
-        <w:t xml:space="preserve"> </w:t>
-      </w:r>
-      <w:r>
-        <w:t xml:space="preserve">genuinely distant chemistry.</w:t>
+        <w:t xml:space="preserve">The specificity estimate also has a boundary worth stating plainly: it rests on compounds presumed</w:t>
+      </w:r>
+      <w:r>
+        <w:t xml:space="preserve"> </w:t>
+      </w:r>
+      <w:r>
+        <w:t xml:space="preserve">inactive because nothing is recorded about them, drawn from within the reference library, so it does</w:t>
+      </w:r>
+      <w:r>
+        <w:t xml:space="preserve"> </w:t>
+      </w:r>
+      <w:r>
+        <w:t xml:space="preserve">not bound behaviour on genuinely distant chemistry.</w:t>
       </w:r>
     </w:p>
     <w:p>
@@ -3473,7 +3473,13 @@
         <w:pStyle w:val="BodyText"/>
       </w:pPr>
       <w:r>
-        <w:t xml:space="preserve">The fourth is natural-product chemistry, and it is stated here because a reader will reasonably ask.</w:t>
+        <w:t xml:space="preserve">Natural-product chemistry is a fourth limit, and it is stated here because a reader will reasonably</w:t>
+      </w:r>
+      <w:r>
+        <w:t xml:space="preserve"> </w:t>
+      </w:r>
+      <w:r>
+        <w:t xml:space="preserve">ask.</w:t>
       </w:r>
       <w:r>
         <w:t xml:space="preserve"> </w:t>
@@ -3741,7 +3747,7 @@
         <w:pStyle w:val="BodyText"/>
       </w:pPr>
       <w:r>
-        <w:t xml:space="preserve">The fifth is the disease layer, and it is a limit of the question rather than of the fitting. Clinical</w:t>
+        <w:t xml:space="preserve">The last limitation is the disease layer, and it is a limit of the question rather than of the fitting. Clinical</w:t>
       </w:r>
       <w:r>
         <w:t xml:space="preserve"> </w:t>

--- a/manuscript/NAR_WebServer_BrainSafe.docx
+++ b/manuscript/NAR_WebServer_BrainSafe.docx
@@ -434,37 +434,43 @@
         <w:pStyle w:val="FirstParagraph"/>
       </w:pPr>
       <w:r>
-        <w:t xml:space="preserve">Central nervous system drug discovery fails in a characteristic way. A compound can be potent at its</w:t>
-      </w:r>
-      <w:r>
-        <w:t xml:space="preserve"> </w:t>
-      </w:r>
-      <w:r>
-        <w:t xml:space="preserve">intended target and never reach the brain, or reach it and carry an unacceptable liability, or engage</w:t>
-      </w:r>
-      <w:r>
-        <w:t xml:space="preserve"> </w:t>
-      </w:r>
-      <w:r>
-        <w:t xml:space="preserve">targets nobody tested and acquire a clinical profile nobody predicted. Pharmacokinetics and the</w:t>
-      </w:r>
-      <w:r>
-        <w:t xml:space="preserve"> </w:t>
-      </w:r>
-      <w:r>
-        <w:t xml:space="preserve">barrier itself, rather than target affinity, account for a large share of central attrition</w:t>
-      </w:r>
-      <w:r>
-        <w:t xml:space="preserve"> </w:t>
-      </w:r>
-      <w:r>
-        <w:t xml:space="preserve">(4), and the quantity that governs central action is not total brain concentration but</w:t>
-      </w:r>
-      <w:r>
-        <w:t xml:space="preserve"> </w:t>
-      </w:r>
-      <w:r>
-        <w:t xml:space="preserve">the unbound brain-to-plasma ratio (5).</w:t>
+        <w:t xml:space="preserve">Central nervous system drug discovery fails more often, and later, than discovery for most other</w:t>
+      </w:r>
+      <w:r>
+        <w:t xml:space="preserve"> </w:t>
+      </w:r>
+      <w:r>
+        <w:t xml:space="preserve">therapeutic areas (4). A compound can be potent at its intended target and never</w:t>
+      </w:r>
+      <w:r>
+        <w:t xml:space="preserve"> </w:t>
+      </w:r>
+      <w:r>
+        <w:t xml:space="preserve">reach the brain, or reach it and carry an unacceptable liability, or engage targets nobody tested and</w:t>
+      </w:r>
+      <w:r>
+        <w:t xml:space="preserve"> </w:t>
+      </w:r>
+      <w:r>
+        <w:t xml:space="preserve">acquire a clinical profile nobody predicted. Pharmacokinetics and the barrier itself, rather than</w:t>
+      </w:r>
+      <w:r>
+        <w:t xml:space="preserve"> </w:t>
+      </w:r>
+      <w:r>
+        <w:t xml:space="preserve">target affinity, account for a large share of central attrition (5), and the quantity</w:t>
+      </w:r>
+      <w:r>
+        <w:t xml:space="preserve"> </w:t>
+      </w:r>
+      <w:r>
+        <w:t xml:space="preserve">that governs central action is not total brain concentration but the unbound brain-to-plasma ratio</w:t>
+      </w:r>
+      <w:r>
+        <w:t xml:space="preserve"> </w:t>
+      </w:r>
+      <w:r>
+        <w:t xml:space="preserve">(6).</w:t>
       </w:r>
     </w:p>
     <w:p>
@@ -496,7 +502,7 @@
         <w:t xml:space="preserve"> </w:t>
       </w:r>
       <w:r>
-        <w:t xml:space="preserve">these separately. Property-based schemes such as CNS MPO (6) score the exposure axis well but</w:t>
+        <w:t xml:space="preserve">these separately. Property-based schemes such as CNS MPO (7) score the exposure axis well but</w:t>
       </w:r>
       <w:r>
         <w:t xml:space="preserve"> </w:t>
@@ -702,13 +708,13 @@
         <w:t xml:space="preserve"> </w:t>
       </w:r>
       <w:r>
-        <w:t xml:space="preserve">(7), and the amyloid and tau axes (8); monoamine oxidase B (9) and LRRK2</w:t>
-      </w:r>
-      <w:r>
-        <w:t xml:space="preserve"> </w:t>
-      </w:r>
-      <w:r>
-        <w:t xml:space="preserve">(10) for Parkinson’s disease; the monoaminergic, opioid, cannabinoid, histaminergic and</w:t>
+        <w:t xml:space="preserve">(8), and the amyloid and tau axes (9); monoamine oxidase B (10) and LRRK2</w:t>
+      </w:r>
+      <w:r>
+        <w:t xml:space="preserve"> </w:t>
+      </w:r>
+      <w:r>
+        <w:t xml:space="preserve">(11) for Parkinson’s disease; the monoaminergic, opioid, cannabinoid, histaminergic and</w:t>
       </w:r>
       <w:r>
         <w:t xml:space="preserve"> </w:t>
@@ -720,7 +726,7 @@
         <w:t xml:space="preserve"> </w:t>
       </w:r>
       <w:r>
-        <w:t xml:space="preserve">last including the orexin receptors (11); and three axes implicated across several</w:t>
+        <w:t xml:space="preserve">last including the orexin receptors (12); and three axes implicated across several</w:t>
       </w:r>
       <w:r>
         <w:t xml:space="preserve"> </w:t>
@@ -732,13 +738,13 @@
         <w:t xml:space="preserve"> </w:t>
       </w:r>
       <w:r>
-        <w:t xml:space="preserve">(12), KEAP1-NRF2 antioxidant signalling (13), and histone deacetylase activity,</w:t>
-      </w:r>
-      <w:r>
-        <w:t xml:space="preserve"> </w:t>
-      </w:r>
-      <w:r>
-        <w:t xml:space="preserve">whose genetic removal modifies pathology in Huntington’s disease models (14). Glutamatergic</w:t>
+        <w:t xml:space="preserve">(13), KEAP1-NRF2 antioxidant signalling (14), and histone deacetylase activity,</w:t>
+      </w:r>
+      <w:r>
+        <w:t xml:space="preserve"> </w:t>
+      </w:r>
+      <w:r>
+        <w:t xml:space="preserve">whose genetic removal modifies pathology in Huntington’s disease models (15). Glutamatergic</w:t>
       </w:r>
       <w:r>
         <w:t xml:space="preserve"> </w:t>
@@ -750,7 +756,7 @@
         <w:t xml:space="preserve"> </w:t>
       </w:r>
       <w:r>
-        <w:t xml:space="preserve">that axis (15).</w:t>
+        <w:t xml:space="preserve">that axis (16).</w:t>
       </w:r>
       <w:r>
         <w:t xml:space="preserve"> </w:t>
@@ -772,7 +778,7 @@
         <w:t xml:space="preserve"> </w:t>
       </w:r>
       <w:r>
-        <w:t xml:space="preserve">cardiovascular attrition through QT prolongation (16).</w:t>
+        <w:t xml:space="preserve">cardiovascular attrition through QT prolongation (17).</w:t>
       </w:r>
       <w:r>
         <w:t xml:space="preserve"> </w:t>
@@ -824,13 +830,13 @@
         <w:t xml:space="preserve"> </w:t>
       </w:r>
       <w:r>
-        <w:t xml:space="preserve">approved drugs; the nine ADME endpoints use measured sets from Therapeutics Data Commons (17),</w:t>
-      </w:r>
-      <w:r>
-        <w:t xml:space="preserve"> </w:t>
-      </w:r>
-      <w:r>
-        <w:t xml:space="preserve">MoleculeNet (18), B3DB and ChEMBL. The panel holds 228,200 measured compound-endpoint</w:t>
+        <w:t xml:space="preserve">approved drugs; the nine ADME endpoints use measured sets from Therapeutics Data Commons (18),</w:t>
+      </w:r>
+      <w:r>
+        <w:t xml:space="preserve"> </w:t>
+      </w:r>
+      <w:r>
+        <w:t xml:space="preserve">MoleculeNet (19), B3DB and ChEMBL. The panel holds 228,200 measured compound-endpoint</w:t>
       </w:r>
       <w:r>
         <w:t xml:space="preserve"> </w:t>
@@ -1020,7 +1026,7 @@
         <w:t xml:space="preserve"> </w:t>
       </w:r>
       <w:r>
-        <w:t xml:space="preserve">by a fixed 1,036-column vector: a 1,024-bit folded ECFP-4 fingerprint (19) and twelve physicochemical</w:t>
+        <w:t xml:space="preserve">by a fixed 1,036-column vector: a 1,024-bit folded ECFP-4 fingerprint (20) and twelve physicochemical</w:t>
       </w:r>
       <w:r>
         <w:t xml:space="preserve"> </w:t>
@@ -1227,7 +1233,7 @@
         <w:t xml:space="preserve"> </w:t>
       </w:r>
       <w:r>
-        <w:t xml:space="preserve">scikit-learn (20), on the deduplicated matrix the deployed pipeline fits. Two are baselines a</w:t>
+        <w:t xml:space="preserve">scikit-learn (21), on the deduplicated matrix the deployed pipeline fits. Two are baselines a</w:t>
       </w:r>
       <w:r>
         <w:t xml:space="preserve"> </w:t>
@@ -1245,7 +1251,7 @@
         <w:t xml:space="preserve"> </w:t>
       </w:r>
       <w:r>
-        <w:t xml:space="preserve">random forest (21), XGBoost (22) and histogram gradient boosting, each</w:t>
+        <w:t xml:space="preserve">random forest (22), XGBoost (23) and histogram gradient boosting, each</w:t>
       </w:r>
       <w:r>
         <w:t xml:space="preserve"> </w:t>
@@ -1317,7 +1323,7 @@
         <w:t xml:space="preserve"> </w:t>
       </w:r>
       <w:r>
-        <w:t xml:space="preserve">approximately explainable by TreeSHAP (23). The cost of that uniformity is 0.023 mean R² on</w:t>
+        <w:t xml:space="preserve">approximately explainable by TreeSHAP (24). The cost of that uniformity is 0.023 mean R² on</w:t>
       </w:r>
       <w:r>
         <w:t xml:space="preserve"> </w:t>
@@ -1347,7 +1353,7 @@
         <w:t xml:space="preserve"> </w:t>
       </w:r>
       <w:r>
-        <w:t xml:space="preserve">Bemis-Murcko scaffolds (24) that withholds entire structural classes. The two answer</w:t>
+        <w:t xml:space="preserve">Bemis-Murcko scaffolds (25) that withholds entire structural classes. The two answer</w:t>
       </w:r>
       <w:r>
         <w:t xml:space="preserve"> </w:t>
@@ -1391,7 +1397,7 @@
         <w:pStyle w:val="BodyText"/>
       </w:pPr>
       <w:r>
-        <w:t xml:space="preserve">Classifiers are isotonically calibrated (25) on out-of-fold predictions, so no compound</w:t>
+        <w:t xml:space="preserve">Classifiers are isotonically calibrated (26) on out-of-fold predictions, so no compound</w:t>
       </w:r>
       <w:r>
         <w:t xml:space="preserve"> </w:t>
@@ -1454,7 +1460,7 @@
         <w:t xml:space="preserve"> </w:t>
       </w:r>
       <w:r>
-        <w:t xml:space="preserve">a caveat into a coverage statement (26): empirical coverage over the eight core classifiers is</w:t>
+        <w:t xml:space="preserve">a caveat into a coverage statement (27): empirical coverage over the eight core classifiers is</w:t>
       </w:r>
       <w:r>
         <w:t xml:space="preserve"> </w:t>
@@ -1472,7 +1478,7 @@
         <w:t xml:space="preserve"> </w:t>
       </w:r>
       <w:r>
-        <w:t xml:space="preserve">similarity of the query to that endpoint’s own measured chemistry (27), reported with the</w:t>
+        <w:t xml:space="preserve">similarity of the query to that endpoint’s own measured chemistry (28), reported with the</w:t>
       </w:r>
       <w:r>
         <w:t xml:space="preserve"> </w:t>
@@ -1514,13 +1520,13 @@
         <w:t xml:space="preserve"> </w:t>
       </w:r>
       <w:r>
-        <w:t xml:space="preserve">property-matched decoys (28) with Tanimoto below 0.35 to any positive. Binder classifiers use</w:t>
-      </w:r>
-      <w:r>
-        <w:t xml:space="preserve"> </w:t>
-      </w:r>
-      <w:r>
-        <w:t xml:space="preserve">sigmoid calibration (29), because the withheld set for one endpoint is often too small to fit a</w:t>
+        <w:t xml:space="preserve">property-matched decoys (29) with Tanimoto below 0.35 to any positive. Binder classifiers use</w:t>
+      </w:r>
+      <w:r>
+        <w:t xml:space="preserve"> </w:t>
+      </w:r>
+      <w:r>
+        <w:t xml:space="preserve">sigmoid calibration (30), because the withheld set for one endpoint is often too small to fit a</w:t>
       </w:r>
       <w:r>
         <w:t xml:space="preserve"> </w:t>
@@ -1630,13 +1636,13 @@
         <w:t xml:space="preserve"> </w:t>
       </w:r>
       <w:r>
-        <w:t xml:space="preserve">informs, anchored to KEGG synapse and disease maps (30), the Reactome KEAP1-NFE2L2 oxidative</w:t>
-      </w:r>
-      <w:r>
-        <w:t xml:space="preserve"> </w:t>
-      </w:r>
-      <w:r>
-        <w:t xml:space="preserve">stress response (31) and IUPHAR/BPS Guide to Pharmacology associations (32). A</w:t>
+        <w:t xml:space="preserve">informs, anchored to KEGG synapse and disease maps (31), the Reactome KEAP1-NFE2L2 oxidative</w:t>
+      </w:r>
+      <w:r>
+        <w:t xml:space="preserve"> </w:t>
+      </w:r>
+      <w:r>
+        <w:t xml:space="preserve">stress response (32) and IUPHAR/BPS Guide to Pharmacology associations (33). A</w:t>
       </w:r>
       <w:r>
         <w:t xml:space="preserve"> </w:t>
@@ -1662,7 +1668,7 @@
         <w:pStyle w:val="BodyText"/>
       </w:pPr>
       <w:r>
-        <w:t xml:space="preserve">The server is a single-page application built with Streamlit (33) and RDKit (34),</w:t>
+        <w:t xml:space="preserve">The server is a single-page application built with Streamlit (34) and RDKit (35),</w:t>
       </w:r>
       <w:r>
         <w:t xml:space="preserve"> </w:t>
@@ -1965,7 +1971,7 @@
         <w:t xml:space="preserve"> </w:t>
       </w:r>
       <w:r>
-        <w:t xml:space="preserve">TreeExplainer (23) on the deployed forests, which is exact for a random forest rather than an</w:t>
+        <w:t xml:space="preserve">TreeExplainer (24) on the deployed forests, which is exact for a random forest rather than an</w:t>
       </w:r>
       <w:r>
         <w:t xml:space="preserve"> </w:t>
@@ -2527,7 +2533,7 @@
         <w:t xml:space="preserve"> </w:t>
       </w:r>
       <w:r>
-        <w:t xml:space="preserve">SHAP attributions computed with TreeExplainer (23), which is exact for a</w:t>
+        <w:t xml:space="preserve">SHAP attributions computed with TreeExplainer (24), which is exact for a</w:t>
       </w:r>
       <w:r>
         <w:t xml:space="preserve"> </w:t>
@@ -2599,7 +2605,7 @@
         <w:t xml:space="preserve"> </w:t>
       </w:r>
       <w:r>
-        <w:t xml:space="preserve">R-squared over the five potency regressions. Against property-based CNS scoring (6), which addresses exposure only, BrainSafe AI</w:t>
+        <w:t xml:space="preserve">R-squared over the five potency regressions. Against property-based CNS scoring (7), which addresses exposure only, BrainSafe AI</w:t>
       </w:r>
       <w:r>
         <w:t xml:space="preserve"> </w:t>
@@ -2611,31 +2617,49 @@
         <w:t xml:space="preserve"> </w:t>
       </w:r>
       <w:r>
-        <w:t xml:space="preserve">either axis. Against single-endpoint QSAR servers, the difference is the gating: a target score here</w:t>
-      </w:r>
-      <w:r>
-        <w:t xml:space="preserve"> </w:t>
-      </w:r>
-      <w:r>
-        <w:t xml:space="preserve">is admitted only in proportion to predicted exposure, so a potent binder that does not reach the</w:t>
-      </w:r>
-      <w:r>
-        <w:t xml:space="preserve"> </w:t>
-      </w:r>
-      <w:r>
-        <w:t xml:space="preserve">brain is reported as such rather than as a hit. We are not aware of another freely available server</w:t>
-      </w:r>
-      <w:r>
-        <w:t xml:space="preserve"> </w:t>
-      </w:r>
-      <w:r>
-        <w:t xml:space="preserve">that returns exposure-gated, calibrated, mechanism-resolved profiles across this many CNS endpoints</w:t>
-      </w:r>
-      <w:r>
-        <w:t xml:space="preserve"> </w:t>
-      </w:r>
-      <w:r>
-        <w:t xml:space="preserve">with an explicit applicability-domain statement on every value.</w:t>
+        <w:t xml:space="preserve">either axis. Against ADMET and permeability servers such as SwissADME (36), ADMETlab 2.0</w:t>
+      </w:r>
+      <w:r>
+        <w:t xml:space="preserve"> </w:t>
+      </w:r>
+      <w:r>
+        <w:t xml:space="preserve">(37), pkCSM (38) and admetSAR 2.0 (39), and against target-prediction servers</w:t>
+      </w:r>
+      <w:r>
+        <w:t xml:space="preserve"> </w:t>
+      </w:r>
+      <w:r>
+        <w:t xml:space="preserve">such as SwissTargetPrediction (40), the difference is the gating: a target score</w:t>
+      </w:r>
+      <w:r>
+        <w:t xml:space="preserve"> </w:t>
+      </w:r>
+      <w:r>
+        <w:t xml:space="preserve">here is admitted only in proportion to predicted exposure, so a potent binder that does not reach the</w:t>
+      </w:r>
+      <w:r>
+        <w:t xml:space="preserve"> </w:t>
+      </w:r>
+      <w:r>
+        <w:t xml:space="preserve">brain is reported as such rather than as a hit, and no single one of these servers couples exposure,</w:t>
+      </w:r>
+      <w:r>
+        <w:t xml:space="preserve"> </w:t>
+      </w:r>
+      <w:r>
+        <w:t xml:space="preserve">target engagement and disease relevance in one calibrated output. We are not aware of another freely</w:t>
+      </w:r>
+      <w:r>
+        <w:t xml:space="preserve"> </w:t>
+      </w:r>
+      <w:r>
+        <w:t xml:space="preserve">available server that returns exposure-gated, calibrated, mechanism-resolved profiles across this</w:t>
+      </w:r>
+      <w:r>
+        <w:t xml:space="preserve"> </w:t>
+      </w:r>
+      <w:r>
+        <w:t xml:space="preserve">many CNS endpoints with an explicit applicability-domain statement on every value.</w:t>
       </w:r>
     </w:p>
     <w:bookmarkEnd w:id="20"/>
@@ -4466,7 +4490,7 @@
         <w:t xml:space="preserve"> </w:t>
       </w:r>
       <w:r>
-        <w:t xml:space="preserve">withheld before training, with 95 per cent Wilson intervals (35) and marker area proportional</w:t>
+        <w:t xml:space="preserve">withheld before training, with 95 per cent Wilson intervals (41) and marker area proportional</w:t>
       </w:r>
       <w:r>
         <w:t xml:space="preserve"> </w:t>
@@ -5082,7 +5106,7 @@
         </w:numPr>
       </w:pPr>
       <w:r>
-        <w:t xml:space="preserve">Alavijeh M, Chishty M, Qaiser M et al. Drug metabolism and pharmacokinetics, the blood-brain barrier, and central nervous system drug discovery. NeuroRX. 2005. doi:10.1602/neurorx.2.4.554. https://pmc.ncbi.nlm.nih.gov/articles/PMC1201315/ https://pubmed.ncbi.nlm.nih.gov/16489365/</w:t>
+        <w:t xml:space="preserve">Pangalos M, Schechter L, Hurko O. Drug development for CNS disorders: strategies for balancing risk and reducing attrition. Nature Reviews Drug Discovery. 2007. doi:10.1038/nrd2094.</w:t>
       </w:r>
     </w:p>
     <w:p>
@@ -5094,7 +5118,7 @@
         </w:numPr>
       </w:pPr>
       <w:r>
-        <w:t xml:space="preserve">Loryan I, Reichel A, Feng B et al. Unbound Brain-to-Plasma Partition Coefficient, Kp,uu,brain—a Game Changing Parameter for CNS Drug Discovery and Development. Pharmaceutical Research. 2022. doi:10.1007/s11095-022-03246-6. https://pmc.ncbi.nlm.nih.gov/articles/PMC9246790/ https://pubmed.ncbi.nlm.nih.gov/35411506/</w:t>
+        <w:t xml:space="preserve">Alavijeh M, Chishty M, Qaiser M et al. Drug metabolism and pharmacokinetics, the blood-brain barrier, and central nervous system drug discovery. NeuroRX. 2005. doi:10.1602/neurorx.2.4.554. https://pmc.ncbi.nlm.nih.gov/articles/PMC1201315/ https://pubmed.ncbi.nlm.nih.gov/16489365/</w:t>
       </w:r>
     </w:p>
     <w:p>
@@ -5106,7 +5130,7 @@
         </w:numPr>
       </w:pPr>
       <w:r>
-        <w:t xml:space="preserve">Wager T, Hou X, Verhoest P et al. Moving beyond Rules: The Development of a Central Nervous System Multiparameter Optimization (CNS MPO) Approach To Enable Alignment of Druglike Properties. ACS Chemical Neuroscience. 2010. doi:10.1021/cn100008c. https://pmc.ncbi.nlm.nih.gov/articles/PMC3368654/ https://pubmed.ncbi.nlm.nih.gov/22778837/</w:t>
+        <w:t xml:space="preserve">Loryan I, Reichel A, Feng B et al. Unbound Brain-to-Plasma Partition Coefficient, Kp,uu,brain—a Game Changing Parameter for CNS Drug Discovery and Development. Pharmaceutical Research. 2022. doi:10.1007/s11095-022-03246-6. https://pmc.ncbi.nlm.nih.gov/articles/PMC9246790/ https://pubmed.ncbi.nlm.nih.gov/35411506/</w:t>
       </w:r>
     </w:p>
     <w:p>
@@ -5118,7 +5142,7 @@
         </w:numPr>
       </w:pPr>
       <w:r>
-        <w:t xml:space="preserve">Saify Z, Sultana N. Role of Acetylcholinesterase Inhibitors and Alzheimer Disease. Drug Design and Discovery in Alzheimer’s Disease. 2014. doi:10.1016/b978-0-12-803959-5.50007-6.</w:t>
+        <w:t xml:space="preserve">Wager T, Hou X, Verhoest P et al. Moving beyond Rules: The Development of a Central Nervous System Multiparameter Optimization (CNS MPO) Approach To Enable Alignment of Druglike Properties. ACS Chemical Neuroscience. 2010. doi:10.1021/cn100008c. https://pmc.ncbi.nlm.nih.gov/articles/PMC3368654/ https://pubmed.ncbi.nlm.nih.gov/22778837/</w:t>
       </w:r>
     </w:p>
     <w:p>
@@ -5130,7 +5154,7 @@
         </w:numPr>
       </w:pPr>
       <w:r>
-        <w:t xml:space="preserve">Decourt B, Macias M, Sabbagh M et al. BACE1 Inhibitors: Attractive Therapeutics for Alzheimer’s Disease. Drug Design and Discovery in Alzheimer’s Disease. 2014. doi:10.1016/b978-0-12-803959-5.50010-6.</w:t>
+        <w:t xml:space="preserve">Saify Z, Sultana N. Role of Acetylcholinesterase Inhibitors and Alzheimer Disease. Drug Design and Discovery in Alzheimer’s Disease. 2014. doi:10.1016/b978-0-12-803959-5.50007-6.</w:t>
       </w:r>
     </w:p>
     <w:p>
@@ -5142,7 +5166,7 @@
         </w:numPr>
       </w:pPr>
       <w:r>
-        <w:t xml:space="preserve">Dezsi L, Vecsei L. Monoamine Oxidase B Inhibitors in Parkinson’s Disease. CNS &amp; neurological disorders drug targets. 2017. doi:10.2174/1871527316666170124165222. https://pubmed.ncbi.nlm.nih.gov/28124620/</w:t>
+        <w:t xml:space="preserve">Decourt B, Macias M, Sabbagh M et al. BACE1 Inhibitors: Attractive Therapeutics for Alzheimer’s Disease. Drug Design and Discovery in Alzheimer’s Disease. 2014. doi:10.1016/b978-0-12-803959-5.50010-6.</w:t>
       </w:r>
     </w:p>
     <w:p>
@@ -5154,7 +5178,7 @@
         </w:numPr>
       </w:pPr>
       <w:r>
-        <w:t xml:space="preserve">West A. Achieving neuroprotection with LRRK2 kinase inhibitors in Parkinson disease. Experimental Neurology. 2017. doi:10.1016/j.expneurol.2017.07.019. https://pmc.ncbi.nlm.nih.gov/articles/PMC5693612/ https://pubmed.ncbi.nlm.nih.gov/28764903/</w:t>
+        <w:t xml:space="preserve">Dezsi L, Vecsei L. Monoamine Oxidase B Inhibitors in Parkinson’s Disease. CNS &amp; neurological disorders drug targets. 2017. doi:10.2174/1871527316666170124165222. https://pubmed.ncbi.nlm.nih.gov/28124620/</w:t>
       </w:r>
     </w:p>
     <w:p>
@@ -5166,7 +5190,7 @@
         </w:numPr>
       </w:pPr>
       <w:r>
-        <w:t xml:space="preserve">Riemann D, Spiegelhalder K. Orexin receptor antagonists: a new treatment for insomnia?. The Lancet Neurology. 2014. doi:10.1016/s1474-4422(13)70311-9. https://pubmed.ncbi.nlm.nih.gov/24680373/</w:t>
+        <w:t xml:space="preserve">West A. Achieving neuroprotection with LRRK2 kinase inhibitors in Parkinson disease. Experimental Neurology. 2017. doi:10.1016/j.expneurol.2017.07.019. https://pmc.ncbi.nlm.nih.gov/articles/PMC5693612/ https://pubmed.ncbi.nlm.nih.gov/28764903/</w:t>
       </w:r>
     </w:p>
     <w:p>
@@ -5178,7 +5202,7 @@
         </w:numPr>
       </w:pPr>
       <w:r>
-        <w:t xml:space="preserve">Duan Y, Kelley N, He Y. Role of the NLRP3 inflammasome in neurodegenerative diseases and therapeutic implications. Neural Regeneration Research. 2020. doi:10.4103/1673-5374.272576. https://pmc.ncbi.nlm.nih.gov/articles/PMC7047811/ https://pubmed.ncbi.nlm.nih.gov/31960806/</w:t>
+        <w:t xml:space="preserve">Riemann D, Spiegelhalder K. Orexin receptor antagonists: a new treatment for insomnia?. The Lancet Neurology. 2014. doi:10.1016/s1474-4422(13)70311-9. https://pubmed.ncbi.nlm.nih.gov/24680373/</w:t>
       </w:r>
     </w:p>
     <w:p>
@@ -5190,7 +5214,7 @@
         </w:numPr>
       </w:pPr>
       <w:r>
-        <w:t xml:space="preserve">Yamazaki H, Tanji K, Wakabayashi K, Matsuura S, Itoh K. Role of the Keap1/Nrf2 pathway in neurodegenerative diseases. Pathology international. 2015. doi:10.1111/pin.12261. https://pubmed.ncbi.nlm.nih.gov/25707882/</w:t>
+        <w:t xml:space="preserve">Duan Y, Kelley N, He Y. Role of the NLRP3 inflammasome in neurodegenerative diseases and therapeutic implications. Neural Regeneration Research. 2020. doi:10.4103/1673-5374.272576. https://pmc.ncbi.nlm.nih.gov/articles/PMC7047811/ https://pubmed.ncbi.nlm.nih.gov/31960806/</w:t>
       </w:r>
     </w:p>
     <w:p>
@@ -5202,7 +5226,7 @@
         </w:numPr>
       </w:pPr>
       <w:r>
-        <w:t xml:space="preserve">Kovalenko M, Erdin S, Andrew M et al. Histone deacetylase knockouts modify transcription, CAG instability and nuclear pathology in Huntington disease mice. eLife. 2020. doi:10.7554/elife.55911. https://pmc.ncbi.nlm.nih.gov/articles/PMC7581428/ https://pubmed.ncbi.nlm.nih.gov/32990597/</w:t>
+        <w:t xml:space="preserve">Yamazaki H, Tanji K, Wakabayashi K, Matsuura S, Itoh K. Role of the Keap1/Nrf2 pathway in neurodegenerative diseases. Pathology international. 2015. doi:10.1111/pin.12261. https://pubmed.ncbi.nlm.nih.gov/25707882/</w:t>
       </w:r>
     </w:p>
     <w:p>
@@ -5214,7 +5238,7 @@
         </w:numPr>
       </w:pPr>
       <w:r>
-        <w:t xml:space="preserve">RG M, JD M, M L et al. Riluzole for amyotrophic lateral sclerosis (ALS)/motor neuron disease (MND). Amyotrophic Lateral Sclerosis and Other Motor Neuron Disorders. 2003. doi:10.1080/14660820310002601.</w:t>
+        <w:t xml:space="preserve">Kovalenko M, Erdin S, Andrew M et al. Histone deacetylase knockouts modify transcription, CAG instability and nuclear pathology in Huntington disease mice. eLife. 2020. doi:10.7554/elife.55911. https://pmc.ncbi.nlm.nih.gov/articles/PMC7581428/ https://pubmed.ncbi.nlm.nih.gov/32990597/</w:t>
       </w:r>
     </w:p>
     <w:p>
@@ -5226,7 +5250,7 @@
         </w:numPr>
       </w:pPr>
       <w:r>
-        <w:t xml:space="preserve">Ritter J. Cardiac safety, drug‐induced QT prolongation and torsade de pointes (TdP). British Journal of Clinical Pharmacology. 2012. doi:10.1111/j.1365-2125.2012.04193.x. https://pmc.ncbi.nlm.nih.gov/articles/PMC3370337/ https://pubmed.ncbi.nlm.nih.gov/22329611/</w:t>
+        <w:t xml:space="preserve">RG M, JD M, M L et al. Riluzole for amyotrophic lateral sclerosis (ALS)/motor neuron disease (MND). Amyotrophic Lateral Sclerosis and Other Motor Neuron Disorders. 2003. doi:10.1080/14660820310002601.</w:t>
       </w:r>
     </w:p>
     <w:p>
@@ -5238,7 +5262,7 @@
         </w:numPr>
       </w:pPr>
       <w:r>
-        <w:t xml:space="preserve">Huang K, Fu T, Gao W, Zhao Y, Roohani Y, Leskovec J, Coley CW, Xiao C, Sun J, Zitnik M. Artificial intelligence foundation for therapeutic science. Nature chemical biology. 2022. doi:10.1038/s41589-022-01131-2. https://pmc.ncbi.nlm.nih.gov/articles/PMC9529840/ https://pubmed.ncbi.nlm.nih.gov/36131149/</w:t>
+        <w:t xml:space="preserve">Ritter J. Cardiac safety, drug‐induced QT prolongation and torsade de pointes (TdP). British Journal of Clinical Pharmacology. 2012. doi:10.1111/j.1365-2125.2012.04193.x. https://pmc.ncbi.nlm.nih.gov/articles/PMC3370337/ https://pubmed.ncbi.nlm.nih.gov/22329611/</w:t>
       </w:r>
     </w:p>
     <w:p>
@@ -5250,7 +5274,7 @@
         </w:numPr>
       </w:pPr>
       <w:r>
-        <w:t xml:space="preserve">Wu Z, Ramsundar B, Feinberg E et al. MoleculeNet: a benchmark for molecular machine learning. Chemical Science. 2018. doi:10.1039/c7sc02664a. https://pmc.ncbi.nlm.nih.gov/articles/PMC5868307/ https://pubmed.ncbi.nlm.nih.gov/29629118/</w:t>
+        <w:t xml:space="preserve">Huang K, Fu T, Gao W, Zhao Y, Roohani Y, Leskovec J, Coley CW, Xiao C, Sun J, Zitnik M. Artificial intelligence foundation for therapeutic science. Nature chemical biology. 2022. doi:10.1038/s41589-022-01131-2. https://pmc.ncbi.nlm.nih.gov/articles/PMC9529840/ https://pubmed.ncbi.nlm.nih.gov/36131149/</w:t>
       </w:r>
     </w:p>
     <w:p>
@@ -5262,7 +5286,7 @@
         </w:numPr>
       </w:pPr>
       <w:r>
-        <w:t xml:space="preserve">Rogers D, Hahn M. Extended-Connectivity Fingerprints. Journal of Chemical Information and Modeling. 2010. doi:10.1021/ci100050t. https://pubmed.ncbi.nlm.nih.gov/20426451/</w:t>
+        <w:t xml:space="preserve">Wu Z, Ramsundar B, Feinberg E et al. MoleculeNet: a benchmark for molecular machine learning. Chemical Science. 2018. doi:10.1039/c7sc02664a. https://pmc.ncbi.nlm.nih.gov/articles/PMC5868307/ https://pubmed.ncbi.nlm.nih.gov/29629118/</w:t>
       </w:r>
     </w:p>
     <w:p>
@@ -5274,7 +5298,7 @@
         </w:numPr>
       </w:pPr>
       <w:r>
-        <w:t xml:space="preserve">Pedregosa F, Varoquaux G, Gramfort A et al. Scikit-learn: Machine Learning in Python. Journal of Machine Learning Research. 2011;12:2825-2830. https://www.jmlr.org/papers/v12/pedregosa11a.html</w:t>
+        <w:t xml:space="preserve">Rogers D, Hahn M. Extended-Connectivity Fingerprints. Journal of Chemical Information and Modeling. 2010. doi:10.1021/ci100050t. https://pubmed.ncbi.nlm.nih.gov/20426451/</w:t>
       </w:r>
     </w:p>
     <w:p>
@@ -5286,7 +5310,7 @@
         </w:numPr>
       </w:pPr>
       <w:r>
-        <w:t xml:space="preserve">Breiman L. Random Forests. Machine Learning. 2001. doi:10.1023/a:1010933404324.</w:t>
+        <w:t xml:space="preserve">Pedregosa F, Varoquaux G, Gramfort A et al. Scikit-learn: Machine Learning in Python. Journal of Machine Learning Research. 2011;12:2825-2830. https://www.jmlr.org/papers/v12/pedregosa11a.html</w:t>
       </w:r>
     </w:p>
     <w:p>
@@ -5298,7 +5322,7 @@
         </w:numPr>
       </w:pPr>
       <w:r>
-        <w:t xml:space="preserve">Chen T, Guestrin C. XGBoost: A Scalable Tree Boosting System. Proceedings of the 22nd ACM SIGKDD International Conference on Knowledge Discovery and Data Mining. 2016. doi:10.1145/2939672.2939785.</w:t>
+        <w:t xml:space="preserve">Breiman L. Random Forests. Machine Learning. 2001. doi:10.1023/a:1010933404324.</w:t>
       </w:r>
     </w:p>
     <w:p>
@@ -5310,7 +5334,7 @@
         </w:numPr>
       </w:pPr>
       <w:r>
-        <w:t xml:space="preserve">Lundberg S, Erion G, Chen H et al. From local explanations to global understanding with explainable AI for trees. Nature Machine Intelligence. 2020. doi:10.1038/s42256-019-0138-9. https://pmc.ncbi.nlm.nih.gov/articles/PMC7326367/ https://pubmed.ncbi.nlm.nih.gov/32607472/</w:t>
+        <w:t xml:space="preserve">Chen T, Guestrin C. XGBoost: A Scalable Tree Boosting System. Proceedings of the 22nd ACM SIGKDD International Conference on Knowledge Discovery and Data Mining. 2016. doi:10.1145/2939672.2939785.</w:t>
       </w:r>
     </w:p>
     <w:p>
@@ -5322,7 +5346,7 @@
         </w:numPr>
       </w:pPr>
       <w:r>
-        <w:t xml:space="preserve">Bemis G, Murcko M. The Properties of Known Drugs. 1. Molecular Frameworks. Journal of Medicinal Chemistry. 1996. doi:10.1021/jm9602928. https://pubmed.ncbi.nlm.nih.gov/8709122/</w:t>
+        <w:t xml:space="preserve">Lundberg S, Erion G, Chen H et al. From local explanations to global understanding with explainable AI for trees. Nature Machine Intelligence. 2020. doi:10.1038/s42256-019-0138-9. https://pmc.ncbi.nlm.nih.gov/articles/PMC7326367/ https://pubmed.ncbi.nlm.nih.gov/32607472/</w:t>
       </w:r>
     </w:p>
     <w:p>
@@ -5334,7 +5358,7 @@
         </w:numPr>
       </w:pPr>
       <w:r>
-        <w:t xml:space="preserve">Niculescu-Mizil A, Caruana R. Predicting good probabilities with supervised learning. Proceedings of the 22nd international conference on Machine learning - ICML ’05. 2005. doi:10.1145/1102351.1102430.</w:t>
+        <w:t xml:space="preserve">Bemis G, Murcko M. The Properties of Known Drugs. 1. Molecular Frameworks. Journal of Medicinal Chemistry. 1996. doi:10.1021/jm9602928. https://pubmed.ncbi.nlm.nih.gov/8709122/</w:t>
       </w:r>
     </w:p>
     <w:p>
@@ -5346,7 +5370,7 @@
         </w:numPr>
       </w:pPr>
       <w:r>
-        <w:t xml:space="preserve">Norinder U, Carlsson L, Boyer S et al. Introducing Conformal Prediction in Predictive Modeling. A Transparent and Flexible Alternative to Applicability Domain Determination. Journal of Chemical Information and Modeling. 2014. doi:10.1021/ci5001168. https://pubmed.ncbi.nlm.nih.gov/24797111/</w:t>
+        <w:t xml:space="preserve">Niculescu-Mizil A, Caruana R. Predicting good probabilities with supervised learning. Proceedings of the 22nd international conference on Machine learning - ICML ’05. 2005. doi:10.1145/1102351.1102430.</w:t>
       </w:r>
     </w:p>
     <w:p>
@@ -5358,7 +5382,7 @@
         </w:numPr>
       </w:pPr>
       <w:r>
-        <w:t xml:space="preserve">Jaworska J, Nikolova-Jeliazkova N, Aldenberg T. QSAR Applicability Domain Estimation by Projection of the Training Set in Descriptor Space: A Review. Alternatives to Laboratory Animals. 2005. doi:10.1177/026119290503300508. https://pubmed.ncbi.nlm.nih.gov/16268757/</w:t>
+        <w:t xml:space="preserve">Norinder U, Carlsson L, Boyer S et al. Introducing Conformal Prediction in Predictive Modeling. A Transparent and Flexible Alternative to Applicability Domain Determination. Journal of Chemical Information and Modeling. 2014. doi:10.1021/ci5001168. https://pubmed.ncbi.nlm.nih.gov/24797111/</w:t>
       </w:r>
     </w:p>
     <w:p>
@@ -5370,7 +5394,7 @@
         </w:numPr>
       </w:pPr>
       <w:r>
-        <w:t xml:space="preserve">Mysinger M, Carchia M, Irwin J et al. Directory of Useful Decoys, Enhanced (DUD-E): Better Ligands and Decoys for Better Benchmarking. Journal of Medicinal Chemistry. 2012. doi:10.1021/jm300687e. https://pmc.ncbi.nlm.nih.gov/articles/PMC3405771/ https://pubmed.ncbi.nlm.nih.gov/22716043/</w:t>
+        <w:t xml:space="preserve">Jaworska J, Nikolova-Jeliazkova N, Aldenberg T. QSAR Applicability Domain Estimation by Projection of the Training Set in Descriptor Space: A Review. Alternatives to Laboratory Animals. 2005. doi:10.1177/026119290503300508. https://pubmed.ncbi.nlm.nih.gov/16268757/</w:t>
       </w:r>
     </w:p>
     <w:p>
@@ -5382,7 +5406,7 @@
         </w:numPr>
       </w:pPr>
       <w:r>
-        <w:t xml:space="preserve">Lin H, Lin C, Weng R. A note on Platt’s probabilistic outputs for support vector machines. Machine Learning. 2007. doi:10.1007/s10994-007-5018-6.</w:t>
+        <w:t xml:space="preserve">Mysinger M, Carchia M, Irwin J et al. Directory of Useful Decoys, Enhanced (DUD-E): Better Ligands and Decoys for Better Benchmarking. Journal of Medicinal Chemistry. 2012. doi:10.1021/jm300687e. https://pmc.ncbi.nlm.nih.gov/articles/PMC3405771/ https://pubmed.ncbi.nlm.nih.gov/22716043/</w:t>
       </w:r>
     </w:p>
     <w:p>
@@ -5394,7 +5418,7 @@
         </w:numPr>
       </w:pPr>
       <w:r>
-        <w:t xml:space="preserve">Kanehisa M, Goto S. KEGG: kyoto encyclopedia of genes and genomes. Nucleic acids research. 2000. doi:10.1093/nar/28.1.27. https://pmc.ncbi.nlm.nih.gov/articles/PMC102409/ https://pubmed.ncbi.nlm.nih.gov/10592173/</w:t>
+        <w:t xml:space="preserve">Lin H, Lin C, Weng R. A note on Platt’s probabilistic outputs for support vector machines. Machine Learning. 2007. doi:10.1007/s10994-007-5018-6.</w:t>
       </w:r>
     </w:p>
     <w:p>
@@ -5406,7 +5430,7 @@
         </w:numPr>
       </w:pPr>
       <w:r>
-        <w:t xml:space="preserve">Milacic M, Beavers D, Conley P, Gong C, Gillespie M, Griss J, Haw R, Jassal B, Matthews L, May B, Petryszak R, Ragueneau E, Rothfels K, Sevilla C, Shamovsky V, Stephan R, Tiwari K, Varusai T, Weiser J, Wright A, Wu G, Stein L, Hermjakob H, D’Eustachio P. The Reactome Pathway Knowledgebase 2024. Nucleic acids research. 2024. doi:10.1093/nar/gkad1025. https://pmc.ncbi.nlm.nih.gov/articles/PMC10767911/ https://pubmed.ncbi.nlm.nih.gov/37941124/</w:t>
+        <w:t xml:space="preserve">Kanehisa M, Goto S. KEGG: kyoto encyclopedia of genes and genomes. Nucleic acids research. 2000. doi:10.1093/nar/28.1.27. https://pmc.ncbi.nlm.nih.gov/articles/PMC102409/ https://pubmed.ncbi.nlm.nih.gov/10592173/</w:t>
       </w:r>
     </w:p>
     <w:p>
@@ -5418,7 +5442,7 @@
         </w:numPr>
       </w:pPr>
       <w:r>
-        <w:t xml:space="preserve">Harding SD, Armstrong JF, Faccenda E, Southan C, Alexander SPH, Davenport AP, Spedding M, Davies JA. The IUPHAR/BPS Guide to PHARMACOLOGY in 2024. Nucleic acids research. 2024. doi:10.1093/nar/gkad944. https://pmc.ncbi.nlm.nih.gov/articles/PMC10767925/ https://pubmed.ncbi.nlm.nih.gov/37897341/</w:t>
+        <w:t xml:space="preserve">Milacic M, Beavers D, Conley P, Gong C, Gillespie M, Griss J, Haw R, Jassal B, Matthews L, May B, Petryszak R, Ragueneau E, Rothfels K, Sevilla C, Shamovsky V, Stephan R, Tiwari K, Varusai T, Weiser J, Wright A, Wu G, Stein L, Hermjakob H, D’Eustachio P. The Reactome Pathway Knowledgebase 2024. Nucleic acids research. 2024. doi:10.1093/nar/gkad1025. https://pmc.ncbi.nlm.nih.gov/articles/PMC10767911/ https://pubmed.ncbi.nlm.nih.gov/37941124/</w:t>
       </w:r>
     </w:p>
     <w:p>
@@ -5430,7 +5454,7 @@
         </w:numPr>
       </w:pPr>
       <w:r>
-        <w:t xml:space="preserve">Streamlit: an open-source app framework. https://streamlit.io</w:t>
+        <w:t xml:space="preserve">Harding SD, Armstrong JF, Faccenda E, Southan C, Alexander SPH, Davenport AP, Spedding M, Davies JA. The IUPHAR/BPS Guide to PHARMACOLOGY in 2024. Nucleic acids research. 2024. doi:10.1093/nar/gkad944. https://pmc.ncbi.nlm.nih.gov/articles/PMC10767925/ https://pubmed.ncbi.nlm.nih.gov/37897341/</w:t>
       </w:r>
     </w:p>
     <w:p>
@@ -5442,7 +5466,79 @@
         </w:numPr>
       </w:pPr>
       <w:r>
+        <w:t xml:space="preserve">Streamlit: an open-source app framework. https://streamlit.io</w:t>
+      </w:r>
+    </w:p>
+    <w:p>
+      <w:pPr>
+        <w:pStyle w:val="Compact"/>
+        <w:numPr>
+          <w:ilvl w:val="0"/>
+          <w:numId w:val="1002"/>
+        </w:numPr>
+      </w:pPr>
+      <w:r>
         <w:t xml:space="preserve">RDKit: Open-source cheminformatics. https://www.rdkit.org</w:t>
+      </w:r>
+    </w:p>
+    <w:p>
+      <w:pPr>
+        <w:pStyle w:val="Compact"/>
+        <w:numPr>
+          <w:ilvl w:val="0"/>
+          <w:numId w:val="1002"/>
+        </w:numPr>
+      </w:pPr>
+      <w:r>
+        <w:t xml:space="preserve">Daina A, Michielin O, Zoete V. SwissADME: a free web tool to evaluate pharmacokinetics, drug-likeness and medicinal chemistry friendliness of small molecules. Scientific Reports. 2017. doi:10.1038/srep42717.</w:t>
+      </w:r>
+    </w:p>
+    <w:p>
+      <w:pPr>
+        <w:pStyle w:val="Compact"/>
+        <w:numPr>
+          <w:ilvl w:val="0"/>
+          <w:numId w:val="1002"/>
+        </w:numPr>
+      </w:pPr>
+      <w:r>
+        <w:t xml:space="preserve">Xiong G, Wu Z, Yi J et al. ADMETlab 2.0: an integrated online platform for accurate and comprehensive predictions of ADMET properties. Nucleic Acids Research. 2021. doi:10.1093/nar/gkab255.</w:t>
+      </w:r>
+    </w:p>
+    <w:p>
+      <w:pPr>
+        <w:pStyle w:val="Compact"/>
+        <w:numPr>
+          <w:ilvl w:val="0"/>
+          <w:numId w:val="1002"/>
+        </w:numPr>
+      </w:pPr>
+      <w:r>
+        <w:t xml:space="preserve">Pires DEV, Blundell TL, Ascher DB. pkCSM: Predicting Small-Molecule Pharmacokinetic and Toxicity Properties Using Graph-Based Signatures. Journal of Medicinal Chemistry. 2015. doi:10.1021/acs.jmedchem.5b00104.</w:t>
+      </w:r>
+    </w:p>
+    <w:p>
+      <w:pPr>
+        <w:pStyle w:val="Compact"/>
+        <w:numPr>
+          <w:ilvl w:val="0"/>
+          <w:numId w:val="1002"/>
+        </w:numPr>
+      </w:pPr>
+      <w:r>
+        <w:t xml:space="preserve">Yang H, Lou C, Sun L et al. admetSAR 2.0: web-service for prediction and optimization of chemical ADMET properties. Bioinformatics. 2019. doi:10.1093/bioinformatics/bty707.</w:t>
+      </w:r>
+    </w:p>
+    <w:p>
+      <w:pPr>
+        <w:pStyle w:val="Compact"/>
+        <w:numPr>
+          <w:ilvl w:val="0"/>
+          <w:numId w:val="1002"/>
+        </w:numPr>
+      </w:pPr>
+      <w:r>
+        <w:t xml:space="preserve">Daina A, Michielin O, Zoete V. SwissTargetPrediction: updated data and new features for efficient prediction of protein targets of small molecules. Nucleic Acids Research. 2019. doi:10.1093/nar/gkz382.</w:t>
       </w:r>
     </w:p>
     <w:p>

--- a/manuscript/NAR_WebServer_BrainSafe.docx
+++ b/manuscript/NAR_WebServer_BrainSafe.docx
@@ -990,7 +990,7 @@
         <w:t xml:space="preserve"> </w:t>
       </w:r>
       <w:r>
-        <w:t xml:space="preserve">at. Recovering these added 29,751 measured non-binders across 57 endpoints and reduced the endpoints</w:t>
+        <w:t xml:space="preserve">at. Recovering these added 21,994 measured non-binders across 57 endpoints and reduced the endpoints</w:t>
       </w:r>
       <w:r>
         <w:t xml:space="preserve"> </w:t>
@@ -1347,37 +1347,49 @@
         <w:pStyle w:val="FirstParagraph"/>
       </w:pPr>
       <w:r>
-        <w:t xml:space="preserve">Every endpoint is cross-validated ten-fold in two regimes: a random split, and a split grouped on</w:t>
-      </w:r>
-      <w:r>
-        <w:t xml:space="preserve"> </w:t>
-      </w:r>
-      <w:r>
-        <w:t xml:space="preserve">Bemis-Murcko scaffolds (25) that withholds entire structural classes. The two answer</w:t>
-      </w:r>
-      <w:r>
-        <w:t xml:space="preserve"> </w:t>
-      </w:r>
-      <w:r>
-        <w:t xml:space="preserve">different questions, and the distance between them is the honest statement of how far a model</w:t>
-      </w:r>
-      <w:r>
-        <w:t xml:space="preserve"> </w:t>
-      </w:r>
-      <w:r>
-        <w:t xml:space="preserve">travels. Across 74 cross-validated estimators, spanning 70 distinct endpoints because four</w:t>
-      </w:r>
-      <w:r>
-        <w:t xml:space="preserve"> </w:t>
-      </w:r>
-      <w:r>
-        <w:t xml:space="preserve">receptors carry both a potency regression and a binder classifier, this is 1,480 fitted models</w:t>
-      </w:r>
-      <w:r>
-        <w:t xml:space="preserve"> </w:t>
-      </w:r>
-      <w:r>
-        <w:t xml:space="preserve">standing behind the deployed panel. A complete inventory of every estimator, with its prediction type, training-set size,</w:t>
+        <w:t xml:space="preserve">Every endpoint is cross-validated ten-fold, grouped on Bemis-Murcko scaffolds (25) so that</w:t>
+      </w:r>
+      <w:r>
+        <w:t xml:space="preserve"> </w:t>
+      </w:r>
+      <w:r>
+        <w:t xml:space="preserve">entire structural classes are withheld together. The 22 target-potency, exposure and safety</w:t>
+      </w:r>
+      <w:r>
+        <w:t xml:space="preserve"> </w:t>
+      </w:r>
+      <w:r>
+        <w:t xml:space="preserve">estimators are additionally cross-validated under a random split, and the distance between the two</w:t>
+      </w:r>
+      <w:r>
+        <w:t xml:space="preserve"> </w:t>
+      </w:r>
+      <w:r>
+        <w:t xml:space="preserve">regimes is the honest statement of how far a model travels; the 52 binder classifiers, validated</w:t>
+      </w:r>
+      <w:r>
+        <w:t xml:space="preserve"> </w:t>
+      </w:r>
+      <w:r>
+        <w:t xml:space="preserve">instead against compounds measured and found inactive at the same target (Section 3.3), are</w:t>
+      </w:r>
+      <w:r>
+        <w:t xml:space="preserve"> </w:t>
+      </w:r>
+      <w:r>
+        <w:t xml:space="preserve">cross-validated under the scaffold-grouped regime alone. Across the 74 cross-validated estimators,</w:t>
+      </w:r>
+      <w:r>
+        <w:t xml:space="preserve"> </w:t>
+      </w:r>
+      <w:r>
+        <w:t xml:space="preserve">spanning 70 distinct endpoints because four receptors carry both a potency regression and a binder</w:t>
+      </w:r>
+      <w:r>
+        <w:t xml:space="preserve"> </w:t>
+      </w:r>
+      <w:r>
+        <w:t xml:space="preserve">classifier, this is 960 fitted models standing behind the deployed panel. A complete inventory of every estimator, with its prediction type, training-set size,</w:t>
       </w:r>
       <w:r>
         <w:t xml:space="preserve"> </w:t>
@@ -1576,31 +1588,37 @@
         <w:t xml:space="preserve"> </w:t>
       </w:r>
       <w:r>
-        <w:t xml:space="preserve">set on, the background false-positive rate has a median of 0.0253 across all 47 deployed endpoints</w:t>
-      </w:r>
-      <w:r>
-        <w:t xml:space="preserve"> </w:t>
-      </w:r>
-      <w:r>
-        <w:t xml:space="preserve">and a maximum of exactly 0.05, the target itself, reached by four endpoints; under the previous</w:t>
-      </w:r>
-      <w:r>
-        <w:t xml:space="preserve"> </w:t>
-      </w:r>
-      <w:r>
-        <w:t xml:space="preserve">procedure, where the same pool set the threshold and measured the rate, the two could not disagree by</w:t>
-      </w:r>
-      <w:r>
-        <w:t xml:space="preserve"> </w:t>
-      </w:r>
-      <w:r>
-        <w:t xml:space="preserve">construction, so a genuinely disjoint measurement landing at rather than below its target is the</w:t>
-      </w:r>
-      <w:r>
-        <w:t xml:space="preserve"> </w:t>
-      </w:r>
-      <w:r>
-        <w:t xml:space="preserve">expected behaviour of a real constraint rather than evidence against it.</w:t>
+        <w:t xml:space="preserve">set on, the background false-positive rate has a median of 0.0259 across the 44 of 47 deployed</w:t>
+      </w:r>
+      <w:r>
+        <w:t xml:space="preserve"> </w:t>
+      </w:r>
+      <w:r>
+        <w:t xml:space="preserve">endpoints for which a held-out measurement exists, and reaches a maximum of 0.0621, exceeding the</w:t>
+      </w:r>
+      <w:r>
+        <w:t xml:space="preserve"> </w:t>
+      </w:r>
+      <w:r>
+        <w:t xml:space="preserve">0.05 target at four endpoints; under the previous procedure, where the same pool set the threshold</w:t>
+      </w:r>
+      <w:r>
+        <w:t xml:space="preserve"> </w:t>
+      </w:r>
+      <w:r>
+        <w:t xml:space="preserve">and measured the rate, the two could not disagree by construction, so a genuinely disjoint</w:t>
+      </w:r>
+      <w:r>
+        <w:t xml:space="preserve"> </w:t>
+      </w:r>
+      <w:r>
+        <w:t xml:space="preserve">measurement exceeding its target is the expected behaviour of a real constraint rather than evidence</w:t>
+      </w:r>
+      <w:r>
+        <w:t xml:space="preserve"> </w:t>
+      </w:r>
+      <w:r>
+        <w:t xml:space="preserve">against it.</w:t>
       </w:r>
     </w:p>
     <w:bookmarkEnd w:id="15"/>
@@ -2345,7 +2363,7 @@
         <w:t xml:space="preserve"> </w:t>
       </w:r>
       <w:r>
-        <w:t xml:space="preserve">0.40. Within a novelty band the two splits differ by at most 0.081 in AUROC and 0.071 in recall</w:t>
+        <w:t xml:space="preserve">0.40. Within a novelty band the two splits differ by at most 0.081 in AUROC and 0.072 in recall</w:t>
       </w:r>
       <w:r>
         <w:t xml:space="preserve"> </w:t>
@@ -2449,7 +2467,7 @@
         <w:t xml:space="preserve"> </w:t>
       </w:r>
       <w:r>
-        <w:t xml:space="preserve">producing a diffuse profile, and the median score among them was 0.437, only modestly above the</w:t>
+        <w:t xml:space="preserve">producing a diffuse profile; the median score across all 75 was 0.437, only modestly above the</w:t>
       </w:r>
       <w:r>
         <w:t xml:space="preserve"> </w:t>
@@ -2689,7 +2707,7 @@
         <w:t xml:space="preserve"> </w:t>
       </w:r>
       <w:r>
-        <w:t xml:space="preserve">returns D2 and psychosis at 0.95; morphine returns the mu-opioid receptor and chronic pain at 0.99;</w:t>
+        <w:t xml:space="preserve">returns D2 and psychosis at 0.92; morphine returns the mu-opioid receptor and chronic pain at 0.97;</w:t>
       </w:r>
       <w:r>
         <w:t xml:space="preserve"> </w:t>
@@ -3521,13 +3539,13 @@
         <w:t xml:space="preserve"> </w:t>
       </w:r>
       <w:r>
-        <w:t xml:space="preserve">withanolide submitted to the server returns a maximum Tanimoto of 0.31 and no engagement call, with</w:t>
-      </w:r>
-      <w:r>
-        <w:t xml:space="preserve"> </w:t>
-      </w:r>
-      <w:r>
-        <w:t xml:space="preserve">a bile acid as its nearest measured neighbour. Measured activity for such compounds is scarce against</w:t>
+        <w:t xml:space="preserve">withanolide (withaferin A) submitted to the server returns a maximum Tanimoto of 0.27 and no</w:t>
+      </w:r>
+      <w:r>
+        <w:t xml:space="preserve"> </w:t>
+      </w:r>
+      <w:r>
+        <w:t xml:space="preserve">engagement call, with no measured compound close enough to serve as an analogue. Measured activity for such compounds is scarce against</w:t>
       </w:r>
       <w:r>
         <w:t xml:space="preserve"> </w:t>

--- a/manuscript/NAR_WebServer_BrainSafe.docx
+++ b/manuscript/NAR_WebServer_BrainSafe.docx
@@ -2,33 +2,7 @@
 <file path=word/document.xml><?xml version="1.0" encoding="utf-8"?>
 <w:document xmlns:w="http://schemas.openxmlformats.org/wordprocessingml/2006/main" xmlns:m="http://schemas.openxmlformats.org/officeDocument/2006/math" xmlns:r="http://schemas.openxmlformats.org/officeDocument/2006/relationships" xmlns:o="urn:schemas-microsoft-com:office:office" xmlns:v="urn:schemas-microsoft-com:vml" xmlns:w10="urn:schemas-microsoft-com:office:word" xmlns:a="http://schemas.openxmlformats.org/drawingml/2006/main" xmlns:pic="http://schemas.openxmlformats.org/drawingml/2006/picture" xmlns:wp="http://schemas.openxmlformats.org/drawingml/2006/wordprocessingDrawing">
   <w:body>
-    <w:sdt>
-      <w:sdtPr>
-        <w:docPartObj>
-          <w:docPartGallery w:val="Table of Contents"/>
-          <w:docPartUnique/>
-        </w:docPartObj>
-      </w:sdtPr>
-      <w:sdtContent>
-        <w:p>
-          <w:pPr>
-            <w:pStyle w:val="TOCHeading"/>
-          </w:pPr>
-          <w:r>
-            <w:t xml:space="preserve">Table of Contents</w:t>
-          </w:r>
-        </w:p>
-        <w:p>
-          <w:r>
-            <w:fldChar w:fldCharType="begin" w:dirty="true"/>
-            <w:instrText xml:space="preserve">TOC \o "1-2" \h \z \u</w:instrText>
-            <w:fldChar w:fldCharType="separate"/>
-            <w:fldChar w:fldCharType="end"/>
-          </w:r>
-        </w:p>
-      </w:sdtContent>
-    </w:sdt>
-    <w:bookmarkStart w:id="46" w:name="X1c7b81a75f7761703d688a563316ee363ab586c"/>
+    <w:bookmarkStart w:id="56" w:name="X1c7b81a75f7761703d688a563316ee363ab586c"/>
     <w:p>
       <w:pPr>
         <w:pStyle w:val="Heading1"/>
@@ -205,25 +179,25 @@
         </w:numPr>
       </w:pPr>
       <w:r>
-        <w:t xml:space="preserve">Every one of its 74 cross-validated estimators is validated under both random and</w:t>
-      </w:r>
-      <w:r>
-        <w:t xml:space="preserve"> </w:t>
-      </w:r>
-      <w:r>
-        <w:t xml:space="preserve">scaffold-grouped splits and carries a calibrated probability, the core classifiers additionally</w:t>
-      </w:r>
-      <w:r>
-        <w:t xml:space="preserve"> </w:t>
-      </w:r>
-      <w:r>
-        <w:t xml:space="preserve">reporting a conformal interval, and the server reports silence rather than a guess for chemistry</w:t>
-      </w:r>
-      <w:r>
-        <w:t xml:space="preserve"> </w:t>
-      </w:r>
-      <w:r>
-        <w:t xml:space="preserve">outside its measured competence.</w:t>
+        <w:t xml:space="preserve">Every one of its 74 cross-validated estimators is scaffold-grouped cross-validated and carries a</w:t>
+      </w:r>
+      <w:r>
+        <w:t xml:space="preserve"> </w:t>
+      </w:r>
+      <w:r>
+        <w:t xml:space="preserve">calibrated probability; the 22 target-potency, exposure and safety estimators are additionally</w:t>
+      </w:r>
+      <w:r>
+        <w:t xml:space="preserve"> </w:t>
+      </w:r>
+      <w:r>
+        <w:t xml:space="preserve">validated under a random split, the core classifiers reporting a conformal interval as well, and</w:t>
+      </w:r>
+      <w:r>
+        <w:t xml:space="preserve"> </w:t>
+      </w:r>
+      <w:r>
+        <w:t xml:space="preserve">the server reports silence rather than a guess for chemistry outside its measured competence.</w:t>
       </w:r>
     </w:p>
     <w:p>
@@ -263,7 +237,7 @@
         </w:pict>
       </w:r>
     </w:p>
-    <w:bookmarkStart w:id="9" w:name="abstract"/>
+    <w:bookmarkStart w:id="18" w:name="abstract"/>
     <w:p>
       <w:pPr>
         <w:pStyle w:val="Heading2"/>
@@ -337,19 +311,19 @@
         <w:t xml:space="preserve"> </w:t>
       </w:r>
       <w:r>
-        <w:t xml:space="preserve">(1), BindingDB (2) and B3DB (3), and validated under both random and</w:t>
-      </w:r>
-      <w:r>
-        <w:t xml:space="preserve"> </w:t>
-      </w:r>
-      <w:r>
-        <w:t xml:space="preserve">scaffold-grouped 10-fold cross-validation: mean AUROC 0.958 and 0.925 respectively across the</w:t>
-      </w:r>
-      <w:r>
-        <w:t xml:space="preserve"> </w:t>
-      </w:r>
-      <w:r>
-        <w:t xml:space="preserve">measured-label classifiers, with expected calibration error falling from 0.0801 to 0.0147 after</w:t>
+        <w:t xml:space="preserve">(1), BindingDB (2) and B3DB (3). The measured-label classifiers are validated</w:t>
+      </w:r>
+      <w:r>
+        <w:t xml:space="preserve"> </w:t>
+      </w:r>
+      <w:r>
+        <w:t xml:space="preserve">under both random and scaffold-grouped 10-fold cross-validation: mean AUROC 0.958 and 0.925</w:t>
+      </w:r>
+      <w:r>
+        <w:t xml:space="preserve"> </w:t>
+      </w:r>
+      <w:r>
+        <w:t xml:space="preserve">respectively, with expected calibration error falling from 0.0801 to 0.0147 after</w:t>
       </w:r>
       <w:r>
         <w:t xml:space="preserve"> </w:t>
@@ -419,8 +393,8 @@
         </w:pict>
       </w:r>
     </w:p>
-    <w:bookmarkEnd w:id="9"/>
-    <w:bookmarkStart w:id="10" w:name="introduction"/>
+    <w:bookmarkEnd w:id="18"/>
+    <w:bookmarkStart w:id="19" w:name="introduction"/>
     <w:p>
       <w:pPr>
         <w:pStyle w:val="Heading2"/>
@@ -634,8 +608,8 @@
         </w:pict>
       </w:r>
     </w:p>
-    <w:bookmarkEnd w:id="10"/>
-    <w:bookmarkStart w:id="17" w:name="materials-and-methods"/>
+    <w:bookmarkEnd w:id="19"/>
+    <w:bookmarkStart w:id="26" w:name="materials-and-methods"/>
     <w:p>
       <w:pPr>
         <w:pStyle w:val="Heading2"/>
@@ -644,7 +618,7 @@
         <w:t xml:space="preserve">Materials and Methods</w:t>
       </w:r>
     </w:p>
-    <w:bookmarkStart w:id="11" w:name="endpoint-selection"/>
+    <w:bookmarkStart w:id="20" w:name="endpoint-selection"/>
     <w:p>
       <w:pPr>
         <w:pStyle w:val="Heading3"/>
@@ -803,8 +777,8 @@
         <w:t xml:space="preserve">ADME layer.</w:t>
       </w:r>
     </w:p>
-    <w:bookmarkEnd w:id="11"/>
-    <w:bookmarkStart w:id="12" w:name="X4c14ac2b94751b2f7327c8feb73f69292994298"/>
+    <w:bookmarkEnd w:id="20"/>
+    <w:bookmarkStart w:id="21" w:name="X4c14ac2b94751b2f7327c8feb73f69292994298"/>
     <w:p>
       <w:pPr>
         <w:pStyle w:val="Heading3"/>
@@ -1005,8 +979,8 @@
         <w:t xml:space="preserve">class and never enters a regression.</w:t>
       </w:r>
     </w:p>
-    <w:bookmarkEnd w:id="12"/>
-    <w:bookmarkStart w:id="13" w:name="representation-and-model-selection"/>
+    <w:bookmarkEnd w:id="21"/>
+    <w:bookmarkStart w:id="22" w:name="representation-and-model-selection"/>
     <w:p>
       <w:pPr>
         <w:pStyle w:val="Heading3"/>
@@ -1332,8 +1306,8 @@
         <w:t xml:space="preserve">the potency regressions and is stated rather than left for a reader to find.</w:t>
       </w:r>
     </w:p>
-    <w:bookmarkEnd w:id="13"/>
-    <w:bookmarkStart w:id="14" w:name="X6ebadc4fd089f5317e68d5759e76c72c82f11ad"/>
+    <w:bookmarkEnd w:id="22"/>
+    <w:bookmarkStart w:id="23" w:name="X6ebadc4fd089f5317e68d5759e76c72c82f11ad"/>
     <w:p>
       <w:pPr>
         <w:pStyle w:val="Heading3"/>
@@ -1499,8 +1473,8 @@
         <w:t xml:space="preserve">nearest measured analogue and its structure.</w:t>
       </w:r>
     </w:p>
-    <w:bookmarkEnd w:id="14"/>
-    <w:bookmarkStart w:id="15" w:name="X2d20a97327b1c85b3b1e259bea3569130e89bc6"/>
+    <w:bookmarkEnd w:id="23"/>
+    <w:bookmarkStart w:id="24" w:name="X2d20a97327b1c85b3b1e259bea3569130e89bc6"/>
     <w:p>
       <w:pPr>
         <w:pStyle w:val="Heading3"/>
@@ -1621,8 +1595,8 @@
         <w:t xml:space="preserve">against it.</w:t>
       </w:r>
     </w:p>
-    <w:bookmarkEnd w:id="15"/>
-    <w:bookmarkStart w:id="16" w:name="disease-layer-and-implementation"/>
+    <w:bookmarkEnd w:id="24"/>
+    <w:bookmarkStart w:id="25" w:name="disease-layer-and-implementation"/>
     <w:p>
       <w:pPr>
         <w:pStyle w:val="Heading3"/>
@@ -1720,9 +1694,9 @@
         </w:pict>
       </w:r>
     </w:p>
-    <w:bookmarkEnd w:id="16"/>
-    <w:bookmarkEnd w:id="17"/>
-    <w:bookmarkStart w:id="24" w:name="results"/>
+    <w:bookmarkEnd w:id="25"/>
+    <w:bookmarkEnd w:id="26"/>
+    <w:bookmarkStart w:id="33" w:name="results"/>
     <w:p>
       <w:pPr>
         <w:pStyle w:val="Heading2"/>
@@ -1757,7 +1731,7 @@
         <w:t xml:space="preserve">weaknesses are reported in their own section rather than folded into the headline.</w:t>
       </w:r>
     </w:p>
-    <w:bookmarkStart w:id="18" w:name="target-engagement-the-primary-output"/>
+    <w:bookmarkStart w:id="27" w:name="target-engagement-the-primary-output"/>
     <w:p>
       <w:pPr>
         <w:pStyle w:val="Heading3"/>
@@ -2022,8 +1996,8 @@
         <w:t xml:space="preserve">blockade (+0.95).</w:t>
       </w:r>
     </w:p>
-    <w:bookmarkEnd w:id="18"/>
-    <w:bookmarkStart w:id="19" w:name="X59ce100e3e54d3fbb6a4c93443ea005339d865d"/>
+    <w:bookmarkEnd w:id="27"/>
+    <w:bookmarkStart w:id="28" w:name="X59ce100e3e54d3fbb6a4c93443ea005339d865d"/>
     <w:p>
       <w:pPr>
         <w:pStyle w:val="Heading3"/>
@@ -2584,8 +2558,8 @@
         <w:t xml:space="preserve">lipophilicity pushes towards blockade (+0.95). These directions were not supplied to the models.</w:t>
       </w:r>
     </w:p>
-    <w:bookmarkEnd w:id="19"/>
-    <w:bookmarkStart w:id="20" w:name="comparison-with-existing-approaches"/>
+    <w:bookmarkEnd w:id="28"/>
+    <w:bookmarkStart w:id="29" w:name="comparison-with-existing-approaches"/>
     <w:p>
       <w:pPr>
         <w:pStyle w:val="Heading3"/>
@@ -2680,8 +2654,8 @@
         <w:t xml:space="preserve">many CNS endpoints with an explicit applicability-domain statement on every value.</w:t>
       </w:r>
     </w:p>
-    <w:bookmarkEnd w:id="20"/>
-    <w:bookmarkStart w:id="21" w:name="X09f237f0cceb4d43402dde204391ff782dee8f6"/>
+    <w:bookmarkEnd w:id="29"/>
+    <w:bookmarkStart w:id="30" w:name="X09f237f0cceb4d43402dde204391ff782dee8f6"/>
     <w:p>
       <w:pPr>
         <w:pStyle w:val="Heading3"/>
@@ -2790,8 +2764,8 @@
         <w:t xml:space="preserve">call.</w:t>
       </w:r>
     </w:p>
-    <w:bookmarkEnd w:id="21"/>
-    <w:bookmarkStart w:id="22" w:name="X9a99dc11e4cc9d3e295f13c4b6a1b1751a14e5f"/>
+    <w:bookmarkEnd w:id="30"/>
+    <w:bookmarkStart w:id="31" w:name="X9a99dc11e4cc9d3e295f13c4b6a1b1751a14e5f"/>
     <w:p>
       <w:pPr>
         <w:pStyle w:val="Heading3"/>
@@ -3262,8 +3236,8 @@
         <w:t xml:space="preserve">server stands on.</w:t>
       </w:r>
     </w:p>
-    <w:bookmarkEnd w:id="22"/>
-    <w:bookmarkStart w:id="23" w:name="what-the-falsification-analysis-removed"/>
+    <w:bookmarkEnd w:id="31"/>
+    <w:bookmarkStart w:id="32" w:name="what-the-falsification-analysis-removed"/>
     <w:p>
       <w:pPr>
         <w:pStyle w:val="Heading3"/>
@@ -3353,9 +3327,9 @@
         </w:pict>
       </w:r>
     </w:p>
-    <w:bookmarkEnd w:id="23"/>
-    <w:bookmarkEnd w:id="24"/>
-    <w:bookmarkStart w:id="25" w:name="discussion"/>
+    <w:bookmarkEnd w:id="32"/>
+    <w:bookmarkEnd w:id="33"/>
+    <w:bookmarkStart w:id="34" w:name="discussion"/>
     <w:p>
       <w:pPr>
         <w:pStyle w:val="Heading2"/>
@@ -3861,8 +3835,8 @@
         </w:pict>
       </w:r>
     </w:p>
-    <w:bookmarkEnd w:id="25"/>
-    <w:bookmarkStart w:id="26" w:name="data-availability"/>
+    <w:bookmarkEnd w:id="34"/>
+    <w:bookmarkStart w:id="35" w:name="data-availability"/>
     <w:p>
       <w:pPr>
         <w:pStyle w:val="Heading2"/>
@@ -4007,13 +3981,59 @@
         <w:t xml:space="preserve">server rather than left as a placeholder.</w:t>
       </w:r>
     </w:p>
-    <w:bookmarkEnd w:id="26"/>
-    <w:bookmarkStart w:id="27" w:name="funding"/>
+    <w:bookmarkEnd w:id="35"/>
+    <w:bookmarkStart w:id="36" w:name="author-contributions"/>
     <w:p>
       <w:pPr>
         <w:pStyle w:val="Heading2"/>
       </w:pPr>
       <w:r>
+        <w:t xml:space="preserve">Author contributions</w:t>
+      </w:r>
+    </w:p>
+    <w:p>
+      <w:pPr>
+        <w:pStyle w:val="FirstParagraph"/>
+      </w:pPr>
+      <w:r>
+        <w:rPr>
+          <w:b/>
+          <w:bCs/>
+        </w:rPr>
+        <w:t xml:space="preserve">[TO BE SUPPLIED BEFORE SUBMISSION]</w:t>
+      </w:r>
+      <w:r>
+        <w:t xml:space="preserve"> </w:t>
+      </w:r>
+      <w:r>
+        <w:t xml:space="preserve">NAR requires a CRediT-style contribution statement naming</w:t>
+      </w:r>
+      <w:r>
+        <w:t xml:space="preserve"> </w:t>
+      </w:r>
+      <w:r>
+        <w:t xml:space="preserve">what each author did (e.g. conceptualisation, methodology, software, validation, writing). This</w:t>
+      </w:r>
+      <w:r>
+        <w:t xml:space="preserve"> </w:t>
+      </w:r>
+      <w:r>
+        <w:t xml:space="preserve">cannot be written from the repository the way the rest of this manuscript is, since it is a</w:t>
+      </w:r>
+      <w:r>
+        <w:t xml:space="preserve"> </w:t>
+      </w:r>
+      <w:r>
+        <w:t xml:space="preserve">statement about people rather than about artefacts, and must be supplied by the author team.</w:t>
+      </w:r>
+    </w:p>
+    <w:bookmarkEnd w:id="36"/>
+    <w:bookmarkStart w:id="37" w:name="funding"/>
+    <w:p>
+      <w:pPr>
+        <w:pStyle w:val="Heading2"/>
+      </w:pPr>
+      <w:r>
         <w:t xml:space="preserve">Funding</w:t>
       </w:r>
     </w:p>
@@ -4025,8 +4045,8 @@
         <w:t xml:space="preserve">[TO BE SUPPLIED]</w:t>
       </w:r>
     </w:p>
-    <w:bookmarkEnd w:id="27"/>
-    <w:bookmarkStart w:id="28" w:name="conflict-of-interest"/>
+    <w:bookmarkEnd w:id="37"/>
+    <w:bookmarkStart w:id="38" w:name="conflict-of-interest"/>
     <w:p>
       <w:pPr>
         <w:pStyle w:val="Heading2"/>
@@ -4050,8 +4070,8 @@
         </w:pict>
       </w:r>
     </w:p>
-    <w:bookmarkEnd w:id="28"/>
-    <w:bookmarkStart w:id="44" w:name="figure-legends"/>
+    <w:bookmarkEnd w:id="38"/>
+    <w:bookmarkStart w:id="54" w:name="figure-legends"/>
     <w:p>
       <w:pPr>
         <w:pStyle w:val="Heading2"/>
@@ -4067,20 +4087,20 @@
       <w:r>
         <w:drawing>
           <wp:inline>
-            <wp:extent cx="5334000" cy="4471716"/>
+            <wp:extent cx="5727700" cy="4801771"/>
             <wp:effectExtent b="0" l="0" r="0" t="0"/>
-            <wp:docPr descr="Figure 1" title="" id="30" name="Picture"/>
+            <wp:docPr descr="Figure 1" title="" id="40" name="Picture"/>
             <a:graphic>
               <a:graphicData uri="http://schemas.openxmlformats.org/drawingml/2006/picture">
                 <pic:pic>
                   <pic:nvPicPr>
-                    <pic:cNvPr descr="figures/Figure1_architecture.png" id="31" name="Picture"/>
+                    <pic:cNvPr descr="figures/Figure1_architecture.png" id="41" name="Picture"/>
                     <pic:cNvPicPr>
                       <a:picLocks noChangeArrowheads="1" noChangeAspect="1"/>
                     </pic:cNvPicPr>
                   </pic:nvPicPr>
                   <pic:blipFill>
-                    <a:blip r:embed="rId29"/>
+                    <a:blip r:embed="rId39"/>
                     <a:stretch>
                       <a:fillRect/>
                     </a:stretch>
@@ -4088,7 +4108,7 @@
                   <pic:spPr bwMode="auto">
                     <a:xfrm>
                       <a:off x="0" y="0"/>
-                      <a:ext cx="5334000" cy="4471716"/>
+                      <a:ext cx="5727700" cy="4801771"/>
                     </a:xfrm>
                     <a:prstGeom prst="rect">
                       <a:avLst/>
@@ -4236,20 +4256,20 @@
       <w:r>
         <w:drawing>
           <wp:inline>
-            <wp:extent cx="5334000" cy="4095332"/>
+            <wp:extent cx="5727700" cy="4397607"/>
             <wp:effectExtent b="0" l="0" r="0" t="0"/>
-            <wp:docPr descr="Figure 2" title="" id="33" name="Picture"/>
+            <wp:docPr descr="Figure 2" title="" id="43" name="Picture"/>
             <a:graphic>
               <a:graphicData uri="http://schemas.openxmlformats.org/drawingml/2006/picture">
                 <pic:pic>
                   <pic:nvPicPr>
-                    <pic:cNvPr descr="figures/Figure9_model_atlas.png" id="34" name="Picture"/>
+                    <pic:cNvPr descr="figures/Figure9_model_atlas.png" id="44" name="Picture"/>
                     <pic:cNvPicPr>
                       <a:picLocks noChangeArrowheads="1" noChangeAspect="1"/>
                     </pic:cNvPicPr>
                   </pic:nvPicPr>
                   <pic:blipFill>
-                    <a:blip r:embed="rId32"/>
+                    <a:blip r:embed="rId42"/>
                     <a:stretch>
                       <a:fillRect/>
                     </a:stretch>
@@ -4257,7 +4277,7 @@
                   <pic:spPr bwMode="auto">
                     <a:xfrm>
                       <a:off x="0" y="0"/>
-                      <a:ext cx="5334000" cy="4095332"/>
+                      <a:ext cx="5727700" cy="4397607"/>
                     </a:xfrm>
                     <a:prstGeom prst="rect">
                       <a:avLst/>
@@ -4407,20 +4427,20 @@
       <w:r>
         <w:drawing>
           <wp:inline>
-            <wp:extent cx="5334000" cy="3351726"/>
+            <wp:extent cx="5727700" cy="3599115"/>
             <wp:effectExtent b="0" l="0" r="0" t="0"/>
-            <wp:docPr descr="Figure 3" title="" id="36" name="Picture"/>
+            <wp:docPr descr="Figure 3" title="" id="46" name="Picture"/>
             <a:graphic>
               <a:graphicData uri="http://schemas.openxmlformats.org/drawingml/2006/picture">
                 <pic:pic>
                   <pic:nvPicPr>
-                    <pic:cNvPr descr="figures/Figure6_validation.png" id="37" name="Picture"/>
+                    <pic:cNvPr descr="figures/Figure6_validation.png" id="47" name="Picture"/>
                     <pic:cNvPicPr>
                       <a:picLocks noChangeArrowheads="1" noChangeAspect="1"/>
                     </pic:cNvPicPr>
                   </pic:nvPicPr>
                   <pic:blipFill>
-                    <a:blip r:embed="rId35"/>
+                    <a:blip r:embed="rId45"/>
                     <a:stretch>
                       <a:fillRect/>
                     </a:stretch>
@@ -4428,7 +4448,7 @@
                   <pic:spPr bwMode="auto">
                     <a:xfrm>
                       <a:off x="0" y="0"/>
-                      <a:ext cx="5334000" cy="3351726"/>
+                      <a:ext cx="5727700" cy="3599115"/>
                     </a:xfrm>
                     <a:prstGeom prst="rect">
                       <a:avLst/>
@@ -4580,20 +4600,20 @@
       <w:r>
         <w:drawing>
           <wp:inline>
-            <wp:extent cx="5334000" cy="2786264"/>
+            <wp:extent cx="5727700" cy="2991917"/>
             <wp:effectExtent b="0" l="0" r="0" t="0"/>
-            <wp:docPr descr="Figure 4" title="" id="39" name="Picture"/>
+            <wp:docPr descr="Figure 4" title="" id="49" name="Picture"/>
             <a:graphic>
               <a:graphicData uri="http://schemas.openxmlformats.org/drawingml/2006/picture">
                 <pic:pic>
                   <pic:nvPicPr>
-                    <pic:cNvPr descr="figures/Figure8_use_case.png" id="40" name="Picture"/>
+                    <pic:cNvPr descr="figures/Figure8_use_case.png" id="50" name="Picture"/>
                     <pic:cNvPicPr>
                       <a:picLocks noChangeArrowheads="1" noChangeAspect="1"/>
                     </pic:cNvPicPr>
                   </pic:nvPicPr>
                   <pic:blipFill>
-                    <a:blip r:embed="rId38"/>
+                    <a:blip r:embed="rId48"/>
                     <a:stretch>
                       <a:fillRect/>
                     </a:stretch>
@@ -4601,7 +4621,7 @@
                   <pic:spPr bwMode="auto">
                     <a:xfrm>
                       <a:off x="0" y="0"/>
-                      <a:ext cx="5334000" cy="2786264"/>
+                      <a:ext cx="5727700" cy="2991917"/>
                     </a:xfrm>
                     <a:prstGeom prst="rect">
                       <a:avLst/>
@@ -4697,20 +4717,20 @@
       <w:r>
         <w:drawing>
           <wp:inline>
-            <wp:extent cx="5334000" cy="4759684"/>
+            <wp:extent cx="5727700" cy="5110994"/>
             <wp:effectExtent b="0" l="0" r="0" t="0"/>
-            <wp:docPr descr="Figure 5" title="" id="42" name="Picture"/>
+            <wp:docPr descr="Figure 5" title="" id="52" name="Picture"/>
             <a:graphic>
               <a:graphicData uri="http://schemas.openxmlformats.org/drawingml/2006/picture">
                 <pic:pic>
                   <pic:nvPicPr>
-                    <pic:cNvPr descr="figures/Figure11_external_validation.png" id="43" name="Picture"/>
+                    <pic:cNvPr descr="figures/Figure11_external_validation.png" id="53" name="Picture"/>
                     <pic:cNvPicPr>
                       <a:picLocks noChangeArrowheads="1" noChangeAspect="1"/>
                     </pic:cNvPicPr>
                   </pic:nvPicPr>
                   <pic:blipFill>
-                    <a:blip r:embed="rId41"/>
+                    <a:blip r:embed="rId51"/>
                     <a:stretch>
                       <a:fillRect/>
                     </a:stretch>
@@ -4718,7 +4738,7 @@
                   <pic:spPr bwMode="auto">
                     <a:xfrm>
                       <a:off x="0" y="0"/>
-                      <a:ext cx="5334000" cy="4759684"/>
+                      <a:ext cx="5727700" cy="5110994"/>
                     </a:xfrm>
                     <a:prstGeom prst="rect">
                       <a:avLst/>
@@ -5040,8 +5060,8 @@
         <w:t xml:space="preserve">named, the 47 deployed and the 5 withdrawn distinguished by colour.</w:t>
       </w:r>
     </w:p>
-    <w:bookmarkEnd w:id="44"/>
-    <w:bookmarkStart w:id="45" w:name="references"/>
+    <w:bookmarkEnd w:id="54"/>
+    <w:bookmarkStart w:id="55" w:name="references"/>
     <w:p>
       <w:pPr>
         <w:pStyle w:val="Heading2"/>
@@ -5571,12 +5591,16 @@
         <w:t xml:space="preserve">Wilson E. Probable Inference, the Law of Succession, and Statistical Inference. Journal of the American Statistical Association. 1927. doi:10.1080/01621459.1927.10502953.</w:t>
       </w:r>
     </w:p>
-    <w:bookmarkEnd w:id="45"/>
-    <w:bookmarkEnd w:id="46"/>
+    <w:bookmarkEnd w:id="55"/>
+    <w:bookmarkEnd w:id="56"/>
     <w:sectPr>
+      <w:footerReference r:id="rId9" w:type="default"/>
       <w:footnotePr>
         <w:numRestart w:val="eachSect"/>
       </w:footnotePr>
+      <w:pgSz w:h="16838" w:w="11906"/>
+      <w:pgMar w:bottom="1440" w:left="1440" w:right="1440" w:top="1440"/>
+      <w:lnNumType w:countBy="1" w:distance="360" w:restart="continuous"/>
     </w:sectPr>
   </w:body>
 </w:document>
@@ -5584,6 +5608,26 @@
 
 <file path=word/comments.xml><?xml version="1.0" encoding="utf-8"?>
 <w:comments xmlns:w="http://schemas.openxmlformats.org/wordprocessingml/2006/main" xmlns:m="http://schemas.openxmlformats.org/officeDocument/2006/math" xmlns:r="http://schemas.openxmlformats.org/officeDocument/2006/relationships" xmlns:o="urn:schemas-microsoft-com:office:office" xmlns:v="urn:schemas-microsoft-com:vml" xmlns:w10="urn:schemas-microsoft-com:office:word" xmlns:a="http://schemas.openxmlformats.org/drawingml/2006/main" xmlns:pic="http://schemas.openxmlformats.org/drawingml/2006/picture" xmlns:wp="http://schemas.openxmlformats.org/drawingml/2006/wordprocessingDrawing"/>
+</file>
+
+<file path=word/footer1.xml><?xml version="1.0" encoding="utf-8"?>
+<w:ftr xmlns:m="http://schemas.openxmlformats.org/officeDocument/2006/math" xmlns:mc="http://schemas.openxmlformats.org/markup-compatibility/2006" xmlns:mo="http://schemas.microsoft.com/office/mac/office/2008/main" xmlns:mv="urn:schemas-microsoft-com:mac:vml" xmlns:o="urn:schemas-microsoft-com:office:office" xmlns:r="http://schemas.openxmlformats.org/officeDocument/2006/relationships" xmlns:v="urn:schemas-microsoft-com:vml" xmlns:w10="urn:schemas-microsoft-com:office:word" xmlns:w14="http://schemas.microsoft.com/office/word/2010/wordml" xmlns:w="http://schemas.openxmlformats.org/wordprocessingml/2006/main" xmlns:wne="http://schemas.microsoft.com/office/word/2006/wordml" xmlns:wp14="http://schemas.microsoft.com/office/word/2010/wordprocessingDrawing" xmlns:wp="http://schemas.openxmlformats.org/drawingml/2006/wordprocessingDrawing" xmlns:wpc="http://schemas.microsoft.com/office/word/2010/wordprocessingCanvas" xmlns:wpg="http://schemas.microsoft.com/office/word/2010/wordprocessingGroup" xmlns:wpi="http://schemas.microsoft.com/office/word/2010/wordprocessingInk" xmlns:wps="http://schemas.microsoft.com/office/word/2010/wordprocessingShape" mc:Ignorable="w14 wp14">
+  <w:p>
+    <w:pPr>
+      <w:suppressLineNumbers/>
+      <w:jc w:val="center"/>
+    </w:pPr>
+    <w:r>
+      <w:rPr>
+        <w:rFonts w:ascii="Times New Roman" w:hAnsi="Times New Roman"/>
+        <w:sz w:val="20"/>
+      </w:rPr>
+      <w:fldChar w:fldCharType="begin"/>
+      <w:instrText xml:space="preserve"> PAGE </w:instrText>
+      <w:fldChar w:fldCharType="end"/>
+    </w:r>
+  </w:p>
+</w:ftr>
 </file>
 
 <file path=word/footnotes.xml><?xml version="1.0" encoding="utf-8"?>
@@ -5931,6 +5975,14 @@
   <w:style w:default="1" w:styleId="Normal" w:type="paragraph">
     <w:name w:val="Normal"/>
     <w:qFormat/>
+    <w:pPr>
+      <w:spacing w:after="200" w:before="0" w:line="240" w:lineRule="auto"/>
+      <w:jc w:val="left"/>
+    </w:pPr>
+    <w:rPr>
+      <w:rFonts w:ascii="Times New Roman" w:cs="Times New Roman" w:hAnsi="Times New Roman"/>
+      <w:sz w:val="24"/>
+    </w:rPr>
   </w:style>
   <w:style w:styleId="BodyText" w:type="paragraph">
     <w:name w:val="Body Text"/>
@@ -5938,22 +5990,40 @@
     <w:link w:val="BodyTextChar"/>
     <w:qFormat/>
     <w:pPr>
-      <w:spacing w:after="180" w:before="180"/>
+      <w:spacing w:after="200" w:before="0" w:line="240" w:lineRule="auto"/>
+      <w:jc w:val="left"/>
     </w:pPr>
+    <w:rPr>
+      <w:rFonts w:ascii="Times New Roman" w:cs="Times New Roman" w:hAnsi="Times New Roman"/>
+      <w:sz w:val="24"/>
+    </w:rPr>
   </w:style>
   <w:style w:customStyle="1" w:styleId="FirstParagraph" w:type="paragraph">
     <w:name w:val="First Paragraph"/>
     <w:basedOn w:val="BodyText"/>
     <w:next w:val="BodyText"/>
     <w:qFormat/>
+    <w:pPr>
+      <w:spacing w:after="200" w:before="0" w:line="240" w:lineRule="auto"/>
+      <w:jc w:val="left"/>
+    </w:pPr>
+    <w:rPr>
+      <w:rFonts w:ascii="Times New Roman" w:cs="Times New Roman" w:hAnsi="Times New Roman"/>
+      <w:sz w:val="24"/>
+    </w:rPr>
   </w:style>
   <w:style w:customStyle="1" w:styleId="Compact" w:type="paragraph">
     <w:name w:val="Compact"/>
     <w:basedOn w:val="BodyText"/>
     <w:qFormat/>
     <w:pPr>
-      <w:spacing w:after="36" w:before="36"/>
+      <w:spacing w:after="200" w:before="0" w:line="240" w:lineRule="auto"/>
+      <w:jc w:val="left"/>
     </w:pPr>
+    <w:rPr>
+      <w:rFonts w:ascii="Times New Roman" w:cs="Times New Roman" w:hAnsi="Times New Roman"/>
+      <w:sz w:val="24"/>
+    </w:rPr>
   </w:style>
   <w:style w:styleId="Title" w:type="paragraph">
     <w:name w:val="Title"/>
@@ -5964,13 +6034,15 @@
     <w:qFormat/>
     <w:rsid w:val="00A10FD9"/>
     <w:pPr>
-      <w:spacing w:after="80" w:line="240" w:lineRule="auto"/>
+      <w:spacing w:after="240" w:before="0" w:line="276" w:lineRule="auto"/>
       <w:contextualSpacing/>
-      <w:jc w:val="center"/>
+      <w:jc w:val="left"/>
     </w:pPr>
     <w:rPr>
-      <w:rFonts w:asciiTheme="majorHAnsi" w:cstheme="majorBidi" w:eastAsiaTheme="majorEastAsia" w:hAnsiTheme="majorHAnsi"/>
-      <w:sz w:val="56"/>
+      <w:rFonts w:ascii="Times New Roman" w:asciiTheme="majorHAnsi" w:cs="Times New Roman" w:cstheme="majorBidi" w:eastAsiaTheme="majorEastAsia" w:hAnsi="Times New Roman" w:hAnsiTheme="majorHAnsi"/>
+      <w:b/>
+      <w:color w:val="000000"/>
+      <w:sz w:val="32"/>
       <w:szCs w:val="56"/>
     </w:rPr>
   </w:style>
@@ -5982,6 +6054,7 @@
     <w:rsid w:val="00A10FD9"/>
     <w:rPr>
       <w:rFonts w:asciiTheme="majorHAnsi" w:cstheme="majorBidi" w:eastAsiaTheme="majorEastAsia" w:hAnsiTheme="majorHAnsi"/>
+      <w:color w:val="000000"/>
       <w:sz w:val="56"/>
       <w:szCs w:val="56"/>
     </w:rPr>
@@ -5998,11 +6071,15 @@
       <w:numPr>
         <w:ilvl w:val="1"/>
       </w:numPr>
+      <w:spacing w:after="120" w:before="0" w:line="240" w:lineRule="auto"/>
+      <w:jc w:val="left"/>
     </w:pPr>
     <w:rPr>
-      <w:rFonts w:cstheme="majorBidi" w:eastAsiaTheme="majorEastAsia"/>
+      <w:rFonts w:ascii="Times New Roman" w:cs="Times New Roman" w:cstheme="majorBidi" w:eastAsiaTheme="majorEastAsia" w:hAnsi="Times New Roman"/>
+      <w:i/>
+      <w:color w:val="000000"/>
       <w:spacing w:val="15"/>
-      <w:sz w:val="28"/>
+      <w:sz w:val="24"/>
       <w:szCs w:val="28"/>
     </w:rPr>
   </w:style>
@@ -6014,7 +6091,7 @@
     <w:rsid w:val="00A10FD9"/>
     <w:rPr>
       <w:rFonts w:cstheme="majorBidi" w:eastAsiaTheme="majorEastAsia"/>
-      <w:color w:themeColor="text1" w:themeTint="A6" w:val="595959"/>
+      <w:color w:val="000000"/>
       <w:spacing w:val="15"/>
       <w:sz w:val="28"/>
       <w:szCs w:val="28"/>
@@ -6028,8 +6105,11 @@
     <w:pPr>
       <w:keepNext/>
       <w:keepLines/>
+      <w:spacing w:after="80" w:before="0" w:line="240" w:lineRule="auto"/>
+      <w:jc w:val="left"/>
     </w:pPr>
     <w:rPr>
+      <w:rFonts w:ascii="Times New Roman" w:cs="Times New Roman" w:hAnsi="Times New Roman"/>
       <w:sz w:val="24"/>
       <w:szCs w:val="24"/>
     </w:rPr>
@@ -6042,8 +6122,11 @@
     <w:pPr>
       <w:keepNext/>
       <w:keepLines/>
+      <w:spacing w:after="200" w:before="0" w:line="240" w:lineRule="auto"/>
+      <w:jc w:val="left"/>
     </w:pPr>
     <w:rPr>
+      <w:rFonts w:ascii="Times New Roman" w:cs="Times New Roman" w:hAnsi="Times New Roman"/>
       <w:sz w:val="24"/>
       <w:szCs w:val="24"/>
     </w:rPr>
@@ -6056,12 +6139,13 @@
     <w:pPr>
       <w:keepNext/>
       <w:keepLines/>
-      <w:spacing w:after="0" w:before="300"/>
-      <w:jc w:val="center"/>
+      <w:spacing w:after="80" w:before="120" w:line="240" w:lineRule="auto"/>
+      <w:jc w:val="left"/>
     </w:pPr>
     <w:rPr>
+      <w:rFonts w:ascii="Times New Roman" w:cs="Times New Roman" w:hAnsi="Times New Roman"/>
       <w:b/>
-      <w:sz w:val="20"/>
+      <w:sz w:val="24"/>
       <w:szCs w:val="20"/>
     </w:rPr>
   </w:style>
@@ -6073,10 +6157,12 @@
     <w:pPr>
       <w:keepNext/>
       <w:keepLines/>
-      <w:spacing w:after="300" w:before="100"/>
+      <w:spacing w:after="200" w:before="0" w:line="240" w:lineRule="auto"/>
+      <w:jc w:val="left"/>
     </w:pPr>
     <w:rPr>
-      <w:sz w:val="20"/>
+      <w:rFonts w:ascii="Times New Roman" w:cs="Times New Roman" w:hAnsi="Times New Roman"/>
+      <w:sz w:val="24"/>
       <w:szCs w:val="20"/>
     </w:rPr>
   </w:style>
@@ -6085,8 +6171,15 @@
     <w:basedOn w:val="Normal"/>
     <w:next w:val="Bibliography"/>
     <w:qFormat/>
-    <w:pPr/>
-    <w:rPr/>
+    <w:pPr>
+      <w:spacing w:after="120" w:before="0" w:line="240" w:lineRule="auto"/>
+      <w:ind w:hanging="357"/>
+      <w:jc w:val="left"/>
+    </w:pPr>
+    <w:rPr>
+      <w:rFonts w:ascii="Times New Roman" w:cs="Times New Roman" w:hAnsi="Times New Roman"/>
+      <w:sz w:val="22"/>
+    </w:rPr>
   </w:style>
   <w:style w:styleId="Heading1" w:type="paragraph">
     <w:name w:val="heading 1"/>
@@ -6099,13 +6192,15 @@
     <w:pPr>
       <w:keepNext/>
       <w:keepLines/>
-      <w:spacing w:after="80" w:before="360"/>
+      <w:spacing w:after="160" w:before="360" w:line="240" w:lineRule="auto"/>
+      <w:jc w:val="left"/>
       <w:outlineLvl w:val="0"/>
     </w:pPr>
     <w:rPr>
-      <w:rFonts w:asciiTheme="majorHAnsi" w:cstheme="majorBidi" w:eastAsiaTheme="majorEastAsia" w:hAnsiTheme="majorHAnsi"/>
-      <w:color w:themeColor="accent1" w:themeShade="BF" w:val="0F4761"/>
-      <w:sz w:val="40"/>
+      <w:rFonts w:ascii="Times New Roman" w:asciiTheme="majorHAnsi" w:cs="Times New Roman" w:cstheme="majorBidi" w:eastAsiaTheme="majorEastAsia" w:hAnsi="Times New Roman" w:hAnsiTheme="majorHAnsi"/>
+      <w:b/>
+      <w:color w:val="000000"/>
+      <w:sz w:val="28"/>
       <w:szCs w:val="40"/>
     </w:rPr>
   </w:style>
@@ -6122,13 +6217,15 @@
     <w:pPr>
       <w:keepNext/>
       <w:keepLines/>
-      <w:spacing w:after="80" w:before="160"/>
+      <w:spacing w:after="120" w:before="280" w:line="240" w:lineRule="auto"/>
+      <w:jc w:val="left"/>
       <w:outlineLvl w:val="1"/>
     </w:pPr>
     <w:rPr>
-      <w:rFonts w:asciiTheme="majorHAnsi" w:cstheme="majorBidi" w:eastAsiaTheme="majorEastAsia" w:hAnsiTheme="majorHAnsi"/>
-      <w:color w:themeColor="accent1" w:themeShade="BF" w:val="0F4761"/>
-      <w:sz w:val="32"/>
+      <w:rFonts w:ascii="Times New Roman" w:asciiTheme="majorHAnsi" w:cs="Times New Roman" w:cstheme="majorBidi" w:eastAsiaTheme="majorEastAsia" w:hAnsi="Times New Roman" w:hAnsiTheme="majorHAnsi"/>
+      <w:b/>
+      <w:color w:val="000000"/>
+      <w:sz w:val="26"/>
       <w:szCs w:val="32"/>
     </w:rPr>
   </w:style>
@@ -6145,13 +6242,16 @@
     <w:pPr>
       <w:keepNext/>
       <w:keepLines/>
-      <w:spacing w:after="80" w:before="160"/>
+      <w:spacing w:after="120" w:before="240" w:line="240" w:lineRule="auto"/>
+      <w:jc w:val="left"/>
       <w:outlineLvl w:val="2"/>
     </w:pPr>
     <w:rPr>
-      <w:rFonts w:cstheme="majorBidi" w:eastAsiaTheme="majorEastAsia"/>
-      <w:color w:themeColor="accent1" w:themeShade="BF" w:val="0F4761"/>
-      <w:sz w:val="28"/>
+      <w:rFonts w:ascii="Times New Roman" w:cs="Times New Roman" w:cstheme="majorBidi" w:eastAsiaTheme="majorEastAsia" w:hAnsi="Times New Roman"/>
+      <w:b/>
+      <w:i/>
+      <w:color w:val="000000"/>
+      <w:sz w:val="24"/>
       <w:szCs w:val="28"/>
     </w:rPr>
   </w:style>
@@ -6168,14 +6268,17 @@
     <w:pPr>
       <w:keepNext/>
       <w:keepLines/>
-      <w:spacing w:after="40" w:before="80"/>
+      <w:spacing w:after="80" w:before="200" w:line="240" w:lineRule="auto"/>
+      <w:jc w:val="left"/>
       <w:outlineLvl w:val="3"/>
     </w:pPr>
     <w:rPr>
-      <w:rFonts w:cstheme="majorBidi" w:eastAsiaTheme="majorEastAsia"/>
+      <w:rFonts w:ascii="Times New Roman" w:cs="Times New Roman" w:cstheme="majorBidi" w:eastAsiaTheme="majorEastAsia" w:hAnsi="Times New Roman"/>
+      <w:b/>
       <w:i/>
       <w:iCs/>
-      <w:color w:themeColor="accent1" w:themeShade="BF" w:val="0F4761"/>
+      <w:color w:val="000000"/>
+      <w:sz w:val="24"/>
     </w:rPr>
   </w:style>
   <w:style w:styleId="Heading5" w:type="paragraph">
@@ -6191,12 +6294,16 @@
     <w:pPr>
       <w:keepNext/>
       <w:keepLines/>
-      <w:spacing w:after="40" w:before="80"/>
+      <w:spacing w:after="80" w:before="200" w:line="240" w:lineRule="auto"/>
+      <w:jc w:val="left"/>
       <w:outlineLvl w:val="4"/>
     </w:pPr>
     <w:rPr>
-      <w:rFonts w:cstheme="majorBidi" w:eastAsiaTheme="majorEastAsia"/>
-      <w:color w:themeColor="accent1" w:themeShade="BF" w:val="0F4761"/>
+      <w:rFonts w:ascii="Times New Roman" w:cs="Times New Roman" w:cstheme="majorBidi" w:eastAsiaTheme="majorEastAsia" w:hAnsi="Times New Roman"/>
+      <w:b/>
+      <w:i/>
+      <w:color w:val="000000"/>
+      <w:sz w:val="24"/>
     </w:rPr>
   </w:style>
   <w:style w:styleId="Heading6" w:type="paragraph">
@@ -6212,14 +6319,17 @@
     <w:pPr>
       <w:keepNext/>
       <w:keepLines/>
-      <w:spacing w:after="0" w:before="40"/>
+      <w:spacing w:after="80" w:before="200" w:line="240" w:lineRule="auto"/>
+      <w:jc w:val="left"/>
       <w:outlineLvl w:val="5"/>
     </w:pPr>
     <w:rPr>
-      <w:rFonts w:cstheme="majorBidi" w:eastAsiaTheme="majorEastAsia"/>
+      <w:rFonts w:ascii="Times New Roman" w:cs="Times New Roman" w:cstheme="majorBidi" w:eastAsiaTheme="majorEastAsia" w:hAnsi="Times New Roman"/>
+      <w:b/>
       <w:i/>
       <w:iCs/>
-      <w:color w:themeColor="text1" w:themeTint="A6" w:val="595959"/>
+      <w:color w:val="000000"/>
+      <w:sz w:val="24"/>
     </w:rPr>
   </w:style>
   <w:style w:styleId="Heading7" w:type="paragraph">
@@ -6235,12 +6345,16 @@
     <w:pPr>
       <w:keepNext/>
       <w:keepLines/>
-      <w:spacing w:after="0" w:before="40"/>
+      <w:spacing w:after="80" w:before="200" w:line="240" w:lineRule="auto"/>
+      <w:jc w:val="left"/>
       <w:outlineLvl w:val="6"/>
     </w:pPr>
     <w:rPr>
-      <w:rFonts w:cstheme="majorBidi" w:eastAsiaTheme="majorEastAsia"/>
-      <w:color w:themeColor="text1" w:themeTint="A6" w:val="595959"/>
+      <w:rFonts w:ascii="Times New Roman" w:cs="Times New Roman" w:cstheme="majorBidi" w:eastAsiaTheme="majorEastAsia" w:hAnsi="Times New Roman"/>
+      <w:b/>
+      <w:i/>
+      <w:color w:val="000000"/>
+      <w:sz w:val="24"/>
     </w:rPr>
   </w:style>
   <w:style w:styleId="Heading8" w:type="paragraph">
@@ -6256,14 +6370,17 @@
     <w:pPr>
       <w:keepNext/>
       <w:keepLines/>
-      <w:spacing w:after="0"/>
+      <w:spacing w:after="80" w:before="200" w:line="240" w:lineRule="auto"/>
+      <w:jc w:val="left"/>
       <w:outlineLvl w:val="7"/>
     </w:pPr>
     <w:rPr>
-      <w:rFonts w:cstheme="majorBidi" w:eastAsiaTheme="majorEastAsia"/>
+      <w:rFonts w:ascii="Times New Roman" w:cs="Times New Roman" w:cstheme="majorBidi" w:eastAsiaTheme="majorEastAsia" w:hAnsi="Times New Roman"/>
+      <w:b/>
       <w:i/>
       <w:iCs/>
-      <w:color w:themeColor="text1" w:themeTint="D8" w:val="272727"/>
+      <w:color w:val="000000"/>
+      <w:sz w:val="24"/>
     </w:rPr>
   </w:style>
   <w:style w:styleId="Heading9" w:type="paragraph">
@@ -6279,12 +6396,16 @@
     <w:pPr>
       <w:keepNext/>
       <w:keepLines/>
-      <w:spacing w:after="0"/>
+      <w:spacing w:after="80" w:before="200" w:line="240" w:lineRule="auto"/>
+      <w:jc w:val="left"/>
       <w:outlineLvl w:val="8"/>
     </w:pPr>
     <w:rPr>
-      <w:rFonts w:cstheme="majorBidi" w:eastAsiaTheme="majorEastAsia"/>
-      <w:color w:themeColor="text1" w:themeTint="D8" w:val="272727"/>
+      <w:rFonts w:ascii="Times New Roman" w:cs="Times New Roman" w:cstheme="majorBidi" w:eastAsiaTheme="majorEastAsia" w:hAnsi="Times New Roman"/>
+      <w:b/>
+      <w:i/>
+      <w:color w:val="000000"/>
+      <w:sz w:val="24"/>
     </w:rPr>
   </w:style>
   <w:style w:customStyle="1" w:styleId="Heading1Char" w:type="character">
@@ -6295,7 +6416,7 @@
     <w:rsid w:val="00A10FD9"/>
     <w:rPr>
       <w:rFonts w:asciiTheme="majorHAnsi" w:cstheme="majorBidi" w:eastAsiaTheme="majorEastAsia" w:hAnsiTheme="majorHAnsi"/>
-      <w:color w:themeColor="accent1" w:themeShade="BF" w:val="0F4761"/>
+      <w:color w:val="000000"/>
       <w:sz w:val="40"/>
       <w:szCs w:val="40"/>
     </w:rPr>
@@ -6309,7 +6430,7 @@
     <w:rsid w:val="00A10FD9"/>
     <w:rPr>
       <w:rFonts w:asciiTheme="majorHAnsi" w:cstheme="majorBidi" w:eastAsiaTheme="majorEastAsia" w:hAnsiTheme="majorHAnsi"/>
-      <w:color w:themeColor="accent1" w:themeShade="BF" w:val="0F4761"/>
+      <w:color w:val="000000"/>
       <w:sz w:val="32"/>
       <w:szCs w:val="32"/>
     </w:rPr>
@@ -6323,7 +6444,7 @@
     <w:rsid w:val="00A10FD9"/>
     <w:rPr>
       <w:rFonts w:cstheme="majorBidi" w:eastAsiaTheme="majorEastAsia"/>
-      <w:color w:themeColor="accent1" w:themeShade="BF" w:val="0F4761"/>
+      <w:color w:val="000000"/>
       <w:sz w:val="28"/>
       <w:szCs w:val="28"/>
     </w:rPr>
@@ -6339,7 +6460,7 @@
       <w:rFonts w:cstheme="majorBidi" w:eastAsiaTheme="majorEastAsia"/>
       <w:i/>
       <w:iCs/>
-      <w:color w:themeColor="accent1" w:themeShade="BF" w:val="0F4761"/>
+      <w:color w:val="000000"/>
     </w:rPr>
   </w:style>
   <w:style w:customStyle="1" w:styleId="Heading5Char" w:type="character">
@@ -6351,7 +6472,7 @@
     <w:rsid w:val="00A10FD9"/>
     <w:rPr>
       <w:rFonts w:cstheme="majorBidi" w:eastAsiaTheme="majorEastAsia"/>
-      <w:color w:themeColor="accent1" w:themeShade="BF" w:val="0F4761"/>
+      <w:color w:val="000000"/>
     </w:rPr>
   </w:style>
   <w:style w:customStyle="1" w:styleId="Heading6Char" w:type="character">
@@ -6365,7 +6486,7 @@
       <w:rFonts w:cstheme="majorBidi" w:eastAsiaTheme="majorEastAsia"/>
       <w:i/>
       <w:iCs/>
-      <w:color w:themeColor="text1" w:themeTint="A6" w:val="595959"/>
+      <w:color w:val="000000"/>
     </w:rPr>
   </w:style>
   <w:style w:customStyle="1" w:styleId="Heading7Char" w:type="character">
@@ -6377,7 +6498,7 @@
     <w:rsid w:val="00A10FD9"/>
     <w:rPr>
       <w:rFonts w:cstheme="majorBidi" w:eastAsiaTheme="majorEastAsia"/>
-      <w:color w:themeColor="text1" w:themeTint="A6" w:val="595959"/>
+      <w:color w:val="000000"/>
     </w:rPr>
   </w:style>
   <w:style w:customStyle="1" w:styleId="Heading8Char" w:type="character">
@@ -6391,7 +6512,7 @@
       <w:rFonts w:cstheme="majorBidi" w:eastAsiaTheme="majorEastAsia"/>
       <w:i/>
       <w:iCs/>
-      <w:color w:themeColor="text1" w:themeTint="D8" w:val="272727"/>
+      <w:color w:val="000000"/>
     </w:rPr>
   </w:style>
   <w:style w:customStyle="1" w:styleId="Heading9Char" w:type="character">
@@ -6403,7 +6524,7 @@
     <w:rsid w:val="00A10FD9"/>
     <w:rPr>
       <w:rFonts w:cstheme="majorBidi" w:eastAsiaTheme="majorEastAsia"/>
-      <w:color w:themeColor="text1" w:themeTint="D8" w:val="272727"/>
+      <w:color w:val="000000"/>
     </w:rPr>
   </w:style>
   <w:style w:styleId="BlockText" w:type="paragraph">
@@ -6414,9 +6535,14 @@
     <w:unhideWhenUsed/>
     <w:qFormat/>
     <w:pPr>
-      <w:spacing w:after="100" w:before="100"/>
+      <w:spacing w:after="200" w:before="0" w:line="240" w:lineRule="auto"/>
       <w:ind w:firstLine="0" w:left="480" w:right="480"/>
+      <w:jc w:val="left"/>
     </w:pPr>
+    <w:rPr>
+      <w:rFonts w:ascii="Times New Roman" w:cs="Times New Roman" w:hAnsi="Times New Roman"/>
+      <w:sz w:val="24"/>
+    </w:rPr>
   </w:style>
   <w:style w:styleId="FootnoteText" w:type="paragraph">
     <w:name w:val="Footnote Text"/>
@@ -6425,6 +6551,14 @@
     <w:uiPriority w:val="9"/>
     <w:unhideWhenUsed/>
     <w:qFormat/>
+    <w:pPr>
+      <w:spacing w:after="80" w:before="0" w:line="240" w:lineRule="auto"/>
+      <w:jc w:val="left"/>
+    </w:pPr>
+    <w:rPr>
+      <w:rFonts w:ascii="Times New Roman" w:cs="Times New Roman" w:hAnsi="Times New Roman"/>
+      <w:sz w:val="20"/>
+    </w:rPr>
   </w:style>
   <w:style w:styleId="FootnoteBlockText" w:type="paragraph">
     <w:name w:val="Footnote Block Text"/>
@@ -6449,6 +6583,10 @@
     <w:semiHidden/>
     <w:unhideWhenUsed/>
     <w:qFormat/>
+    <w:rPr>
+      <w:rFonts w:ascii="Times New Roman" w:hAnsi="Times New Roman"/>
+      <w:sz w:val="21"/>
+    </w:rPr>
     <w:tblPr>
       <w:tblInd w:type="dxa" w:w="0"/>
       <w:tblCellMar>
@@ -6457,11 +6595,22 @@
         <w:bottom w:type="dxa" w:w="0"/>
         <w:right w:type="dxa" w:w="108"/>
       </w:tblCellMar>
+      <w:tblBorders>
+        <w:top w:color="000000" w:space="0" w:sz="8" w:val="single"/>
+        <w:bottom w:color="000000" w:space="0" w:sz="8" w:val="single"/>
+        <w:left w:val="nil"/>
+        <w:right w:val="nil"/>
+        <w:insideH w:val="nil"/>
+        <w:insideV w:val="nil"/>
+      </w:tblBorders>
     </w:tblPr>
     <w:tblStylePr w:type="firstRow">
+      <w:rPr>
+        <w:b/>
+      </w:rPr>
       <w:tcPr>
         <w:tcBorders>
-          <w:bottom w:val="single"/>
+          <w:bottom w:color="000000" w:sz="6" w:val="single"/>
         </w:tcBorders>
         <w:vAlign w:val="bottom"/>
       </w:tcPr>
@@ -6489,10 +6638,14 @@
     <w:basedOn w:val="Normal"/>
     <w:link w:val="BodyTextChar"/>
     <w:pPr>
-      <w:spacing w:after="120" w:before="0"/>
+      <w:spacing w:after="200" w:before="120" w:line="240" w:lineRule="auto"/>
+      <w:jc w:val="left"/>
     </w:pPr>
     <w:rPr>
+      <w:rFonts w:ascii="Times New Roman" w:cs="Times New Roman" w:hAnsi="Times New Roman"/>
+      <w:b/>
       <w:i/>
+      <w:sz w:val="22"/>
     </w:rPr>
   </w:style>
   <w:style w:customStyle="1" w:styleId="TableCaption" w:type="paragraph">
@@ -6500,11 +6653,27 @@
     <w:basedOn w:val="Caption"/>
     <w:pPr>
       <w:keepNext/>
+      <w:spacing w:after="120" w:before="120" w:line="240" w:lineRule="auto"/>
+      <w:jc w:val="left"/>
     </w:pPr>
+    <w:rPr>
+      <w:rFonts w:ascii="Times New Roman" w:cs="Times New Roman" w:hAnsi="Times New Roman"/>
+      <w:b/>
+      <w:sz w:val="22"/>
+    </w:rPr>
   </w:style>
   <w:style w:customStyle="1" w:styleId="ImageCaption" w:type="paragraph">
     <w:name w:val="Image Caption"/>
     <w:basedOn w:val="Caption"/>
+    <w:pPr>
+      <w:spacing w:after="200" w:before="120" w:line="240" w:lineRule="auto"/>
+      <w:jc w:val="left"/>
+    </w:pPr>
+    <w:rPr>
+      <w:rFonts w:ascii="Times New Roman" w:cs="Times New Roman" w:hAnsi="Times New Roman"/>
+      <w:b/>
+      <w:sz w:val="22"/>
+    </w:rPr>
   </w:style>
   <w:style w:customStyle="1" w:styleId="Figure" w:type="paragraph">
     <w:name w:val="Figure"/>

--- a/manuscript/NAR_WebServer_BrainSafe.docx
+++ b/manuscript/NAR_WebServer_BrainSafe.docx
@@ -1562,37 +1562,37 @@
         <w:t xml:space="preserve"> </w:t>
       </w:r>
       <w:r>
-        <w:t xml:space="preserve">set on, the background false-positive rate has a median of 0.0259 across the 44 of 47 deployed</w:t>
-      </w:r>
-      <w:r>
-        <w:t xml:space="preserve"> </w:t>
-      </w:r>
-      <w:r>
-        <w:t xml:space="preserve">endpoints for which a held-out measurement exists, and reaches a maximum of 0.0621, exceeding the</w:t>
-      </w:r>
-      <w:r>
-        <w:t xml:space="preserve"> </w:t>
-      </w:r>
-      <w:r>
-        <w:t xml:space="preserve">0.05 target at four endpoints; under the previous procedure, where the same pool set the threshold</w:t>
-      </w:r>
-      <w:r>
-        <w:t xml:space="preserve"> </w:t>
-      </w:r>
-      <w:r>
-        <w:t xml:space="preserve">and measured the rate, the two could not disagree by construction, so a genuinely disjoint</w:t>
-      </w:r>
-      <w:r>
-        <w:t xml:space="preserve"> </w:t>
-      </w:r>
-      <w:r>
-        <w:t xml:space="preserve">measurement exceeding its target is the expected behaviour of a real constraint rather than evidence</w:t>
-      </w:r>
-      <w:r>
-        <w:t xml:space="preserve"> </w:t>
-      </w:r>
-      <w:r>
-        <w:t xml:space="preserve">against it.</w:t>
+        <w:t xml:space="preserve">set on, at the threshold the server currently deploys, the background false-positive rate has a</w:t>
+      </w:r>
+      <w:r>
+        <w:t xml:space="preserve"> </w:t>
+      </w:r>
+      <w:r>
+        <w:t xml:space="preserve">median of 0.0262 across all 47 deployed endpoints and a maximum of 0.0512 at HT2A, exceeding the 0.05</w:t>
+      </w:r>
+      <w:r>
+        <w:t xml:space="preserve"> </w:t>
+      </w:r>
+      <w:r>
+        <w:t xml:space="preserve">target at two endpoints (HT2A and D2); under the previous procedure, where the same pool set the</w:t>
+      </w:r>
+      <w:r>
+        <w:t xml:space="preserve"> </w:t>
+      </w:r>
+      <w:r>
+        <w:t xml:space="preserve">threshold and measured the rate, the two could not disagree by construction, so a genuinely disjoint</w:t>
+      </w:r>
+      <w:r>
+        <w:t xml:space="preserve"> </w:t>
+      </w:r>
+      <w:r>
+        <w:t xml:space="preserve">measurement exceeding its target, if only slightly, is the expected behaviour of a real constraint</w:t>
+      </w:r>
+      <w:r>
+        <w:t xml:space="preserve"> </w:t>
+      </w:r>
+      <w:r>
+        <w:t xml:space="preserve">rather than evidence against it.</w:t>
       </w:r>
     </w:p>
     <w:bookmarkEnd w:id="24"/>
@@ -3507,19 +3507,49 @@
         <w:t xml:space="preserve"> </w:t>
       </w:r>
       <w:r>
-        <w:t xml:space="preserve">sp3-rich and free of aromatic rings, so terpenoid and steroidal natural products are largely outside it: a</w:t>
-      </w:r>
-      <w:r>
-        <w:t xml:space="preserve"> </w:t>
-      </w:r>
-      <w:r>
-        <w:t xml:space="preserve">withanolide (withaferin A) submitted to the server returns a maximum Tanimoto of 0.27 and no</w:t>
-      </w:r>
-      <w:r>
-        <w:t xml:space="preserve"> </w:t>
-      </w:r>
-      <w:r>
-        <w:t xml:space="preserve">engagement call, with no measured compound close enough to serve as an analogue. Measured activity for such compounds is scarce against</w:t>
+        <w:t xml:space="preserve">sp3-rich and free of aromatic rings, so terpenoid and steroidal natural products are underrepresented</w:t>
+      </w:r>
+      <w:r>
+        <w:t xml:space="preserve"> </w:t>
+      </w:r>
+      <w:r>
+        <w:t xml:space="preserve">in it: withanolide A, a steroidal natural product, submitted to the server returns a maximum Tanimoto</w:t>
+      </w:r>
+      <w:r>
+        <w:t xml:space="preserve"> </w:t>
+      </w:r>
+      <w:r>
+        <w:t xml:space="preserve">of 0.43 to its nearest measured analogue and no engagement call. That distance is close enough to be</w:t>
+      </w:r>
+      <w:r>
+        <w:t xml:space="preserve"> </w:t>
+      </w:r>
+      <w:r>
+        <w:t xml:space="preserve">called in domain rather than clearly outside it, and the expected recall the interface reports at</w:t>
+      </w:r>
+      <w:r>
+        <w:t xml:space="preserve"> </w:t>
+      </w:r>
+      <w:r>
+        <w:t xml:space="preserve">that distance is 0.55 on 5,228 comparably distant test actives, so the silence here is moderate</w:t>
+      </w:r>
+      <w:r>
+        <w:t xml:space="preserve"> </w:t>
+      </w:r>
+      <w:r>
+        <w:t xml:space="preserve">rather than uninformative evidence of inactivity: exactly the graded reading the applicability-domain</w:t>
+      </w:r>
+      <w:r>
+        <w:t xml:space="preserve"> </w:t>
+      </w:r>
+      <w:r>
+        <w:t xml:space="preserve">distance is designed to support, rather than a binary in-or-out call. Measured activity for such</w:t>
+      </w:r>
+      <w:r>
+        <w:t xml:space="preserve"> </w:t>
+      </w:r>
+      <w:r>
+        <w:t xml:space="preserve">compounds is scarce against</w:t>
       </w:r>
       <w:r>
         <w:t xml:space="preserve"> </w:t>
@@ -4228,25 +4258,37 @@
         <w:t xml:space="preserve">A</w:t>
       </w:r>
       <w:r>
-        <w:t xml:space="preserve">) are trained</w:t>
-      </w:r>
-      <w:r>
-        <w:t xml:space="preserve"> </w:t>
-      </w:r>
-      <w:r>
-        <w:t xml:space="preserve">estimators, 75 in total, of which 70 are deployed. Each was preceded by twenty fits that never serve</w:t>
-      </w:r>
-      <w:r>
-        <w:t xml:space="preserve"> </w:t>
-      </w:r>
-      <w:r>
-        <w:t xml:space="preserve">a prediction and exist only to measure how the twenty-first behaves on withheld compounds, 1,480</w:t>
-      </w:r>
-      <w:r>
-        <w:t xml:space="preserve"> </w:t>
-      </w:r>
-      <w:r>
-        <w:t xml:space="preserve">across the panel.</w:t>
+        <w:t xml:space="preserve">) are trained estimators, 75 in total, of which 70</w:t>
+      </w:r>
+      <w:r>
+        <w:t xml:space="preserve"> </w:t>
+      </w:r>
+      <w:r>
+        <w:t xml:space="preserve">are deployed; each is the last of several fits that never serve a prediction and exist only to</w:t>
+      </w:r>
+      <w:r>
+        <w:t xml:space="preserve"> </w:t>
+      </w:r>
+      <w:r>
+        <w:t xml:space="preserve">measure how it behaves on compounds it has not seen. A target-potency, exposure or safety endpoint,</w:t>
+      </w:r>
+      <w:r>
+        <w:t xml:space="preserve"> </w:t>
+      </w:r>
+      <w:r>
+        <w:t xml:space="preserve">shown here, is validated under both regimes and is 21 fits, 10 random and 10 scaffold folds plus the</w:t>
+      </w:r>
+      <w:r>
+        <w:t xml:space="preserve"> </w:t>
+      </w:r>
+      <w:r>
+        <w:t xml:space="preserve">deployed model; a binder classifier, validated under the scaffold regime alone, is 11. 960 fits stand</w:t>
+      </w:r>
+      <w:r>
+        <w:t xml:space="preserve"> </w:t>
+      </w:r>
+      <w:r>
+        <w:t xml:space="preserve">behind the deployed panel in total.</w:t>
       </w:r>
     </w:p>
     <w:p>

--- a/manuscript/NAR_WebServer_BrainSafe.docx
+++ b/manuscript/NAR_WebServer_BrainSafe.docx
@@ -4298,7 +4298,7 @@
       <w:r>
         <w:drawing>
           <wp:inline>
-            <wp:extent cx="5727700" cy="4397607"/>
+            <wp:extent cx="5727700" cy="4386024"/>
             <wp:effectExtent b="0" l="0" r="0" t="0"/>
             <wp:docPr descr="Figure 2" title="" id="43" name="Picture"/>
             <a:graphic>
@@ -4319,7 +4319,7 @@
                   <pic:spPr bwMode="auto">
                     <a:xfrm>
                       <a:off x="0" y="0"/>
-                      <a:ext cx="5727700" cy="4397607"/>
+                      <a:ext cx="5727700" cy="4386024"/>
                     </a:xfrm>
                     <a:prstGeom prst="rect">
                       <a:avLst/>

--- a/manuscript/NAR_WebServer_BrainSafe.docx
+++ b/manuscript/NAR_WebServer_BrainSafe.docx
@@ -1012,7 +1012,7 @@
         <w:t xml:space="preserve"> </w:t>
       </w:r>
       <w:r>
-        <w:t xml:space="preserve">aromatic rings, fraction sp3, ring count, heavy atoms, formal charge, QED). Folding means a set bit</w:t>
+        <w:t xml:space="preserve">aromatic rings, fraction sp3, ring count, heavy atoms, formal charge, QED) (Figure S2). Folding means a set bit</w:t>
       </w:r>
       <w:r>
         <w:t xml:space="preserve"> </w:t>
@@ -1339,7 +1339,7 @@
         <w:t xml:space="preserve"> </w:t>
       </w:r>
       <w:r>
-        <w:t xml:space="preserve">regimes is the honest statement of how far a model travels; the 52 binder classifiers, validated</w:t>
+        <w:t xml:space="preserve">regimes is the honest statement of how far a model travels (Figure S3); the 52 binder classifiers, validated</w:t>
       </w:r>
       <w:r>
         <w:t xml:space="preserve"> </w:t>
@@ -1556,7 +1556,7 @@
         <w:t xml:space="preserve"> </w:t>
       </w:r>
       <w:r>
-        <w:t xml:space="preserve">31,694 set thresholds, and 31,681 measure the false-positive rate. Measured on the pool it was not</w:t>
+        <w:t xml:space="preserve">31,694 set thresholds, and 31,681 measure the false-positive rate (Figure S4). Measured on the pool it was not</w:t>
       </w:r>
       <w:r>
         <w:t xml:space="preserve"> </w:t>
@@ -1787,13 +1787,13 @@
         <w:t xml:space="preserve"> </w:t>
       </w:r>
       <w:r>
-        <w:t xml:space="preserve">describe the panel and not any particular endpoint. Supplementary Table S1 gives every endpoint</w:t>
-      </w:r>
-      <w:r>
-        <w:t xml:space="preserve"> </w:t>
-      </w:r>
-      <w:r>
-        <w:t xml:space="preserve">separately.</w:t>
+        <w:t xml:space="preserve">describe the panel and not any particular endpoint (Figure S5). Supplementary Table S1 gives every</w:t>
+      </w:r>
+      <w:r>
+        <w:t xml:space="preserve"> </w:t>
+      </w:r>
+      <w:r>
+        <w:t xml:space="preserve">endpoint separately.</w:t>
       </w:r>
     </w:p>
     <w:p>

--- a/manuscript/NAR_WebServer_BrainSafe.docx
+++ b/manuscript/NAR_WebServer_BrainSafe.docx
@@ -4117,7 +4117,7 @@
       <w:r>
         <w:drawing>
           <wp:inline>
-            <wp:extent cx="5727700" cy="4801771"/>
+            <wp:extent cx="5727700" cy="4791878"/>
             <wp:effectExtent b="0" l="0" r="0" t="0"/>
             <wp:docPr descr="Figure 1" title="" id="40" name="Picture"/>
             <a:graphic>
@@ -4138,7 +4138,7 @@
                   <pic:spPr bwMode="auto">
                     <a:xfrm>
                       <a:off x="0" y="0"/>
-                      <a:ext cx="5727700" cy="4801771"/>
+                      <a:ext cx="5727700" cy="4791878"/>
                     </a:xfrm>
                     <a:prstGeom prst="rect">
                       <a:avLst/>
@@ -4967,7 +4967,37 @@
         <w:t xml:space="preserve"> </w:t>
       </w:r>
       <w:r>
-        <w:t xml:space="preserve">from censored bounds, and its effect on class balance per endpoint.</w:t>
+        <w:t xml:space="preserve">from censored bounds, and its effect on class balance per endpoint. Classification gets slightly</w:t>
+      </w:r>
+      <w:r>
+        <w:t xml:space="preserve"> </w:t>
+      </w:r>
+      <w:r>
+        <w:t xml:space="preserve">harder and regression gets better after the recovery, both in the expected direction: replacing</w:t>
+      </w:r>
+      <w:r>
+        <w:t xml:space="preserve"> </w:t>
+      </w:r>
+      <w:r>
+        <w:t xml:space="preserve">decoys with compounds that were assayed and did not bind removes an easy negative class from the</w:t>
+      </w:r>
+      <w:r>
+        <w:t xml:space="preserve"> </w:t>
+      </w:r>
+      <w:r>
+        <w:t xml:space="preserve">classifiers and adds real low-potency anchors to the regressions. Endpoints flat at exactly zero</w:t>
+      </w:r>
+      <w:r>
+        <w:t xml:space="preserve"> </w:t>
+      </w:r>
+      <w:r>
+        <w:t xml:space="preserve">change are not missing data: they simply do not draw from a ChEMBL target, so no censored bounds</w:t>
+      </w:r>
+      <w:r>
+        <w:t xml:space="preserve"> </w:t>
+      </w:r>
+      <w:r>
+        <w:t xml:space="preserve">existed to recover for them.</w:t>
       </w:r>
     </w:p>
     <w:p>
